--- a/docs/Пример Главы 2. Выбор архитектуры.docx
+++ b/docs/Пример Главы 2. Выбор архитектуры.docx
@@ -6,7 +6,6 @@
       <w:pPr>
         <w:pStyle w:val="2"/>
         <w:spacing w:before="0" w:after="0"/>
-        <w:ind w:firstLine="709"/>
         <w:rPr>
           <w:rFonts w:cs="Times New Roman"/>
           <w:szCs w:val="28"/>
@@ -24,7 +23,6 @@
       <w:pPr>
         <w:pStyle w:val="2"/>
         <w:spacing w:before="0" w:after="0"/>
-        <w:ind w:firstLine="709"/>
         <w:rPr>
           <w:rFonts w:cs="Times New Roman"/>
           <w:szCs w:val="28"/>
@@ -40,2009 +38,2153 @@
     </w:p>
     <w:p>
       <w:pPr>
-        <w:spacing w:after="0" w:line="360" w:lineRule="auto"/>
-        <w:ind w:firstLine="709"/>
-        <w:jc w:val="both"/>
-        <w:rPr>
-          <w:rFonts w:ascii="Times New Roman" w:eastAsia="Times New Roman" w:hAnsi="Times New Roman" w:cs="Times New Roman"/>
-          <w:sz w:val="28"/>
-          <w:szCs w:val="28"/>
-          <w:lang w:val="ru-RU"/>
-        </w:rPr>
-      </w:pPr>
-      <w:r>
-        <w:rPr>
-          <w:rFonts w:ascii="Times New Roman" w:eastAsia="Times New Roman" w:hAnsi="Times New Roman" w:cs="Times New Roman"/>
-          <w:sz w:val="28"/>
-          <w:szCs w:val="28"/>
-          <w:lang w:val="ru-RU"/>
-        </w:rPr>
-        <w:t>В современной разработке настольных приложений используются различные архитектурные подходы, позволяющие организовать структуру программы, обеспечить удобство поддержки и расширения функциональности системы. Для приложений, связанных с хранением и обработкой данных, наиболее распространёнными являются следующие архитектуры:</w:t>
-      </w:r>
-    </w:p>
-    <w:p>
-      <w:pPr>
-        <w:spacing w:after="0" w:line="360" w:lineRule="auto"/>
-        <w:ind w:firstLine="709"/>
-        <w:jc w:val="both"/>
-        <w:rPr>
-          <w:rFonts w:ascii="Times New Roman" w:eastAsia="Times New Roman" w:hAnsi="Times New Roman" w:cs="Times New Roman"/>
+        <w:rPr>
+          <w:rFonts w:eastAsia="Times New Roman" w:cs="Times New Roman"/>
+          <w:szCs w:val="28"/>
+          <w:lang w:val="ru-RU"/>
+        </w:rPr>
+      </w:pPr>
+      <w:r>
+        <w:rPr>
+          <w:rFonts w:eastAsia="Times New Roman" w:cs="Times New Roman"/>
+          <w:szCs w:val="28"/>
+          <w:lang w:val="ru-RU"/>
+        </w:rPr>
+        <w:t>В современной разработке настольных приложений, взаимодействующих с удалённым сервером, используются различные архитектурные подходы. Для системы «Электронная библиотека» наиболее актуальны следующие варианты.</w:t>
+      </w:r>
+    </w:p>
+    <w:p>
+      <w:pPr>
+        <w:rPr>
+          <w:rFonts w:eastAsia="Times New Roman" w:cs="Times New Roman"/>
+          <w:szCs w:val="28"/>
+          <w:lang w:val="ru-RU"/>
+        </w:rPr>
+      </w:pPr>
+      <w:r>
+        <w:rPr>
+          <w:rFonts w:eastAsia="Times New Roman" w:cs="Times New Roman"/>
           <w:b/>
           <w:bCs/>
-          <w:sz w:val="28"/>
-          <w:szCs w:val="28"/>
-          <w:lang w:val="ru-RU"/>
-        </w:rPr>
-      </w:pPr>
-      <w:r>
-        <w:rPr>
-          <w:rFonts w:ascii="Times New Roman" w:eastAsia="Times New Roman" w:hAnsi="Times New Roman" w:cs="Times New Roman"/>
+          <w:szCs w:val="28"/>
+          <w:lang w:val="ru-RU"/>
+        </w:rPr>
+        <w:t>Многослойная (трёхуровневая) архитектура</w:t>
+      </w:r>
+      <w:r>
+        <w:rPr>
+          <w:rFonts w:eastAsia="Times New Roman" w:cs="Times New Roman"/>
+          <w:szCs w:val="28"/>
+          <w:lang w:val="ru-RU"/>
+        </w:rPr>
+        <w:br/>
+        <w:t>Данная архитектура включает:</w:t>
+      </w:r>
+    </w:p>
+    <w:p>
+      <w:pPr>
+        <w:pStyle w:val="a5"/>
+        <w:numPr>
+          <w:ilvl w:val="0"/>
+          <w:numId w:val="31"/>
+        </w:numPr>
+        <w:rPr>
+          <w:rFonts w:eastAsia="Times New Roman" w:cs="Times New Roman"/>
+          <w:szCs w:val="28"/>
+          <w:lang w:val="ru-RU"/>
+        </w:rPr>
+      </w:pPr>
+      <w:r>
+        <w:rPr>
+          <w:rFonts w:eastAsia="Times New Roman" w:cs="Times New Roman"/>
+          <w:szCs w:val="28"/>
+          <w:lang w:val="ru-RU"/>
+        </w:rPr>
+        <w:t>уровень представления (пользовательский интерфейс);</w:t>
+      </w:r>
+    </w:p>
+    <w:p>
+      <w:pPr>
+        <w:pStyle w:val="a5"/>
+        <w:numPr>
+          <w:ilvl w:val="0"/>
+          <w:numId w:val="31"/>
+        </w:numPr>
+        <w:rPr>
+          <w:rFonts w:eastAsia="Times New Roman" w:cs="Times New Roman"/>
+          <w:szCs w:val="28"/>
+          <w:lang w:val="ru-RU"/>
+        </w:rPr>
+      </w:pPr>
+      <w:r>
+        <w:rPr>
+          <w:rFonts w:eastAsia="Times New Roman" w:cs="Times New Roman"/>
+          <w:szCs w:val="28"/>
+          <w:lang w:val="ru-RU"/>
+        </w:rPr>
+        <w:t>уровень бизнес-логики (обработка данных, правила работы);</w:t>
+      </w:r>
+    </w:p>
+    <w:p>
+      <w:pPr>
+        <w:pStyle w:val="a5"/>
+        <w:numPr>
+          <w:ilvl w:val="0"/>
+          <w:numId w:val="31"/>
+        </w:numPr>
+        <w:rPr>
+          <w:rFonts w:eastAsia="Times New Roman" w:cs="Times New Roman"/>
+          <w:szCs w:val="28"/>
+          <w:lang w:val="ru-RU"/>
+        </w:rPr>
+      </w:pPr>
+      <w:r>
+        <w:rPr>
+          <w:rFonts w:eastAsia="Times New Roman" w:cs="Times New Roman"/>
+          <w:szCs w:val="28"/>
+          <w:lang w:val="ru-RU"/>
+        </w:rPr>
+        <w:t>уровень</w:t>
+      </w:r>
+      <w:r>
+        <w:rPr>
+          <w:rFonts w:eastAsia="Times New Roman" w:cs="Times New Roman"/>
+          <w:szCs w:val="28"/>
+          <w:lang w:val="ru-RU"/>
+        </w:rPr>
+        <w:t xml:space="preserve"> </w:t>
+      </w:r>
+      <w:r>
+        <w:rPr>
+          <w:rFonts w:eastAsia="Times New Roman" w:cs="Times New Roman"/>
+          <w:szCs w:val="28"/>
+          <w:lang w:val="ru-RU"/>
+        </w:rPr>
+        <w:t>хранения</w:t>
+      </w:r>
+      <w:r>
+        <w:rPr>
+          <w:rFonts w:eastAsia="Times New Roman" w:cs="Times New Roman"/>
+          <w:szCs w:val="28"/>
+          <w:lang w:val="ru-RU"/>
+        </w:rPr>
+        <w:t xml:space="preserve"> </w:t>
+      </w:r>
+      <w:r>
+        <w:rPr>
+          <w:rFonts w:eastAsia="Times New Roman" w:cs="Times New Roman"/>
+          <w:szCs w:val="28"/>
+          <w:lang w:val="ru-RU"/>
+        </w:rPr>
+        <w:t>данных</w:t>
+      </w:r>
+      <w:r>
+        <w:rPr>
+          <w:rFonts w:eastAsia="Times New Roman" w:cs="Times New Roman"/>
+          <w:szCs w:val="28"/>
+          <w:lang w:val="ru-RU"/>
+        </w:rPr>
+        <w:t xml:space="preserve"> </w:t>
+      </w:r>
+      <w:r>
+        <w:rPr>
+          <w:rFonts w:eastAsia="Times New Roman" w:cs="Times New Roman"/>
+          <w:szCs w:val="28"/>
+          <w:lang w:val="ru-RU"/>
+        </w:rPr>
+        <w:t>(база</w:t>
+      </w:r>
+      <w:r>
+        <w:rPr>
+          <w:rFonts w:eastAsia="Times New Roman" w:cs="Times New Roman"/>
+          <w:szCs w:val="28"/>
+          <w:lang w:val="ru-RU"/>
+        </w:rPr>
+        <w:t xml:space="preserve"> </w:t>
+      </w:r>
+      <w:r>
+        <w:rPr>
+          <w:rFonts w:eastAsia="Times New Roman" w:cs="Times New Roman"/>
+          <w:szCs w:val="28"/>
+          <w:lang w:val="ru-RU"/>
+        </w:rPr>
+        <w:t>данных).</w:t>
+      </w:r>
+    </w:p>
+    <w:p>
+      <w:pPr>
+        <w:ind w:firstLine="0"/>
+        <w:rPr>
+          <w:rFonts w:eastAsia="Times New Roman" w:cs="Times New Roman"/>
+          <w:szCs w:val="28"/>
+          <w:lang w:val="ru-RU"/>
+        </w:rPr>
+      </w:pPr>
+      <w:r>
+        <w:rPr>
+          <w:rFonts w:eastAsia="Times New Roman" w:cs="Times New Roman"/>
+          <w:szCs w:val="28"/>
+          <w:lang w:val="ru-RU"/>
+        </w:rPr>
+        <w:br/>
+        <w:t>Такой подход обеспечивает разделение обязанностей между компонентами, упрощает разработку и поддержку.</w:t>
+      </w:r>
+    </w:p>
+    <w:p>
+      <w:pPr>
+        <w:rPr>
+          <w:rFonts w:eastAsia="Times New Roman" w:cs="Times New Roman"/>
+          <w:szCs w:val="28"/>
+          <w:lang w:val="ru-RU"/>
+        </w:rPr>
+      </w:pPr>
+      <w:r>
+        <w:rPr>
+          <w:rFonts w:eastAsia="Times New Roman" w:cs="Times New Roman"/>
           <w:b/>
           <w:bCs/>
-          <w:sz w:val="28"/>
-          <w:szCs w:val="28"/>
-          <w:lang w:val="ru-RU"/>
-        </w:rPr>
-        <w:t>Многослойная (трёхуровневая) архитектура</w:t>
-      </w:r>
-    </w:p>
-    <w:p>
-      <w:pPr>
-        <w:spacing w:after="0" w:line="360" w:lineRule="auto"/>
-        <w:ind w:firstLine="709"/>
-        <w:jc w:val="both"/>
-        <w:rPr>
-          <w:rFonts w:ascii="Times New Roman" w:eastAsia="Times New Roman" w:hAnsi="Times New Roman" w:cs="Times New Roman"/>
-          <w:sz w:val="28"/>
-          <w:szCs w:val="28"/>
-          <w:lang w:val="ru-RU"/>
-        </w:rPr>
-      </w:pPr>
-      <w:r>
-        <w:rPr>
-          <w:rFonts w:ascii="Times New Roman" w:eastAsia="Times New Roman" w:hAnsi="Times New Roman" w:cs="Times New Roman"/>
-          <w:sz w:val="28"/>
-          <w:szCs w:val="28"/>
-          <w:lang w:val="ru-RU"/>
-        </w:rPr>
-        <w:t>Данная архитектура включает:</w:t>
+          <w:szCs w:val="28"/>
+          <w:lang w:val="ru-RU"/>
+        </w:rPr>
+        <w:t>Клиент-серверная архитектура с тонким клиентом</w:t>
+      </w:r>
+      <w:r>
+        <w:rPr>
+          <w:rFonts w:eastAsia="Times New Roman" w:cs="Times New Roman"/>
+          <w:szCs w:val="28"/>
+          <w:lang w:val="ru-RU"/>
+        </w:rPr>
+        <w:br/>
+        <w:t>При этом варианте:</w:t>
+      </w:r>
+    </w:p>
+    <w:p>
+      <w:pPr>
+        <w:rPr>
+          <w:rFonts w:eastAsia="Times New Roman" w:cs="Times New Roman"/>
+          <w:szCs w:val="28"/>
+          <w:lang w:val="ru-RU"/>
+        </w:rPr>
+      </w:pPr>
+      <w:r>
+        <w:rPr>
+          <w:rFonts w:eastAsia="Times New Roman" w:cs="Times New Roman"/>
+          <w:szCs w:val="28"/>
+          <w:lang w:val="ru-RU"/>
+        </w:rPr>
+        <w:t>на стороне клиента реализуется только интерфейс и минимальная логика;</w:t>
+      </w:r>
+    </w:p>
+    <w:p>
+      <w:pPr>
+        <w:rPr>
+          <w:rFonts w:eastAsia="Times New Roman" w:cs="Times New Roman"/>
+          <w:szCs w:val="28"/>
+          <w:lang w:val="ru-RU"/>
+        </w:rPr>
+      </w:pPr>
+      <w:r>
+        <w:rPr>
+          <w:rFonts w:eastAsia="Times New Roman" w:cs="Times New Roman"/>
+          <w:szCs w:val="28"/>
+          <w:lang w:val="ru-RU"/>
+        </w:rPr>
+        <w:t>основная бизнес-логика и работа с базой данных вынесены на сервер.</w:t>
+      </w:r>
+      <w:r>
+        <w:rPr>
+          <w:rFonts w:eastAsia="Times New Roman" w:cs="Times New Roman"/>
+          <w:szCs w:val="28"/>
+          <w:lang w:val="ru-RU"/>
+        </w:rPr>
+        <w:br/>
+        <w:t xml:space="preserve">Для настольного приложения «Электронная библиотека» это означает, что </w:t>
+      </w:r>
+      <w:proofErr w:type="spellStart"/>
+      <w:r>
+        <w:rPr>
+          <w:rFonts w:eastAsia="Times New Roman" w:cs="Times New Roman"/>
+          <w:szCs w:val="28"/>
+          <w:lang w:val="ru-RU"/>
+        </w:rPr>
+        <w:t>Flutter</w:t>
+      </w:r>
+      <w:proofErr w:type="spellEnd"/>
+      <w:r>
+        <w:rPr>
+          <w:rFonts w:eastAsia="Times New Roman" w:cs="Times New Roman"/>
+          <w:szCs w:val="28"/>
+          <w:lang w:val="ru-RU"/>
+        </w:rPr>
+        <w:t>-приложение отправляет HTTP-запросы к PHP-скриптам, которые взаимодействуют с MySQL.</w:t>
+      </w:r>
+    </w:p>
+    <w:p>
+      <w:pPr>
+        <w:rPr>
+          <w:rFonts w:eastAsia="Times New Roman" w:cs="Times New Roman"/>
+          <w:szCs w:val="28"/>
+          <w:lang w:val="ru-RU"/>
+        </w:rPr>
+      </w:pPr>
+      <w:r>
+        <w:rPr>
+          <w:rFonts w:eastAsia="Times New Roman" w:cs="Times New Roman"/>
+          <w:b/>
+          <w:bCs/>
+          <w:szCs w:val="28"/>
+          <w:lang w:val="ru-RU"/>
+        </w:rPr>
+        <w:t>Монолитная архитектура</w:t>
+      </w:r>
+      <w:r>
+        <w:rPr>
+          <w:rFonts w:eastAsia="Times New Roman" w:cs="Times New Roman"/>
+          <w:szCs w:val="28"/>
+          <w:lang w:val="ru-RU"/>
+        </w:rPr>
+        <w:br/>
+        <w:t>При использовании монолитной архитектуры все компоненты (интерфейс, логика, работа с БД) реализуются в рамках одного исполняемого файла. Данный подход прост в разработке, но плохо подходит для приложений с централизованным хранением данных и многопользовательской работой.</w:t>
+      </w:r>
+    </w:p>
+    <w:p>
+      <w:pPr>
+        <w:rPr>
+          <w:rFonts w:eastAsia="Times New Roman" w:cs="Times New Roman"/>
+          <w:szCs w:val="28"/>
+          <w:lang w:val="ru-RU"/>
+        </w:rPr>
+      </w:pPr>
+      <w:r>
+        <w:rPr>
+          <w:rFonts w:eastAsia="Times New Roman" w:cs="Times New Roman"/>
+          <w:b/>
+          <w:bCs/>
+          <w:szCs w:val="28"/>
+          <w:lang w:val="ru-RU"/>
+        </w:rPr>
+        <w:t>Архитектура с разделением UI и логики (MVC / MVVM)</w:t>
+      </w:r>
+      <w:r>
+        <w:rPr>
+          <w:rFonts w:eastAsia="Times New Roman" w:cs="Times New Roman"/>
+          <w:szCs w:val="28"/>
+          <w:lang w:val="ru-RU"/>
+        </w:rPr>
+        <w:br/>
+        <w:t>В данной архитектуре:</w:t>
+      </w:r>
+    </w:p>
+    <w:p>
+      <w:pPr>
+        <w:rPr>
+          <w:rFonts w:eastAsia="Times New Roman" w:cs="Times New Roman"/>
+          <w:szCs w:val="28"/>
+          <w:lang w:val="ru-RU"/>
+        </w:rPr>
+      </w:pPr>
+      <w:r>
+        <w:rPr>
+          <w:rFonts w:eastAsia="Times New Roman" w:cs="Times New Roman"/>
+          <w:szCs w:val="28"/>
+          <w:lang w:val="ru-RU"/>
+        </w:rPr>
+        <w:t>интерфейс отвечает только за отображение данных;</w:t>
+      </w:r>
+    </w:p>
+    <w:p>
+      <w:pPr>
+        <w:rPr>
+          <w:rFonts w:eastAsia="Times New Roman" w:cs="Times New Roman"/>
+          <w:szCs w:val="28"/>
+          <w:lang w:val="ru-RU"/>
+        </w:rPr>
+      </w:pPr>
+      <w:r>
+        <w:rPr>
+          <w:rFonts w:eastAsia="Times New Roman" w:cs="Times New Roman"/>
+          <w:szCs w:val="28"/>
+          <w:lang w:val="ru-RU"/>
+        </w:rPr>
+        <w:t xml:space="preserve">бизнес-логика выносится в отдельные модули (контроллеры или </w:t>
+      </w:r>
+      <w:proofErr w:type="spellStart"/>
+      <w:r>
+        <w:rPr>
+          <w:rFonts w:eastAsia="Times New Roman" w:cs="Times New Roman"/>
+          <w:szCs w:val="28"/>
+          <w:lang w:val="ru-RU"/>
+        </w:rPr>
+        <w:t>view</w:t>
+      </w:r>
+      <w:proofErr w:type="spellEnd"/>
+      <w:r>
+        <w:rPr>
+          <w:rFonts w:eastAsia="Times New Roman" w:cs="Times New Roman"/>
+          <w:szCs w:val="28"/>
+          <w:lang w:val="ru-RU"/>
+        </w:rPr>
+        <w:t>-модели);</w:t>
+      </w:r>
+    </w:p>
+    <w:p>
+      <w:pPr>
+        <w:rPr>
+          <w:rFonts w:eastAsia="Times New Roman" w:cs="Times New Roman"/>
+          <w:szCs w:val="28"/>
+          <w:lang w:val="ru-RU"/>
+        </w:rPr>
+      </w:pPr>
+      <w:r>
+        <w:rPr>
+          <w:rFonts w:eastAsia="Times New Roman" w:cs="Times New Roman"/>
+          <w:szCs w:val="28"/>
+          <w:lang w:val="ru-RU"/>
+        </w:rPr>
+        <w:lastRenderedPageBreak/>
+        <w:t>управление данными осуществляется через модели.</w:t>
+      </w:r>
+      <w:r>
+        <w:rPr>
+          <w:rFonts w:eastAsia="Times New Roman" w:cs="Times New Roman"/>
+          <w:szCs w:val="28"/>
+          <w:lang w:val="ru-RU"/>
+        </w:rPr>
+        <w:br/>
+        <w:t>Подход повышает читаемость кода и упрощает тестирование.</w:t>
+      </w:r>
+    </w:p>
+    <w:p>
+      <w:pPr>
+        <w:rPr>
+          <w:rFonts w:eastAsia="Times New Roman" w:cs="Times New Roman"/>
+          <w:szCs w:val="28"/>
+          <w:lang w:val="ru-RU"/>
+        </w:rPr>
+      </w:pPr>
+      <w:r>
+        <w:rPr>
+          <w:rFonts w:eastAsia="Times New Roman" w:cs="Times New Roman"/>
+          <w:szCs w:val="28"/>
+          <w:lang w:val="ru-RU"/>
+        </w:rPr>
+        <w:t>Для разработки настольного приложения «Электронная библиотека» выбрана </w:t>
+      </w:r>
+      <w:r>
+        <w:rPr>
+          <w:rFonts w:eastAsia="Times New Roman" w:cs="Times New Roman"/>
+          <w:b/>
+          <w:bCs/>
+          <w:szCs w:val="28"/>
+          <w:lang w:val="ru-RU"/>
+        </w:rPr>
+        <w:t>клиент-серверная многоуровневая архитектура</w:t>
+      </w:r>
+      <w:r>
+        <w:rPr>
+          <w:rFonts w:eastAsia="Times New Roman" w:cs="Times New Roman"/>
+          <w:szCs w:val="28"/>
+          <w:lang w:val="ru-RU"/>
+        </w:rPr>
+        <w:t>. Клиентская часть (</w:t>
+      </w:r>
+      <w:proofErr w:type="spellStart"/>
+      <w:r>
+        <w:rPr>
+          <w:rFonts w:eastAsia="Times New Roman" w:cs="Times New Roman"/>
+          <w:szCs w:val="28"/>
+          <w:lang w:val="ru-RU"/>
+        </w:rPr>
+        <w:t>Flutter</w:t>
+      </w:r>
+      <w:proofErr w:type="spellEnd"/>
+      <w:r>
+        <w:rPr>
+          <w:rFonts w:eastAsia="Times New Roman" w:cs="Times New Roman"/>
+          <w:szCs w:val="28"/>
+          <w:lang w:val="ru-RU"/>
+        </w:rPr>
+        <w:t>) реализует уровень представления и часть бизнес-логики (валидация ввода, навигация). Серверная часть (PHP) выполняет основные бизнес-правила (авторизация, работа с базой данных, начисление баллов). База данных MySQL обеспечивает хранение информации.</w:t>
+      </w:r>
+    </w:p>
+    <w:p>
+      <w:pPr>
+        <w:pStyle w:val="2"/>
+        <w:spacing w:before="0" w:after="0"/>
+        <w:rPr>
+          <w:rFonts w:cs="Times New Roman"/>
+          <w:szCs w:val="28"/>
+          <w:lang w:val="ru-RU"/>
+        </w:rPr>
+      </w:pPr>
+      <w:r>
+        <w:rPr>
+          <w:rFonts w:cs="Times New Roman"/>
+          <w:szCs w:val="28"/>
+          <w:lang w:val="ru-RU"/>
+        </w:rPr>
+        <w:t>2.2 Выбор архитектуры и обоснование решения</w:t>
+      </w:r>
+    </w:p>
+    <w:p>
+      <w:pPr>
+        <w:rPr>
+          <w:rFonts w:eastAsia="Times New Roman" w:cs="Times New Roman"/>
+          <w:szCs w:val="28"/>
+          <w:lang w:val="ru-RU"/>
+        </w:rPr>
+      </w:pPr>
+      <w:r>
+        <w:rPr>
+          <w:rFonts w:eastAsia="Times New Roman" w:cs="Times New Roman"/>
+          <w:szCs w:val="28"/>
+          <w:lang w:val="ru-RU"/>
+        </w:rPr>
+        <w:t>В соответствии с требованиями предметной области и выбранными инструментальными средствами (</w:t>
+      </w:r>
+      <w:proofErr w:type="spellStart"/>
+      <w:r>
+        <w:rPr>
+          <w:rFonts w:eastAsia="Times New Roman" w:cs="Times New Roman"/>
+          <w:szCs w:val="28"/>
+          <w:lang w:val="ru-RU"/>
+        </w:rPr>
+        <w:t>Flutter</w:t>
+      </w:r>
+      <w:proofErr w:type="spellEnd"/>
+      <w:r>
+        <w:rPr>
+          <w:rFonts w:eastAsia="Times New Roman" w:cs="Times New Roman"/>
+          <w:szCs w:val="28"/>
+          <w:lang w:val="ru-RU"/>
+        </w:rPr>
+        <w:t>, PHP, MySQL) для приложения «Электронная библиотека» используется </w:t>
+      </w:r>
+      <w:r>
+        <w:rPr>
+          <w:rFonts w:eastAsia="Times New Roman" w:cs="Times New Roman"/>
+          <w:b/>
+          <w:bCs/>
+          <w:szCs w:val="28"/>
+          <w:lang w:val="ru-RU"/>
+        </w:rPr>
+        <w:t>клиент-серверная многоуровневая архитектура</w:t>
+      </w:r>
+      <w:r>
+        <w:rPr>
+          <w:rFonts w:eastAsia="Times New Roman" w:cs="Times New Roman"/>
+          <w:szCs w:val="28"/>
+          <w:lang w:val="ru-RU"/>
+        </w:rPr>
+        <w:t>.</w:t>
+      </w:r>
+    </w:p>
+    <w:p>
+      <w:pPr>
+        <w:rPr>
+          <w:rFonts w:eastAsia="Times New Roman" w:cs="Times New Roman"/>
+          <w:szCs w:val="28"/>
+          <w:lang w:val="ru-RU"/>
+        </w:rPr>
+      </w:pPr>
+      <w:r>
+        <w:rPr>
+          <w:rFonts w:eastAsia="Times New Roman" w:cs="Times New Roman"/>
+          <w:szCs w:val="28"/>
+          <w:lang w:val="ru-RU"/>
+        </w:rPr>
+        <w:t>Архитектура приложения состоит из трёх основных уровней.</w:t>
+      </w:r>
+    </w:p>
+    <w:p>
+      <w:pPr>
+        <w:rPr>
+          <w:rFonts w:eastAsia="Times New Roman" w:cs="Times New Roman"/>
+          <w:b/>
+          <w:bCs/>
+          <w:szCs w:val="28"/>
+          <w:lang w:val="ru-RU"/>
+        </w:rPr>
+      </w:pPr>
+      <w:r>
+        <w:rPr>
+          <w:rFonts w:eastAsia="Times New Roman" w:cs="Times New Roman"/>
+          <w:b/>
+          <w:bCs/>
+          <w:szCs w:val="28"/>
+          <w:lang w:val="ru-RU"/>
+        </w:rPr>
+        <w:t xml:space="preserve">Уровень представления (UI) – клиент на </w:t>
+      </w:r>
+      <w:proofErr w:type="spellStart"/>
+      <w:r>
+        <w:rPr>
+          <w:rFonts w:eastAsia="Times New Roman" w:cs="Times New Roman"/>
+          <w:b/>
+          <w:bCs/>
+          <w:szCs w:val="28"/>
+          <w:lang w:val="ru-RU"/>
+        </w:rPr>
+        <w:t>Flutter</w:t>
+      </w:r>
+      <w:proofErr w:type="spellEnd"/>
+    </w:p>
+    <w:p>
+      <w:pPr>
+        <w:rPr>
+          <w:rFonts w:eastAsia="Times New Roman" w:cs="Times New Roman"/>
+          <w:szCs w:val="28"/>
+          <w:lang w:val="ru-RU"/>
+        </w:rPr>
+      </w:pPr>
+      <w:r>
+        <w:rPr>
+          <w:rFonts w:eastAsia="Times New Roman" w:cs="Times New Roman"/>
+          <w:szCs w:val="28"/>
+          <w:lang w:val="ru-RU"/>
+        </w:rPr>
+        <w:t>Уровень пользовательского интерфейса отвечает за взаимодействие пользователя с системой. В приложении реализованы следующие экраны:</w:t>
       </w:r>
     </w:p>
     <w:p>
       <w:pPr>
         <w:numPr>
           <w:ilvl w:val="0"/>
-          <w:numId w:val="11"/>
+          <w:numId w:val="23"/>
         </w:numPr>
-        <w:spacing w:after="0" w:line="360" w:lineRule="auto"/>
-        <w:ind w:firstLine="709"/>
-        <w:jc w:val="both"/>
-        <w:rPr>
-          <w:rFonts w:ascii="Times New Roman" w:eastAsia="Times New Roman" w:hAnsi="Times New Roman" w:cs="Times New Roman"/>
-          <w:sz w:val="28"/>
-          <w:szCs w:val="28"/>
-          <w:lang w:val="ru-RU"/>
-        </w:rPr>
-      </w:pPr>
-      <w:r>
-        <w:rPr>
-          <w:rFonts w:ascii="Times New Roman" w:eastAsia="Times New Roman" w:hAnsi="Times New Roman" w:cs="Times New Roman"/>
-          <w:sz w:val="28"/>
-          <w:szCs w:val="28"/>
-          <w:lang w:val="ru-RU"/>
-        </w:rPr>
-        <w:t xml:space="preserve">уровень представления (пользовательский интерфейс); </w:t>
+        <w:ind w:left="0" w:firstLine="709"/>
+        <w:rPr>
+          <w:rFonts w:eastAsia="Times New Roman" w:cs="Times New Roman"/>
+          <w:szCs w:val="28"/>
+          <w:lang w:val="ru-RU"/>
+        </w:rPr>
+      </w:pPr>
+      <w:r>
+        <w:rPr>
+          <w:rFonts w:eastAsia="Times New Roman" w:cs="Times New Roman"/>
+          <w:szCs w:val="28"/>
+          <w:lang w:val="ru-RU"/>
+        </w:rPr>
+        <w:t>экран авторизации и регистрации;</w:t>
       </w:r>
     </w:p>
     <w:p>
       <w:pPr>
         <w:numPr>
           <w:ilvl w:val="0"/>
-          <w:numId w:val="11"/>
+          <w:numId w:val="23"/>
         </w:numPr>
-        <w:spacing w:after="0" w:line="360" w:lineRule="auto"/>
-        <w:ind w:firstLine="709"/>
-        <w:jc w:val="both"/>
-        <w:rPr>
-          <w:rFonts w:ascii="Times New Roman" w:eastAsia="Times New Roman" w:hAnsi="Times New Roman" w:cs="Times New Roman"/>
-          <w:sz w:val="28"/>
-          <w:szCs w:val="28"/>
-          <w:lang w:val="ru-RU"/>
-        </w:rPr>
-      </w:pPr>
-      <w:r>
-        <w:rPr>
-          <w:rFonts w:ascii="Times New Roman" w:eastAsia="Times New Roman" w:hAnsi="Times New Roman" w:cs="Times New Roman"/>
-          <w:sz w:val="28"/>
-          <w:szCs w:val="28"/>
-          <w:lang w:val="ru-RU"/>
-        </w:rPr>
-        <w:t xml:space="preserve">уровень бизнес-логики; </w:t>
+        <w:ind w:left="0" w:firstLine="709"/>
+        <w:rPr>
+          <w:rFonts w:eastAsia="Times New Roman" w:cs="Times New Roman"/>
+          <w:szCs w:val="28"/>
+          <w:lang w:val="ru-RU"/>
+        </w:rPr>
+      </w:pPr>
+      <w:r>
+        <w:rPr>
+          <w:rFonts w:eastAsia="Times New Roman" w:cs="Times New Roman"/>
+          <w:szCs w:val="28"/>
+          <w:lang w:val="ru-RU"/>
+        </w:rPr>
+        <w:t>главный экран (каталог книг с поиском по названию, автору, жанру);</w:t>
       </w:r>
     </w:p>
     <w:p>
       <w:pPr>
         <w:numPr>
           <w:ilvl w:val="0"/>
-          <w:numId w:val="11"/>
+          <w:numId w:val="23"/>
         </w:numPr>
-        <w:spacing w:after="0" w:line="360" w:lineRule="auto"/>
-        <w:ind w:firstLine="709"/>
-        <w:jc w:val="both"/>
-        <w:rPr>
-          <w:rFonts w:ascii="Times New Roman" w:eastAsia="Times New Roman" w:hAnsi="Times New Roman" w:cs="Times New Roman"/>
-          <w:sz w:val="28"/>
-          <w:szCs w:val="28"/>
-          <w:lang w:val="ru-RU"/>
-        </w:rPr>
-      </w:pPr>
-      <w:r>
-        <w:rPr>
-          <w:rFonts w:ascii="Times New Roman" w:eastAsia="Times New Roman" w:hAnsi="Times New Roman" w:cs="Times New Roman"/>
-          <w:sz w:val="28"/>
-          <w:szCs w:val="28"/>
-          <w:lang w:val="ru-RU"/>
-        </w:rPr>
-        <w:t xml:space="preserve">уровень хранения и обработки данных. </w:t>
-      </w:r>
-    </w:p>
-    <w:p>
-      <w:pPr>
-        <w:spacing w:after="0" w:line="360" w:lineRule="auto"/>
-        <w:ind w:firstLine="709"/>
-        <w:jc w:val="both"/>
-        <w:rPr>
-          <w:rFonts w:ascii="Times New Roman" w:eastAsia="Times New Roman" w:hAnsi="Times New Roman" w:cs="Times New Roman"/>
-          <w:sz w:val="28"/>
-          <w:szCs w:val="28"/>
-          <w:lang w:val="ru-RU"/>
-        </w:rPr>
-      </w:pPr>
-      <w:r>
-        <w:rPr>
-          <w:rFonts w:ascii="Times New Roman" w:eastAsia="Times New Roman" w:hAnsi="Times New Roman" w:cs="Times New Roman"/>
-          <w:sz w:val="28"/>
-          <w:szCs w:val="28"/>
-          <w:lang w:val="ru-RU"/>
-        </w:rPr>
-        <w:t>Такой подход обеспечивает разделение обязанностей между компонентами приложения, упрощает разработку и повышает удобство сопровождения программного продукта.</w:t>
-      </w:r>
-    </w:p>
-    <w:p>
-      <w:pPr>
-        <w:spacing w:after="0" w:line="360" w:lineRule="auto"/>
-        <w:ind w:firstLine="709"/>
-        <w:jc w:val="both"/>
-        <w:rPr>
-          <w:rFonts w:ascii="Times New Roman" w:eastAsia="Times New Roman" w:hAnsi="Times New Roman" w:cs="Times New Roman"/>
+        <w:ind w:left="0" w:firstLine="709"/>
+        <w:rPr>
+          <w:rFonts w:eastAsia="Times New Roman" w:cs="Times New Roman"/>
+          <w:szCs w:val="28"/>
+          <w:lang w:val="ru-RU"/>
+        </w:rPr>
+      </w:pPr>
+      <w:r>
+        <w:rPr>
+          <w:rFonts w:eastAsia="Times New Roman" w:cs="Times New Roman"/>
+          <w:szCs w:val="28"/>
+          <w:lang w:val="ru-RU"/>
+        </w:rPr>
+        <w:t>экран подробной информации о книге с кнопкой чтения PDF;</w:t>
+      </w:r>
+    </w:p>
+    <w:p>
+      <w:pPr>
+        <w:numPr>
+          <w:ilvl w:val="0"/>
+          <w:numId w:val="23"/>
+        </w:numPr>
+        <w:ind w:left="0" w:firstLine="709"/>
+        <w:rPr>
+          <w:rFonts w:eastAsia="Times New Roman" w:cs="Times New Roman"/>
+          <w:szCs w:val="28"/>
+          <w:lang w:val="ru-RU"/>
+        </w:rPr>
+      </w:pPr>
+      <w:r>
+        <w:rPr>
+          <w:rFonts w:eastAsia="Times New Roman" w:cs="Times New Roman"/>
+          <w:szCs w:val="28"/>
+          <w:lang w:val="ru-RU"/>
+        </w:rPr>
+        <w:t>экран чтения электронной книги (встроенный PDF-</w:t>
+      </w:r>
+      <w:proofErr w:type="spellStart"/>
+      <w:r>
+        <w:rPr>
+          <w:rFonts w:eastAsia="Times New Roman" w:cs="Times New Roman"/>
+          <w:szCs w:val="28"/>
+          <w:lang w:val="ru-RU"/>
+        </w:rPr>
+        <w:t>просмотрщик</w:t>
+      </w:r>
+      <w:proofErr w:type="spellEnd"/>
+      <w:r>
+        <w:rPr>
+          <w:rFonts w:eastAsia="Times New Roman" w:cs="Times New Roman"/>
+          <w:szCs w:val="28"/>
+          <w:lang w:val="ru-RU"/>
+        </w:rPr>
+        <w:t>);</w:t>
+      </w:r>
+    </w:p>
+    <w:p>
+      <w:pPr>
+        <w:numPr>
+          <w:ilvl w:val="0"/>
+          <w:numId w:val="23"/>
+        </w:numPr>
+        <w:ind w:left="0" w:firstLine="709"/>
+        <w:rPr>
+          <w:rFonts w:eastAsia="Times New Roman" w:cs="Times New Roman"/>
+          <w:szCs w:val="28"/>
+          <w:lang w:val="ru-RU"/>
+        </w:rPr>
+      </w:pPr>
+      <w:r>
+        <w:rPr>
+          <w:rFonts w:eastAsia="Times New Roman" w:cs="Times New Roman"/>
+          <w:szCs w:val="28"/>
+          <w:lang w:val="ru-RU"/>
+        </w:rPr>
+        <w:t>раздел «Избранное» (список добавленных книг);</w:t>
+      </w:r>
+    </w:p>
+    <w:p>
+      <w:pPr>
+        <w:numPr>
+          <w:ilvl w:val="0"/>
+          <w:numId w:val="23"/>
+        </w:numPr>
+        <w:ind w:left="0" w:firstLine="709"/>
+        <w:rPr>
+          <w:rFonts w:eastAsia="Times New Roman" w:cs="Times New Roman"/>
+          <w:szCs w:val="28"/>
+          <w:lang w:val="ru-RU"/>
+        </w:rPr>
+      </w:pPr>
+      <w:r>
+        <w:rPr>
+          <w:rFonts w:eastAsia="Times New Roman" w:cs="Times New Roman"/>
+          <w:szCs w:val="28"/>
+          <w:lang w:val="ru-RU"/>
+        </w:rPr>
+        <w:t>раздел «История чтения» (автоматически сохраняемые просмотренные книги);</w:t>
+      </w:r>
+    </w:p>
+    <w:p>
+      <w:pPr>
+        <w:numPr>
+          <w:ilvl w:val="0"/>
+          <w:numId w:val="23"/>
+        </w:numPr>
+        <w:ind w:left="0" w:firstLine="709"/>
+        <w:rPr>
+          <w:rFonts w:eastAsia="Times New Roman" w:cs="Times New Roman"/>
+          <w:szCs w:val="28"/>
+          <w:lang w:val="ru-RU"/>
+        </w:rPr>
+      </w:pPr>
+      <w:r>
+        <w:rPr>
+          <w:rFonts w:eastAsia="Times New Roman" w:cs="Times New Roman"/>
+          <w:szCs w:val="28"/>
+          <w:lang w:val="ru-RU"/>
+        </w:rPr>
+        <w:t>раздел «Рейтинг читателей» (список пользователей, отсортированный по набранным баллам);</w:t>
+      </w:r>
+    </w:p>
+    <w:p>
+      <w:pPr>
+        <w:numPr>
+          <w:ilvl w:val="0"/>
+          <w:numId w:val="23"/>
+        </w:numPr>
+        <w:ind w:left="0" w:firstLine="709"/>
+        <w:rPr>
+          <w:rFonts w:eastAsia="Times New Roman" w:cs="Times New Roman"/>
+          <w:szCs w:val="28"/>
+          <w:lang w:val="ru-RU"/>
+        </w:rPr>
+      </w:pPr>
+      <w:r>
+        <w:rPr>
+          <w:rFonts w:eastAsia="Times New Roman" w:cs="Times New Roman"/>
+          <w:szCs w:val="28"/>
+          <w:lang w:val="ru-RU"/>
+        </w:rPr>
+        <w:t>личный профиль пользователя (ФИО, контакты, рейтинг, ссылки на историю и рейтинг);</w:t>
+      </w:r>
+    </w:p>
+    <w:p>
+      <w:pPr>
+        <w:numPr>
+          <w:ilvl w:val="0"/>
+          <w:numId w:val="23"/>
+        </w:numPr>
+        <w:ind w:left="0" w:firstLine="709"/>
+        <w:rPr>
+          <w:rFonts w:eastAsia="Times New Roman" w:cs="Times New Roman"/>
+          <w:szCs w:val="28"/>
+          <w:lang w:val="ru-RU"/>
+        </w:rPr>
+      </w:pPr>
+      <w:r>
+        <w:rPr>
+          <w:rFonts w:eastAsia="Times New Roman" w:cs="Times New Roman"/>
+          <w:szCs w:val="28"/>
+          <w:lang w:val="ru-RU"/>
+        </w:rPr>
+        <w:t>административная панель (только для пользователей с ролью «администратор»: добавление, редактирование, удаление книг).</w:t>
+      </w:r>
+    </w:p>
+    <w:p>
+      <w:pPr>
+        <w:rPr>
+          <w:rFonts w:eastAsia="Times New Roman" w:cs="Times New Roman"/>
+          <w:szCs w:val="28"/>
+          <w:lang w:val="ru-RU"/>
+        </w:rPr>
+      </w:pPr>
+      <w:r>
+        <w:rPr>
+          <w:rFonts w:eastAsia="Times New Roman" w:cs="Times New Roman"/>
+          <w:szCs w:val="28"/>
+          <w:lang w:val="ru-RU"/>
+        </w:rPr>
+        <w:lastRenderedPageBreak/>
+        <w:t xml:space="preserve">Пользовательский интерфейс разработан с использованием </w:t>
+      </w:r>
+      <w:proofErr w:type="spellStart"/>
+      <w:r>
+        <w:rPr>
+          <w:rFonts w:eastAsia="Times New Roman" w:cs="Times New Roman"/>
+          <w:szCs w:val="28"/>
+          <w:lang w:val="ru-RU"/>
+        </w:rPr>
+        <w:t>Flutter</w:t>
+      </w:r>
+      <w:proofErr w:type="spellEnd"/>
+      <w:r>
+        <w:rPr>
+          <w:rFonts w:eastAsia="Times New Roman" w:cs="Times New Roman"/>
+          <w:szCs w:val="28"/>
+          <w:lang w:val="ru-RU"/>
+        </w:rPr>
+        <w:t xml:space="preserve">, что обеспечивает современный дизайн, высокую производительность и кроссплатформенность (Windows, </w:t>
+      </w:r>
+      <w:proofErr w:type="spellStart"/>
+      <w:r>
+        <w:rPr>
+          <w:rFonts w:eastAsia="Times New Roman" w:cs="Times New Roman"/>
+          <w:szCs w:val="28"/>
+          <w:lang w:val="ru-RU"/>
+        </w:rPr>
+        <w:t>macOS</w:t>
+      </w:r>
+      <w:proofErr w:type="spellEnd"/>
+      <w:r>
+        <w:rPr>
+          <w:rFonts w:eastAsia="Times New Roman" w:cs="Times New Roman"/>
+          <w:szCs w:val="28"/>
+          <w:lang w:val="ru-RU"/>
+        </w:rPr>
+        <w:t>, Linux).</w:t>
+      </w:r>
+    </w:p>
+    <w:p>
+      <w:pPr>
+        <w:rPr>
+          <w:rFonts w:eastAsia="Times New Roman" w:cs="Times New Roman"/>
           <w:b/>
           <w:bCs/>
-          <w:sz w:val="28"/>
-          <w:szCs w:val="28"/>
-          <w:lang w:val="ru-RU"/>
-        </w:rPr>
-      </w:pPr>
-      <w:r>
-        <w:rPr>
-          <w:rFonts w:ascii="Times New Roman" w:eastAsia="Times New Roman" w:hAnsi="Times New Roman" w:cs="Times New Roman"/>
+          <w:szCs w:val="28"/>
+          <w:lang w:val="ru-RU"/>
+        </w:rPr>
+      </w:pPr>
+      <w:r>
+        <w:rPr>
+          <w:rFonts w:eastAsia="Times New Roman" w:cs="Times New Roman"/>
           <w:b/>
           <w:bCs/>
-          <w:sz w:val="28"/>
-          <w:szCs w:val="28"/>
-          <w:lang w:val="ru-RU"/>
-        </w:rPr>
-        <w:t>Монолитная архитектура</w:t>
-      </w:r>
-    </w:p>
-    <w:p>
-      <w:pPr>
-        <w:spacing w:after="0" w:line="360" w:lineRule="auto"/>
-        <w:ind w:firstLine="709"/>
-        <w:jc w:val="both"/>
-        <w:rPr>
-          <w:rFonts w:ascii="Times New Roman" w:eastAsia="Times New Roman" w:hAnsi="Times New Roman" w:cs="Times New Roman"/>
-          <w:sz w:val="28"/>
-          <w:szCs w:val="28"/>
-          <w:lang w:val="ru-RU"/>
-        </w:rPr>
-      </w:pPr>
-      <w:r>
-        <w:rPr>
-          <w:rFonts w:ascii="Times New Roman" w:eastAsia="Times New Roman" w:hAnsi="Times New Roman" w:cs="Times New Roman"/>
-          <w:sz w:val="28"/>
-          <w:szCs w:val="28"/>
-          <w:lang w:val="ru-RU"/>
-        </w:rPr>
-        <w:t>При использовании монолитной архитектуры:</w:t>
+          <w:szCs w:val="28"/>
+          <w:lang w:val="ru-RU"/>
+        </w:rPr>
+        <w:t>Уровень бизнес-логики – сервер на PHP + частично клиент</w:t>
+      </w:r>
+    </w:p>
+    <w:p>
+      <w:pPr>
+        <w:rPr>
+          <w:rFonts w:eastAsia="Times New Roman" w:cs="Times New Roman"/>
+          <w:szCs w:val="28"/>
+          <w:lang w:val="ru-RU"/>
+        </w:rPr>
+      </w:pPr>
+      <w:r>
+        <w:rPr>
+          <w:rFonts w:eastAsia="Times New Roman" w:cs="Times New Roman"/>
+          <w:szCs w:val="28"/>
+          <w:lang w:val="ru-RU"/>
+        </w:rPr>
+        <w:t>Бизнес-логика распределена между клиентом и сервером.</w:t>
+      </w:r>
+    </w:p>
+    <w:p>
+      <w:pPr>
+        <w:rPr>
+          <w:rFonts w:eastAsia="Times New Roman" w:cs="Times New Roman"/>
+          <w:szCs w:val="28"/>
+          <w:lang w:val="ru-RU"/>
+        </w:rPr>
+      </w:pPr>
+      <w:r>
+        <w:rPr>
+          <w:rFonts w:eastAsia="Times New Roman" w:cs="Times New Roman"/>
+          <w:b/>
+          <w:bCs/>
+          <w:szCs w:val="28"/>
+          <w:lang w:val="ru-RU"/>
+        </w:rPr>
+        <w:t>На стороне клиента (</w:t>
+      </w:r>
+      <w:proofErr w:type="spellStart"/>
+      <w:r>
+        <w:rPr>
+          <w:rFonts w:eastAsia="Times New Roman" w:cs="Times New Roman"/>
+          <w:b/>
+          <w:bCs/>
+          <w:szCs w:val="28"/>
+          <w:lang w:val="ru-RU"/>
+        </w:rPr>
+        <w:t>Flutter</w:t>
+      </w:r>
+      <w:proofErr w:type="spellEnd"/>
+      <w:r>
+        <w:rPr>
+          <w:rFonts w:eastAsia="Times New Roman" w:cs="Times New Roman"/>
+          <w:b/>
+          <w:bCs/>
+          <w:szCs w:val="28"/>
+          <w:lang w:val="ru-RU"/>
+        </w:rPr>
+        <w:t>)</w:t>
+      </w:r>
+      <w:r>
+        <w:rPr>
+          <w:rFonts w:eastAsia="Times New Roman" w:cs="Times New Roman"/>
+          <w:szCs w:val="28"/>
+          <w:lang w:val="ru-RU"/>
+        </w:rPr>
+        <w:t> реализованы:</w:t>
       </w:r>
     </w:p>
     <w:p>
       <w:pPr>
         <w:numPr>
           <w:ilvl w:val="0"/>
-          <w:numId w:val="12"/>
+          <w:numId w:val="24"/>
         </w:numPr>
-        <w:spacing w:after="0" w:line="360" w:lineRule="auto"/>
-        <w:ind w:firstLine="709"/>
-        <w:jc w:val="both"/>
-        <w:rPr>
-          <w:rFonts w:ascii="Times New Roman" w:eastAsia="Times New Roman" w:hAnsi="Times New Roman" w:cs="Times New Roman"/>
-          <w:sz w:val="28"/>
-          <w:szCs w:val="28"/>
-          <w:lang w:val="ru-RU"/>
-        </w:rPr>
-      </w:pPr>
-      <w:r>
-        <w:rPr>
-          <w:rFonts w:ascii="Times New Roman" w:eastAsia="Times New Roman" w:hAnsi="Times New Roman" w:cs="Times New Roman"/>
-          <w:sz w:val="28"/>
-          <w:szCs w:val="28"/>
-          <w:lang w:val="ru-RU"/>
-        </w:rPr>
-        <w:t xml:space="preserve">пользовательский интерфейс; </w:t>
+        <w:ind w:left="0" w:firstLine="709"/>
+        <w:rPr>
+          <w:rFonts w:eastAsia="Times New Roman" w:cs="Times New Roman"/>
+          <w:szCs w:val="28"/>
+          <w:lang w:val="ru-RU"/>
+        </w:rPr>
+      </w:pPr>
+      <w:r>
+        <w:rPr>
+          <w:rFonts w:eastAsia="Times New Roman" w:cs="Times New Roman"/>
+          <w:szCs w:val="28"/>
+          <w:lang w:val="ru-RU"/>
+        </w:rPr>
+        <w:t xml:space="preserve">валидация полей ввода (логин, пароль, </w:t>
+      </w:r>
+      <w:proofErr w:type="spellStart"/>
+      <w:r>
+        <w:rPr>
+          <w:rFonts w:eastAsia="Times New Roman" w:cs="Times New Roman"/>
+          <w:szCs w:val="28"/>
+          <w:lang w:val="ru-RU"/>
+        </w:rPr>
+        <w:t>email</w:t>
+      </w:r>
+      <w:proofErr w:type="spellEnd"/>
+      <w:r>
+        <w:rPr>
+          <w:rFonts w:eastAsia="Times New Roman" w:cs="Times New Roman"/>
+          <w:szCs w:val="28"/>
+          <w:lang w:val="ru-RU"/>
+        </w:rPr>
+        <w:t>);</w:t>
       </w:r>
     </w:p>
     <w:p>
       <w:pPr>
         <w:numPr>
           <w:ilvl w:val="0"/>
-          <w:numId w:val="12"/>
+          <w:numId w:val="24"/>
         </w:numPr>
-        <w:spacing w:after="0" w:line="360" w:lineRule="auto"/>
-        <w:ind w:firstLine="709"/>
-        <w:jc w:val="both"/>
-        <w:rPr>
-          <w:rFonts w:ascii="Times New Roman" w:eastAsia="Times New Roman" w:hAnsi="Times New Roman" w:cs="Times New Roman"/>
-          <w:sz w:val="28"/>
-          <w:szCs w:val="28"/>
-          <w:lang w:val="ru-RU"/>
-        </w:rPr>
-      </w:pPr>
-      <w:r>
-        <w:rPr>
-          <w:rFonts w:ascii="Times New Roman" w:eastAsia="Times New Roman" w:hAnsi="Times New Roman" w:cs="Times New Roman"/>
-          <w:sz w:val="28"/>
-          <w:szCs w:val="28"/>
-          <w:lang w:val="ru-RU"/>
-        </w:rPr>
-        <w:t xml:space="preserve">бизнес-логика; </w:t>
+        <w:ind w:left="0" w:firstLine="709"/>
+        <w:rPr>
+          <w:rFonts w:eastAsia="Times New Roman" w:cs="Times New Roman"/>
+          <w:szCs w:val="28"/>
+          <w:lang w:val="ru-RU"/>
+        </w:rPr>
+      </w:pPr>
+      <w:r>
+        <w:rPr>
+          <w:rFonts w:eastAsia="Times New Roman" w:cs="Times New Roman"/>
+          <w:szCs w:val="28"/>
+          <w:lang w:val="ru-RU"/>
+        </w:rPr>
+        <w:t>управление навигацией между экранами;</w:t>
       </w:r>
     </w:p>
     <w:p>
       <w:pPr>
         <w:numPr>
           <w:ilvl w:val="0"/>
-          <w:numId w:val="12"/>
+          <w:numId w:val="24"/>
         </w:numPr>
-        <w:spacing w:after="0" w:line="360" w:lineRule="auto"/>
-        <w:ind w:firstLine="709"/>
-        <w:jc w:val="both"/>
-        <w:rPr>
-          <w:rFonts w:ascii="Times New Roman" w:eastAsia="Times New Roman" w:hAnsi="Times New Roman" w:cs="Times New Roman"/>
-          <w:sz w:val="28"/>
-          <w:szCs w:val="28"/>
-          <w:lang w:val="ru-RU"/>
-        </w:rPr>
-      </w:pPr>
-      <w:r>
-        <w:rPr>
-          <w:rFonts w:ascii="Times New Roman" w:eastAsia="Times New Roman" w:hAnsi="Times New Roman" w:cs="Times New Roman"/>
-          <w:sz w:val="28"/>
-          <w:szCs w:val="28"/>
-          <w:lang w:val="ru-RU"/>
-        </w:rPr>
-        <w:t xml:space="preserve">работа с базой данных </w:t>
-      </w:r>
-    </w:p>
-    <w:p>
-      <w:pPr>
-        <w:spacing w:after="0" w:line="360" w:lineRule="auto"/>
-        <w:ind w:firstLine="709"/>
-        <w:jc w:val="both"/>
-        <w:rPr>
-          <w:rFonts w:ascii="Times New Roman" w:eastAsia="Times New Roman" w:hAnsi="Times New Roman" w:cs="Times New Roman"/>
-          <w:sz w:val="28"/>
-          <w:szCs w:val="28"/>
-          <w:lang w:val="ru-RU"/>
-        </w:rPr>
-      </w:pPr>
-      <w:r>
-        <w:rPr>
-          <w:rFonts w:ascii="Times New Roman" w:eastAsia="Times New Roman" w:hAnsi="Times New Roman" w:cs="Times New Roman"/>
-          <w:sz w:val="28"/>
-          <w:szCs w:val="28"/>
-          <w:lang w:val="ru-RU"/>
-        </w:rPr>
-        <w:t>реализуются в рамках одного проекта и тесно взаимодействуют между собой.</w:t>
-      </w:r>
-    </w:p>
-    <w:p>
-      <w:pPr>
-        <w:spacing w:after="0" w:line="360" w:lineRule="auto"/>
-        <w:ind w:firstLine="709"/>
-        <w:jc w:val="both"/>
-        <w:rPr>
-          <w:rFonts w:ascii="Times New Roman" w:eastAsia="Times New Roman" w:hAnsi="Times New Roman" w:cs="Times New Roman"/>
-          <w:sz w:val="28"/>
-          <w:szCs w:val="28"/>
-          <w:lang w:val="ru-RU"/>
-        </w:rPr>
-      </w:pPr>
-      <w:r>
-        <w:rPr>
-          <w:rFonts w:ascii="Times New Roman" w:eastAsia="Times New Roman" w:hAnsi="Times New Roman" w:cs="Times New Roman"/>
-          <w:sz w:val="28"/>
-          <w:szCs w:val="28"/>
-          <w:lang w:val="ru-RU"/>
-        </w:rPr>
-        <w:t>Данный подход подходит для небольших и средних проектов, так как отличается простотой разработки и настройки.</w:t>
-      </w:r>
-    </w:p>
-    <w:p>
-      <w:pPr>
-        <w:spacing w:after="0" w:line="360" w:lineRule="auto"/>
-        <w:ind w:firstLine="709"/>
-        <w:jc w:val="both"/>
-        <w:rPr>
-          <w:rFonts w:ascii="Times New Roman" w:eastAsia="Times New Roman" w:hAnsi="Times New Roman" w:cs="Times New Roman"/>
+        <w:ind w:left="0" w:firstLine="709"/>
+        <w:rPr>
+          <w:rFonts w:eastAsia="Times New Roman" w:cs="Times New Roman"/>
+          <w:szCs w:val="28"/>
+          <w:lang w:val="ru-RU"/>
+        </w:rPr>
+      </w:pPr>
+      <w:r>
+        <w:rPr>
+          <w:rFonts w:eastAsia="Times New Roman" w:cs="Times New Roman"/>
+          <w:szCs w:val="28"/>
+          <w:lang w:val="ru-RU"/>
+        </w:rPr>
+        <w:t>кэширование данных (список книг, избранное);</w:t>
+      </w:r>
+    </w:p>
+    <w:p>
+      <w:pPr>
+        <w:numPr>
+          <w:ilvl w:val="0"/>
+          <w:numId w:val="24"/>
+        </w:numPr>
+        <w:ind w:left="0" w:firstLine="709"/>
+        <w:rPr>
+          <w:rFonts w:eastAsia="Times New Roman" w:cs="Times New Roman"/>
+          <w:szCs w:val="28"/>
+          <w:lang w:val="ru-RU"/>
+        </w:rPr>
+      </w:pPr>
+      <w:r>
+        <w:rPr>
+          <w:rFonts w:eastAsia="Times New Roman" w:cs="Times New Roman"/>
+          <w:szCs w:val="28"/>
+          <w:lang w:val="ru-RU"/>
+        </w:rPr>
+        <w:t>формирование HTTP-запросов к серверу.</w:t>
+      </w:r>
+    </w:p>
+    <w:p>
+      <w:pPr>
+        <w:rPr>
+          <w:rFonts w:eastAsia="Times New Roman" w:cs="Times New Roman"/>
+          <w:szCs w:val="28"/>
+          <w:lang w:val="ru-RU"/>
+        </w:rPr>
+      </w:pPr>
+      <w:r>
+        <w:rPr>
+          <w:rFonts w:eastAsia="Times New Roman" w:cs="Times New Roman"/>
           <w:b/>
           <w:bCs/>
-          <w:sz w:val="28"/>
-          <w:szCs w:val="28"/>
-          <w:lang w:val="ru-RU"/>
-        </w:rPr>
-      </w:pPr>
-      <w:r>
-        <w:rPr>
-          <w:rFonts w:ascii="Times New Roman" w:eastAsia="Times New Roman" w:hAnsi="Times New Roman" w:cs="Times New Roman"/>
+          <w:szCs w:val="28"/>
+          <w:lang w:val="ru-RU"/>
+        </w:rPr>
+        <w:t>На стороне сервера (PHP)</w:t>
+      </w:r>
+      <w:r>
+        <w:rPr>
+          <w:rFonts w:eastAsia="Times New Roman" w:cs="Times New Roman"/>
+          <w:szCs w:val="28"/>
+          <w:lang w:val="ru-RU"/>
+        </w:rPr>
+        <w:t> реализованы:</w:t>
+      </w:r>
+    </w:p>
+    <w:p>
+      <w:pPr>
+        <w:numPr>
+          <w:ilvl w:val="0"/>
+          <w:numId w:val="25"/>
+        </w:numPr>
+        <w:ind w:left="0" w:firstLine="709"/>
+        <w:rPr>
+          <w:rFonts w:eastAsia="Times New Roman" w:cs="Times New Roman"/>
+          <w:szCs w:val="28"/>
+          <w:lang w:val="ru-RU"/>
+        </w:rPr>
+      </w:pPr>
+      <w:r>
+        <w:rPr>
+          <w:rFonts w:eastAsia="Times New Roman" w:cs="Times New Roman"/>
+          <w:szCs w:val="28"/>
+          <w:lang w:val="ru-RU"/>
+        </w:rPr>
+        <w:t>обработка запросов на регистрацию и авторизацию (проверка логина/пароля, выдача роли);</w:t>
+      </w:r>
+    </w:p>
+    <w:p>
+      <w:pPr>
+        <w:numPr>
+          <w:ilvl w:val="0"/>
+          <w:numId w:val="25"/>
+        </w:numPr>
+        <w:ind w:left="0" w:firstLine="709"/>
+        <w:rPr>
+          <w:rFonts w:eastAsia="Times New Roman" w:cs="Times New Roman"/>
+          <w:szCs w:val="28"/>
+          <w:lang w:val="ru-RU"/>
+        </w:rPr>
+      </w:pPr>
+      <w:r>
+        <w:rPr>
+          <w:rFonts w:eastAsia="Times New Roman" w:cs="Times New Roman"/>
+          <w:szCs w:val="28"/>
+          <w:lang w:val="ru-RU"/>
+        </w:rPr>
+        <w:t>получение списка книг с возможностью поиска по названию, автору, жанру;</w:t>
+      </w:r>
+    </w:p>
+    <w:p>
+      <w:pPr>
+        <w:numPr>
+          <w:ilvl w:val="0"/>
+          <w:numId w:val="25"/>
+        </w:numPr>
+        <w:ind w:left="0" w:firstLine="709"/>
+        <w:rPr>
+          <w:rFonts w:eastAsia="Times New Roman" w:cs="Times New Roman"/>
+          <w:szCs w:val="28"/>
+          <w:lang w:val="ru-RU"/>
+        </w:rPr>
+      </w:pPr>
+      <w:r>
+        <w:rPr>
+          <w:rFonts w:eastAsia="Times New Roman" w:cs="Times New Roman"/>
+          <w:szCs w:val="28"/>
+          <w:lang w:val="ru-RU"/>
+        </w:rPr>
+        <w:t>добавление, редактирование и удаление книг (только для администратора);</w:t>
+      </w:r>
+    </w:p>
+    <w:p>
+      <w:pPr>
+        <w:numPr>
+          <w:ilvl w:val="0"/>
+          <w:numId w:val="25"/>
+        </w:numPr>
+        <w:ind w:left="0" w:firstLine="709"/>
+        <w:rPr>
+          <w:rFonts w:eastAsia="Times New Roman" w:cs="Times New Roman"/>
+          <w:szCs w:val="28"/>
+          <w:lang w:val="ru-RU"/>
+        </w:rPr>
+      </w:pPr>
+      <w:r>
+        <w:rPr>
+          <w:rFonts w:eastAsia="Times New Roman" w:cs="Times New Roman"/>
+          <w:szCs w:val="28"/>
+          <w:lang w:val="ru-RU"/>
+        </w:rPr>
+        <w:t>работа с избранным (добавление, удаление, получение списка);</w:t>
+      </w:r>
+    </w:p>
+    <w:p>
+      <w:pPr>
+        <w:numPr>
+          <w:ilvl w:val="0"/>
+          <w:numId w:val="25"/>
+        </w:numPr>
+        <w:ind w:left="0" w:firstLine="709"/>
+        <w:rPr>
+          <w:rFonts w:eastAsia="Times New Roman" w:cs="Times New Roman"/>
+          <w:szCs w:val="28"/>
+          <w:lang w:val="ru-RU"/>
+        </w:rPr>
+      </w:pPr>
+      <w:r>
+        <w:rPr>
+          <w:rFonts w:eastAsia="Times New Roman" w:cs="Times New Roman"/>
+          <w:szCs w:val="28"/>
+          <w:lang w:val="ru-RU"/>
+        </w:rPr>
+        <w:t>сохранение истории чтения (при открытии книги добавляется запись в таблицу </w:t>
+      </w:r>
+      <w:proofErr w:type="spellStart"/>
+      <w:r>
+        <w:rPr>
+          <w:rFonts w:eastAsia="Times New Roman" w:cs="Times New Roman"/>
+          <w:szCs w:val="28"/>
+          <w:lang w:val="ru-RU"/>
+        </w:rPr>
+        <w:t>history</w:t>
+      </w:r>
+      <w:proofErr w:type="spellEnd"/>
+      <w:r>
+        <w:rPr>
+          <w:rFonts w:eastAsia="Times New Roman" w:cs="Times New Roman"/>
+          <w:szCs w:val="28"/>
+          <w:lang w:val="ru-RU"/>
+        </w:rPr>
+        <w:t>);</w:t>
+      </w:r>
+    </w:p>
+    <w:p>
+      <w:pPr>
+        <w:numPr>
+          <w:ilvl w:val="0"/>
+          <w:numId w:val="25"/>
+        </w:numPr>
+        <w:ind w:left="0" w:firstLine="709"/>
+        <w:rPr>
+          <w:rFonts w:eastAsia="Times New Roman" w:cs="Times New Roman"/>
+          <w:szCs w:val="28"/>
+          <w:lang w:val="ru-RU"/>
+        </w:rPr>
+      </w:pPr>
+      <w:r>
+        <w:rPr>
+          <w:rFonts w:eastAsia="Times New Roman" w:cs="Times New Roman"/>
+          <w:szCs w:val="28"/>
+          <w:lang w:val="ru-RU"/>
+        </w:rPr>
+        <w:t>начисление баллов за чтение (например, 1 балл за каждое уникальное открытие книги);</w:t>
+      </w:r>
+    </w:p>
+    <w:p>
+      <w:pPr>
+        <w:numPr>
+          <w:ilvl w:val="0"/>
+          <w:numId w:val="25"/>
+        </w:numPr>
+        <w:ind w:left="0" w:firstLine="709"/>
+        <w:rPr>
+          <w:rFonts w:eastAsia="Times New Roman" w:cs="Times New Roman"/>
+          <w:szCs w:val="28"/>
+          <w:lang w:val="ru-RU"/>
+        </w:rPr>
+      </w:pPr>
+      <w:r>
+        <w:rPr>
+          <w:rFonts w:eastAsia="Times New Roman" w:cs="Times New Roman"/>
+          <w:szCs w:val="28"/>
+          <w:lang w:val="ru-RU"/>
+        </w:rPr>
+        <w:t>получение рейтинга пользователей (сортировка по убыванию баллов);</w:t>
+      </w:r>
+    </w:p>
+    <w:p>
+      <w:pPr>
+        <w:numPr>
+          <w:ilvl w:val="0"/>
+          <w:numId w:val="25"/>
+        </w:numPr>
+        <w:ind w:left="0" w:firstLine="709"/>
+        <w:rPr>
+          <w:rFonts w:eastAsia="Times New Roman" w:cs="Times New Roman"/>
+          <w:szCs w:val="28"/>
+          <w:lang w:val="ru-RU"/>
+        </w:rPr>
+      </w:pPr>
+      <w:r>
+        <w:rPr>
+          <w:rFonts w:eastAsia="Times New Roman" w:cs="Times New Roman"/>
+          <w:szCs w:val="28"/>
+          <w:lang w:val="ru-RU"/>
+        </w:rPr>
+        <w:t>получение и обновление данных профиля пользователя.</w:t>
+      </w:r>
+    </w:p>
+    <w:p>
+      <w:pPr>
+        <w:rPr>
+          <w:rFonts w:eastAsia="Times New Roman" w:cs="Times New Roman"/>
           <w:b/>
           <w:bCs/>
-          <w:sz w:val="28"/>
-          <w:szCs w:val="28"/>
-          <w:lang w:val="ru-RU"/>
-        </w:rPr>
-        <w:t>Архитектура с разделением UI и логики (MVC / MVVM)</w:t>
-      </w:r>
-    </w:p>
-    <w:p>
-      <w:pPr>
-        <w:spacing w:after="0" w:line="360" w:lineRule="auto"/>
-        <w:ind w:firstLine="709"/>
-        <w:jc w:val="both"/>
-        <w:rPr>
-          <w:rFonts w:ascii="Times New Roman" w:eastAsia="Times New Roman" w:hAnsi="Times New Roman" w:cs="Times New Roman"/>
-          <w:sz w:val="28"/>
-          <w:szCs w:val="28"/>
-          <w:lang w:val="ru-RU"/>
-        </w:rPr>
-      </w:pPr>
-      <w:r>
-        <w:rPr>
-          <w:rFonts w:ascii="Times New Roman" w:eastAsia="Times New Roman" w:hAnsi="Times New Roman" w:cs="Times New Roman"/>
-          <w:sz w:val="28"/>
-          <w:szCs w:val="28"/>
-          <w:lang w:val="ru-RU"/>
-        </w:rPr>
-        <w:t>В данной архитектуре:</w:t>
+          <w:szCs w:val="28"/>
+          <w:lang w:val="ru-RU"/>
+        </w:rPr>
+      </w:pPr>
+      <w:r>
+        <w:rPr>
+          <w:rFonts w:eastAsia="Times New Roman" w:cs="Times New Roman"/>
+          <w:b/>
+          <w:bCs/>
+          <w:szCs w:val="28"/>
+          <w:lang w:val="ru-RU"/>
+        </w:rPr>
+        <w:t>Уровень базы данных – MySQL</w:t>
+      </w:r>
+    </w:p>
+    <w:p>
+      <w:pPr>
+        <w:rPr>
+          <w:rFonts w:eastAsia="Times New Roman" w:cs="Times New Roman"/>
+          <w:szCs w:val="28"/>
+          <w:lang w:val="ru-RU"/>
+        </w:rPr>
+      </w:pPr>
+      <w:r>
+        <w:rPr>
+          <w:rFonts w:eastAsia="Times New Roman" w:cs="Times New Roman"/>
+          <w:szCs w:val="28"/>
+          <w:lang w:val="ru-RU"/>
+        </w:rPr>
+        <w:t>Для хранения данных используется СУБД MySQL. База данных содержит следующие таблицы (в соответствии с ТЗ):</w:t>
       </w:r>
     </w:p>
     <w:p>
       <w:pPr>
         <w:numPr>
           <w:ilvl w:val="0"/>
-          <w:numId w:val="13"/>
+          <w:numId w:val="26"/>
         </w:numPr>
-        <w:spacing w:after="0" w:line="360" w:lineRule="auto"/>
-        <w:ind w:firstLine="709"/>
-        <w:jc w:val="both"/>
-        <w:rPr>
-          <w:rFonts w:ascii="Times New Roman" w:eastAsia="Times New Roman" w:hAnsi="Times New Roman" w:cs="Times New Roman"/>
-          <w:sz w:val="28"/>
-          <w:szCs w:val="28"/>
-          <w:lang w:val="ru-RU"/>
-        </w:rPr>
-      </w:pPr>
-      <w:r>
-        <w:rPr>
-          <w:rFonts w:ascii="Times New Roman" w:eastAsia="Times New Roman" w:hAnsi="Times New Roman" w:cs="Times New Roman"/>
-          <w:sz w:val="28"/>
-          <w:szCs w:val="28"/>
-          <w:lang w:val="ru-RU"/>
-        </w:rPr>
-        <w:t xml:space="preserve">интерфейс отвечает только за отображение данных; </w:t>
+        <w:ind w:left="0" w:firstLine="709"/>
+        <w:rPr>
+          <w:rFonts w:eastAsia="Times New Roman" w:cs="Times New Roman"/>
+          <w:szCs w:val="28"/>
+          <w:lang w:val="ru-RU"/>
+        </w:rPr>
+      </w:pPr>
+      <w:proofErr w:type="spellStart"/>
+      <w:r>
+        <w:rPr>
+          <w:rFonts w:eastAsia="Times New Roman" w:cs="Times New Roman"/>
+          <w:b/>
+          <w:bCs/>
+          <w:szCs w:val="28"/>
+          <w:lang w:val="ru-RU"/>
+        </w:rPr>
+        <w:t>users</w:t>
+      </w:r>
+      <w:proofErr w:type="spellEnd"/>
+      <w:r>
+        <w:rPr>
+          <w:rFonts w:eastAsia="Times New Roman" w:cs="Times New Roman"/>
+          <w:szCs w:val="28"/>
+          <w:lang w:val="ru-RU"/>
+        </w:rPr>
+        <w:t> – пользователи (</w:t>
+      </w:r>
+      <w:proofErr w:type="spellStart"/>
+      <w:r>
+        <w:rPr>
+          <w:rFonts w:eastAsia="Times New Roman" w:cs="Times New Roman"/>
+          <w:szCs w:val="28"/>
+          <w:lang w:val="ru-RU"/>
+        </w:rPr>
+        <w:t>id</w:t>
+      </w:r>
+      <w:proofErr w:type="spellEnd"/>
+      <w:r>
+        <w:rPr>
+          <w:rFonts w:eastAsia="Times New Roman" w:cs="Times New Roman"/>
+          <w:szCs w:val="28"/>
+          <w:lang w:val="ru-RU"/>
+        </w:rPr>
+        <w:t xml:space="preserve">, фамилия, имя, отчество, телефон, </w:t>
+      </w:r>
+      <w:proofErr w:type="spellStart"/>
+      <w:r>
+        <w:rPr>
+          <w:rFonts w:eastAsia="Times New Roman" w:cs="Times New Roman"/>
+          <w:szCs w:val="28"/>
+          <w:lang w:val="ru-RU"/>
+        </w:rPr>
+        <w:t>email</w:t>
+      </w:r>
+      <w:proofErr w:type="spellEnd"/>
+      <w:r>
+        <w:rPr>
+          <w:rFonts w:eastAsia="Times New Roman" w:cs="Times New Roman"/>
+          <w:szCs w:val="28"/>
+          <w:lang w:val="ru-RU"/>
+        </w:rPr>
+        <w:t>, логин, пароль, роль – '</w:t>
+      </w:r>
+      <w:proofErr w:type="spellStart"/>
+      <w:r>
+        <w:rPr>
+          <w:rFonts w:eastAsia="Times New Roman" w:cs="Times New Roman"/>
+          <w:szCs w:val="28"/>
+          <w:lang w:val="ru-RU"/>
+        </w:rPr>
+        <w:t>user</w:t>
+      </w:r>
+      <w:proofErr w:type="spellEnd"/>
+      <w:r>
+        <w:rPr>
+          <w:rFonts w:eastAsia="Times New Roman" w:cs="Times New Roman"/>
+          <w:szCs w:val="28"/>
+          <w:lang w:val="ru-RU"/>
+        </w:rPr>
+        <w:t>' или '</w:t>
+      </w:r>
+      <w:proofErr w:type="spellStart"/>
+      <w:r>
+        <w:rPr>
+          <w:rFonts w:eastAsia="Times New Roman" w:cs="Times New Roman"/>
+          <w:szCs w:val="28"/>
+          <w:lang w:val="ru-RU"/>
+        </w:rPr>
+        <w:t>admin</w:t>
+      </w:r>
+      <w:proofErr w:type="spellEnd"/>
+      <w:r>
+        <w:rPr>
+          <w:rFonts w:eastAsia="Times New Roman" w:cs="Times New Roman"/>
+          <w:szCs w:val="28"/>
+          <w:lang w:val="ru-RU"/>
+        </w:rPr>
+        <w:t>', баллы рейтинга);</w:t>
       </w:r>
     </w:p>
     <w:p>
       <w:pPr>
         <w:numPr>
           <w:ilvl w:val="0"/>
-          <w:numId w:val="13"/>
+          <w:numId w:val="26"/>
         </w:numPr>
-        <w:spacing w:after="0" w:line="360" w:lineRule="auto"/>
-        <w:ind w:firstLine="709"/>
-        <w:jc w:val="both"/>
-        <w:rPr>
-          <w:rFonts w:ascii="Times New Roman" w:eastAsia="Times New Roman" w:hAnsi="Times New Roman" w:cs="Times New Roman"/>
-          <w:sz w:val="28"/>
-          <w:szCs w:val="28"/>
-          <w:lang w:val="ru-RU"/>
-        </w:rPr>
-      </w:pPr>
-      <w:r>
-        <w:rPr>
-          <w:rFonts w:ascii="Times New Roman" w:eastAsia="Times New Roman" w:hAnsi="Times New Roman" w:cs="Times New Roman"/>
-          <w:sz w:val="28"/>
-          <w:szCs w:val="28"/>
-          <w:lang w:val="ru-RU"/>
-        </w:rPr>
-        <w:t xml:space="preserve">бизнес-логика выносится в отдельные модули; </w:t>
+        <w:ind w:left="0" w:firstLine="709"/>
+        <w:rPr>
+          <w:rFonts w:eastAsia="Times New Roman" w:cs="Times New Roman"/>
+          <w:szCs w:val="28"/>
+          <w:lang w:val="ru-RU"/>
+        </w:rPr>
+      </w:pPr>
+      <w:proofErr w:type="spellStart"/>
+      <w:r>
+        <w:rPr>
+          <w:rFonts w:eastAsia="Times New Roman" w:cs="Times New Roman"/>
+          <w:b/>
+          <w:bCs/>
+          <w:szCs w:val="28"/>
+          <w:lang w:val="ru-RU"/>
+        </w:rPr>
+        <w:lastRenderedPageBreak/>
+        <w:t>books</w:t>
+      </w:r>
+      <w:proofErr w:type="spellEnd"/>
+      <w:r>
+        <w:rPr>
+          <w:rFonts w:eastAsia="Times New Roman" w:cs="Times New Roman"/>
+          <w:szCs w:val="28"/>
+          <w:lang w:val="ru-RU"/>
+        </w:rPr>
+        <w:t> – книги (</w:t>
+      </w:r>
+      <w:proofErr w:type="spellStart"/>
+      <w:r>
+        <w:rPr>
+          <w:rFonts w:eastAsia="Times New Roman" w:cs="Times New Roman"/>
+          <w:szCs w:val="28"/>
+          <w:lang w:val="ru-RU"/>
+        </w:rPr>
+        <w:t>id</w:t>
+      </w:r>
+      <w:proofErr w:type="spellEnd"/>
+      <w:r>
+        <w:rPr>
+          <w:rFonts w:eastAsia="Times New Roman" w:cs="Times New Roman"/>
+          <w:szCs w:val="28"/>
+          <w:lang w:val="ru-RU"/>
+        </w:rPr>
+        <w:t>, название, автор, жанр, год издания, описание, путь к PDF-файлу);</w:t>
       </w:r>
     </w:p>
     <w:p>
       <w:pPr>
         <w:numPr>
           <w:ilvl w:val="0"/>
-          <w:numId w:val="13"/>
+          <w:numId w:val="26"/>
         </w:numPr>
-        <w:spacing w:after="0" w:line="360" w:lineRule="auto"/>
-        <w:ind w:firstLine="709"/>
-        <w:jc w:val="both"/>
-        <w:rPr>
-          <w:rFonts w:ascii="Times New Roman" w:eastAsia="Times New Roman" w:hAnsi="Times New Roman" w:cs="Times New Roman"/>
-          <w:sz w:val="28"/>
-          <w:szCs w:val="28"/>
-          <w:lang w:val="ru-RU"/>
-        </w:rPr>
-      </w:pPr>
-      <w:r>
-        <w:rPr>
-          <w:rFonts w:ascii="Times New Roman" w:eastAsia="Times New Roman" w:hAnsi="Times New Roman" w:cs="Times New Roman"/>
-          <w:sz w:val="28"/>
-          <w:szCs w:val="28"/>
-          <w:lang w:val="ru-RU"/>
-        </w:rPr>
-        <w:t xml:space="preserve">управление данными осуществляется через модели. </w:t>
-      </w:r>
-    </w:p>
-    <w:p>
-      <w:pPr>
-        <w:spacing w:after="0" w:line="360" w:lineRule="auto"/>
-        <w:ind w:firstLine="709"/>
-        <w:jc w:val="both"/>
-        <w:rPr>
-          <w:rFonts w:ascii="Times New Roman" w:eastAsia="Times New Roman" w:hAnsi="Times New Roman" w:cs="Times New Roman"/>
-          <w:sz w:val="28"/>
-          <w:szCs w:val="28"/>
-          <w:lang w:val="ru-RU"/>
-        </w:rPr>
-      </w:pPr>
-      <w:r>
-        <w:rPr>
-          <w:rFonts w:ascii="Times New Roman" w:eastAsia="Times New Roman" w:hAnsi="Times New Roman" w:cs="Times New Roman"/>
-          <w:sz w:val="28"/>
-          <w:szCs w:val="28"/>
-          <w:lang w:val="ru-RU"/>
-        </w:rPr>
-        <w:lastRenderedPageBreak/>
-        <w:t>Подобный подход позволяет повысить читаемость кода и упростить тестирование приложения.</w:t>
-      </w:r>
-    </w:p>
-    <w:p>
-      <w:pPr>
-        <w:spacing w:after="0" w:line="360" w:lineRule="auto"/>
-        <w:ind w:firstLine="709"/>
-        <w:jc w:val="both"/>
-        <w:rPr>
-          <w:rFonts w:ascii="Times New Roman" w:eastAsia="Times New Roman" w:hAnsi="Times New Roman" w:cs="Times New Roman"/>
-          <w:sz w:val="28"/>
-          <w:szCs w:val="28"/>
-          <w:lang w:val="ru-RU"/>
-        </w:rPr>
-      </w:pPr>
-      <w:r>
-        <w:rPr>
-          <w:rFonts w:ascii="Times New Roman" w:eastAsia="Times New Roman" w:hAnsi="Times New Roman" w:cs="Times New Roman"/>
-          <w:sz w:val="28"/>
-          <w:szCs w:val="28"/>
-          <w:lang w:val="ru-RU"/>
-        </w:rPr>
-        <w:t>Для разработки настольного приложения «Электронная библиотека» целесообразно использовать многослойную монолитную архитектуру с разделением пользовательского интерфейса и логики приложения. Такой подход позволяет:</w:t>
+        <w:ind w:left="0" w:firstLine="709"/>
+        <w:rPr>
+          <w:rFonts w:eastAsia="Times New Roman" w:cs="Times New Roman"/>
+          <w:szCs w:val="28"/>
+          <w:lang w:val="en-US"/>
+        </w:rPr>
+      </w:pPr>
+      <w:r>
+        <w:rPr>
+          <w:rFonts w:eastAsia="Times New Roman" w:cs="Times New Roman"/>
+          <w:b/>
+          <w:bCs/>
+          <w:szCs w:val="28"/>
+          <w:lang w:val="en-US"/>
+        </w:rPr>
+        <w:t>favorites</w:t>
+      </w:r>
+      <w:r>
+        <w:rPr>
+          <w:rFonts w:eastAsia="Times New Roman" w:cs="Times New Roman"/>
+          <w:szCs w:val="28"/>
+          <w:lang w:val="en-US"/>
+        </w:rPr>
+        <w:t xml:space="preserve"> – </w:t>
+      </w:r>
+      <w:r>
+        <w:rPr>
+          <w:rFonts w:eastAsia="Times New Roman" w:cs="Times New Roman"/>
+          <w:szCs w:val="28"/>
+          <w:lang w:val="ru-RU"/>
+        </w:rPr>
+        <w:t>избранное</w:t>
+      </w:r>
+      <w:r>
+        <w:rPr>
+          <w:rFonts w:eastAsia="Times New Roman" w:cs="Times New Roman"/>
+          <w:szCs w:val="28"/>
+          <w:lang w:val="en-US"/>
+        </w:rPr>
+        <w:t xml:space="preserve"> (id, </w:t>
+      </w:r>
+      <w:proofErr w:type="spellStart"/>
+      <w:r>
+        <w:rPr>
+          <w:rFonts w:eastAsia="Times New Roman" w:cs="Times New Roman"/>
+          <w:szCs w:val="28"/>
+          <w:lang w:val="en-US"/>
+        </w:rPr>
+        <w:t>user_id</w:t>
+      </w:r>
+      <w:proofErr w:type="spellEnd"/>
+      <w:r>
+        <w:rPr>
+          <w:rFonts w:eastAsia="Times New Roman" w:cs="Times New Roman"/>
+          <w:szCs w:val="28"/>
+          <w:lang w:val="en-US"/>
+        </w:rPr>
+        <w:t xml:space="preserve">, </w:t>
+      </w:r>
+      <w:proofErr w:type="spellStart"/>
+      <w:r>
+        <w:rPr>
+          <w:rFonts w:eastAsia="Times New Roman" w:cs="Times New Roman"/>
+          <w:szCs w:val="28"/>
+          <w:lang w:val="en-US"/>
+        </w:rPr>
+        <w:t>book_id</w:t>
+      </w:r>
+      <w:proofErr w:type="spellEnd"/>
+      <w:r>
+        <w:rPr>
+          <w:rFonts w:eastAsia="Times New Roman" w:cs="Times New Roman"/>
+          <w:szCs w:val="28"/>
+          <w:lang w:val="en-US"/>
+        </w:rPr>
+        <w:t xml:space="preserve">, </w:t>
+      </w:r>
+      <w:r>
+        <w:rPr>
+          <w:rFonts w:eastAsia="Times New Roman" w:cs="Times New Roman"/>
+          <w:szCs w:val="28"/>
+          <w:lang w:val="ru-RU"/>
+        </w:rPr>
+        <w:t>дата</w:t>
+      </w:r>
+      <w:r>
+        <w:rPr>
+          <w:rFonts w:eastAsia="Times New Roman" w:cs="Times New Roman"/>
+          <w:szCs w:val="28"/>
+          <w:lang w:val="en-US"/>
+        </w:rPr>
+        <w:t xml:space="preserve"> </w:t>
+      </w:r>
+      <w:r>
+        <w:rPr>
+          <w:rFonts w:eastAsia="Times New Roman" w:cs="Times New Roman"/>
+          <w:szCs w:val="28"/>
+          <w:lang w:val="ru-RU"/>
+        </w:rPr>
+        <w:t>добавления</w:t>
+      </w:r>
+      <w:r>
+        <w:rPr>
+          <w:rFonts w:eastAsia="Times New Roman" w:cs="Times New Roman"/>
+          <w:szCs w:val="28"/>
+          <w:lang w:val="en-US"/>
+        </w:rPr>
+        <w:t>);</w:t>
       </w:r>
     </w:p>
     <w:p>
       <w:pPr>
         <w:numPr>
           <w:ilvl w:val="0"/>
-          <w:numId w:val="14"/>
+          <w:numId w:val="26"/>
         </w:numPr>
-        <w:spacing w:after="0" w:line="360" w:lineRule="auto"/>
-        <w:ind w:firstLine="709"/>
-        <w:jc w:val="both"/>
-        <w:rPr>
-          <w:rFonts w:ascii="Times New Roman" w:eastAsia="Times New Roman" w:hAnsi="Times New Roman" w:cs="Times New Roman"/>
-          <w:sz w:val="28"/>
-          <w:szCs w:val="28"/>
-          <w:lang w:val="ru-RU"/>
-        </w:rPr>
-      </w:pPr>
-      <w:r>
-        <w:rPr>
-          <w:rFonts w:ascii="Times New Roman" w:eastAsia="Times New Roman" w:hAnsi="Times New Roman" w:cs="Times New Roman"/>
-          <w:sz w:val="28"/>
-          <w:szCs w:val="28"/>
-          <w:lang w:val="ru-RU"/>
-        </w:rPr>
-        <w:t xml:space="preserve">обеспечить удобство разработки; </w:t>
+        <w:ind w:left="0" w:firstLine="709"/>
+        <w:rPr>
+          <w:rFonts w:eastAsia="Times New Roman" w:cs="Times New Roman"/>
+          <w:szCs w:val="28"/>
+          <w:lang w:val="ru-RU"/>
+        </w:rPr>
+      </w:pPr>
+      <w:proofErr w:type="spellStart"/>
+      <w:r>
+        <w:rPr>
+          <w:rFonts w:eastAsia="Times New Roman" w:cs="Times New Roman"/>
+          <w:b/>
+          <w:bCs/>
+          <w:szCs w:val="28"/>
+          <w:lang w:val="ru-RU"/>
+        </w:rPr>
+        <w:t>history</w:t>
+      </w:r>
+      <w:proofErr w:type="spellEnd"/>
+      <w:r>
+        <w:rPr>
+          <w:rFonts w:eastAsia="Times New Roman" w:cs="Times New Roman"/>
+          <w:szCs w:val="28"/>
+          <w:lang w:val="ru-RU"/>
+        </w:rPr>
+        <w:t> – история чтения (</w:t>
+      </w:r>
+      <w:proofErr w:type="spellStart"/>
+      <w:r>
+        <w:rPr>
+          <w:rFonts w:eastAsia="Times New Roman" w:cs="Times New Roman"/>
+          <w:szCs w:val="28"/>
+          <w:lang w:val="ru-RU"/>
+        </w:rPr>
+        <w:t>id</w:t>
+      </w:r>
+      <w:proofErr w:type="spellEnd"/>
+      <w:r>
+        <w:rPr>
+          <w:rFonts w:eastAsia="Times New Roman" w:cs="Times New Roman"/>
+          <w:szCs w:val="28"/>
+          <w:lang w:val="ru-RU"/>
+        </w:rPr>
+        <w:t xml:space="preserve">, </w:t>
+      </w:r>
+      <w:proofErr w:type="spellStart"/>
+      <w:r>
+        <w:rPr>
+          <w:rFonts w:eastAsia="Times New Roman" w:cs="Times New Roman"/>
+          <w:szCs w:val="28"/>
+          <w:lang w:val="ru-RU"/>
+        </w:rPr>
+        <w:t>user_id</w:t>
+      </w:r>
+      <w:proofErr w:type="spellEnd"/>
+      <w:r>
+        <w:rPr>
+          <w:rFonts w:eastAsia="Times New Roman" w:cs="Times New Roman"/>
+          <w:szCs w:val="28"/>
+          <w:lang w:val="ru-RU"/>
+        </w:rPr>
+        <w:t xml:space="preserve">, </w:t>
+      </w:r>
+      <w:proofErr w:type="spellStart"/>
+      <w:r>
+        <w:rPr>
+          <w:rFonts w:eastAsia="Times New Roman" w:cs="Times New Roman"/>
+          <w:szCs w:val="28"/>
+          <w:lang w:val="ru-RU"/>
+        </w:rPr>
+        <w:t>book_id</w:t>
+      </w:r>
+      <w:proofErr w:type="spellEnd"/>
+      <w:r>
+        <w:rPr>
+          <w:rFonts w:eastAsia="Times New Roman" w:cs="Times New Roman"/>
+          <w:szCs w:val="28"/>
+          <w:lang w:val="ru-RU"/>
+        </w:rPr>
+        <w:t>, дата и время открытия).</w:t>
+      </w:r>
+    </w:p>
+    <w:p>
+      <w:pPr>
+        <w:rPr>
+          <w:rFonts w:eastAsia="Times New Roman" w:cs="Times New Roman"/>
+          <w:szCs w:val="28"/>
+          <w:lang w:val="ru-RU"/>
+        </w:rPr>
+      </w:pPr>
+      <w:r>
+        <w:rPr>
+          <w:rFonts w:eastAsia="Times New Roman" w:cs="Times New Roman"/>
+          <w:szCs w:val="28"/>
+          <w:lang w:val="ru-RU"/>
+        </w:rPr>
+        <w:t>Таблицы </w:t>
+      </w:r>
+      <w:r>
+        <w:rPr>
+          <w:rFonts w:eastAsia="Times New Roman" w:cs="Times New Roman"/>
+          <w:b/>
+          <w:bCs/>
+          <w:szCs w:val="28"/>
+          <w:lang w:val="ru-RU"/>
+        </w:rPr>
+        <w:t>выдачи книг</w:t>
+      </w:r>
+      <w:r>
+        <w:rPr>
+          <w:rFonts w:eastAsia="Times New Roman" w:cs="Times New Roman"/>
+          <w:szCs w:val="28"/>
+          <w:lang w:val="ru-RU"/>
+        </w:rPr>
+        <w:t>, </w:t>
+      </w:r>
+      <w:r>
+        <w:rPr>
+          <w:rFonts w:eastAsia="Times New Roman" w:cs="Times New Roman"/>
+          <w:b/>
+          <w:bCs/>
+          <w:szCs w:val="28"/>
+          <w:lang w:val="ru-RU"/>
+        </w:rPr>
+        <w:t>рецензий</w:t>
+      </w:r>
+      <w:r>
+        <w:rPr>
+          <w:rFonts w:eastAsia="Times New Roman" w:cs="Times New Roman"/>
+          <w:szCs w:val="28"/>
+          <w:lang w:val="ru-RU"/>
+        </w:rPr>
+        <w:t>, </w:t>
+      </w:r>
+      <w:r>
+        <w:rPr>
+          <w:rFonts w:eastAsia="Times New Roman" w:cs="Times New Roman"/>
+          <w:b/>
+          <w:bCs/>
+          <w:szCs w:val="28"/>
+          <w:lang w:val="ru-RU"/>
+        </w:rPr>
+        <w:t>сообщений чата</w:t>
+      </w:r>
+      <w:r>
+        <w:rPr>
+          <w:rFonts w:eastAsia="Times New Roman" w:cs="Times New Roman"/>
+          <w:szCs w:val="28"/>
+          <w:lang w:val="ru-RU"/>
+        </w:rPr>
+        <w:t>, </w:t>
+      </w:r>
+      <w:r>
+        <w:rPr>
+          <w:rFonts w:eastAsia="Times New Roman" w:cs="Times New Roman"/>
+          <w:b/>
+          <w:bCs/>
+          <w:szCs w:val="28"/>
+          <w:lang w:val="ru-RU"/>
+        </w:rPr>
+        <w:t>библиотекарей</w:t>
+      </w:r>
+      <w:r>
+        <w:rPr>
+          <w:rFonts w:eastAsia="Times New Roman" w:cs="Times New Roman"/>
+          <w:szCs w:val="28"/>
+          <w:lang w:val="ru-RU"/>
+        </w:rPr>
+        <w:t> отсутствуют, так как они не предусмотрены техническим заданием.</w:t>
+      </w:r>
+    </w:p>
+    <w:p>
+      <w:pPr>
+        <w:rPr>
+          <w:rFonts w:eastAsia="Times New Roman" w:cs="Times New Roman"/>
+          <w:szCs w:val="28"/>
+          <w:lang w:val="ru-RU"/>
+        </w:rPr>
+      </w:pPr>
+      <w:r>
+        <w:rPr>
+          <w:rFonts w:eastAsia="Times New Roman" w:cs="Times New Roman"/>
+          <w:szCs w:val="28"/>
+          <w:lang w:val="ru-RU"/>
+        </w:rPr>
+        <w:t>База данных обеспечивает:</w:t>
       </w:r>
     </w:p>
     <w:p>
       <w:pPr>
         <w:numPr>
           <w:ilvl w:val="0"/>
-          <w:numId w:val="14"/>
+          <w:numId w:val="27"/>
         </w:numPr>
-        <w:spacing w:after="0" w:line="360" w:lineRule="auto"/>
-        <w:ind w:firstLine="709"/>
-        <w:jc w:val="both"/>
-        <w:rPr>
-          <w:rFonts w:ascii="Times New Roman" w:eastAsia="Times New Roman" w:hAnsi="Times New Roman" w:cs="Times New Roman"/>
-          <w:sz w:val="28"/>
-          <w:szCs w:val="28"/>
-          <w:lang w:val="ru-RU"/>
-        </w:rPr>
-      </w:pPr>
-      <w:r>
-        <w:rPr>
-          <w:rFonts w:ascii="Times New Roman" w:eastAsia="Times New Roman" w:hAnsi="Times New Roman" w:cs="Times New Roman"/>
-          <w:sz w:val="28"/>
-          <w:szCs w:val="28"/>
-          <w:lang w:val="ru-RU"/>
-        </w:rPr>
-        <w:t xml:space="preserve">повысить читаемость программного кода; </w:t>
+        <w:ind w:left="0" w:firstLine="709"/>
+        <w:rPr>
+          <w:rFonts w:eastAsia="Times New Roman" w:cs="Times New Roman"/>
+          <w:szCs w:val="28"/>
+          <w:lang w:val="ru-RU"/>
+        </w:rPr>
+      </w:pPr>
+      <w:r>
+        <w:rPr>
+          <w:rFonts w:eastAsia="Times New Roman" w:cs="Times New Roman"/>
+          <w:szCs w:val="28"/>
+          <w:lang w:val="ru-RU"/>
+        </w:rPr>
+        <w:t>хранение информации о пользователях, книгах, избранном, истории чтения;</w:t>
       </w:r>
     </w:p>
     <w:p>
       <w:pPr>
         <w:numPr>
           <w:ilvl w:val="0"/>
-          <w:numId w:val="14"/>
+          <w:numId w:val="27"/>
         </w:numPr>
-        <w:spacing w:after="0" w:line="360" w:lineRule="auto"/>
-        <w:ind w:firstLine="709"/>
-        <w:jc w:val="both"/>
-        <w:rPr>
-          <w:rFonts w:ascii="Times New Roman" w:eastAsia="Times New Roman" w:hAnsi="Times New Roman" w:cs="Times New Roman"/>
-          <w:sz w:val="28"/>
-          <w:szCs w:val="28"/>
-          <w:lang w:val="ru-RU"/>
-        </w:rPr>
-      </w:pPr>
-      <w:r>
-        <w:rPr>
-          <w:rFonts w:ascii="Times New Roman" w:eastAsia="Times New Roman" w:hAnsi="Times New Roman" w:cs="Times New Roman"/>
-          <w:sz w:val="28"/>
-          <w:szCs w:val="28"/>
-          <w:lang w:val="ru-RU"/>
-        </w:rPr>
-        <w:t xml:space="preserve">упростить сопровождение проекта; </w:t>
+        <w:ind w:left="0" w:firstLine="709"/>
+        <w:rPr>
+          <w:rFonts w:eastAsia="Times New Roman" w:cs="Times New Roman"/>
+          <w:szCs w:val="28"/>
+          <w:lang w:val="ru-RU"/>
+        </w:rPr>
+      </w:pPr>
+      <w:r>
+        <w:rPr>
+          <w:rFonts w:eastAsia="Times New Roman" w:cs="Times New Roman"/>
+          <w:szCs w:val="28"/>
+          <w:lang w:val="ru-RU"/>
+        </w:rPr>
+        <w:t>выполнение SQL-запросов через PHP (</w:t>
+      </w:r>
+      <w:proofErr w:type="spellStart"/>
+      <w:r>
+        <w:rPr>
+          <w:rFonts w:eastAsia="Times New Roman" w:cs="Times New Roman"/>
+          <w:szCs w:val="28"/>
+          <w:lang w:val="ru-RU"/>
+        </w:rPr>
+        <w:t>mysqli</w:t>
+      </w:r>
+      <w:proofErr w:type="spellEnd"/>
+      <w:r>
+        <w:rPr>
+          <w:rFonts w:eastAsia="Times New Roman" w:cs="Times New Roman"/>
+          <w:szCs w:val="28"/>
+          <w:lang w:val="ru-RU"/>
+        </w:rPr>
+        <w:t xml:space="preserve"> или PDO);</w:t>
       </w:r>
     </w:p>
     <w:p>
       <w:pPr>
         <w:numPr>
           <w:ilvl w:val="0"/>
-          <w:numId w:val="14"/>
+          <w:numId w:val="27"/>
         </w:numPr>
-        <w:spacing w:after="0" w:line="360" w:lineRule="auto"/>
-        <w:ind w:firstLine="709"/>
-        <w:jc w:val="both"/>
-        <w:rPr>
-          <w:rFonts w:ascii="Times New Roman" w:eastAsia="Times New Roman" w:hAnsi="Times New Roman" w:cs="Times New Roman"/>
-          <w:sz w:val="28"/>
-          <w:szCs w:val="28"/>
-          <w:lang w:val="ru-RU"/>
-        </w:rPr>
-      </w:pPr>
-      <w:r>
-        <w:rPr>
-          <w:rFonts w:ascii="Times New Roman" w:eastAsia="Times New Roman" w:hAnsi="Times New Roman" w:cs="Times New Roman"/>
-          <w:sz w:val="28"/>
-          <w:szCs w:val="28"/>
-          <w:lang w:val="ru-RU"/>
-        </w:rPr>
-        <w:t xml:space="preserve">реализовать взаимодействие с базой данных MySQL; </w:t>
+        <w:ind w:left="0" w:firstLine="709"/>
+        <w:rPr>
+          <w:rFonts w:eastAsia="Times New Roman" w:cs="Times New Roman"/>
+          <w:szCs w:val="28"/>
+          <w:lang w:val="ru-RU"/>
+        </w:rPr>
+      </w:pPr>
+      <w:r>
+        <w:rPr>
+          <w:rFonts w:eastAsia="Times New Roman" w:cs="Times New Roman"/>
+          <w:szCs w:val="28"/>
+          <w:lang w:val="ru-RU"/>
+        </w:rPr>
+        <w:t>контроль целостности данных (внешние ключи);</w:t>
       </w:r>
     </w:p>
     <w:p>
       <w:pPr>
         <w:numPr>
           <w:ilvl w:val="0"/>
-          <w:numId w:val="14"/>
+          <w:numId w:val="27"/>
         </w:numPr>
-        <w:spacing w:after="0" w:line="360" w:lineRule="auto"/>
-        <w:ind w:firstLine="709"/>
-        <w:jc w:val="both"/>
-        <w:rPr>
-          <w:rFonts w:ascii="Times New Roman" w:eastAsia="Times New Roman" w:hAnsi="Times New Roman" w:cs="Times New Roman"/>
-          <w:sz w:val="28"/>
-          <w:szCs w:val="28"/>
-          <w:lang w:val="ru-RU"/>
-        </w:rPr>
-      </w:pPr>
-      <w:r>
-        <w:rPr>
-          <w:rFonts w:ascii="Times New Roman" w:eastAsia="Times New Roman" w:hAnsi="Times New Roman" w:cs="Times New Roman"/>
-          <w:sz w:val="28"/>
-          <w:szCs w:val="28"/>
-          <w:lang w:val="ru-RU"/>
-        </w:rPr>
-        <w:t xml:space="preserve">обеспечить возможность дальнейшего расширения функциональности приложения. </w:t>
-      </w:r>
-    </w:p>
-    <w:p>
-      <w:pPr>
-        <w:spacing w:after="0" w:line="360" w:lineRule="auto"/>
-        <w:ind w:firstLine="709"/>
-        <w:jc w:val="both"/>
-        <w:rPr>
-          <w:rFonts w:ascii="Times New Roman" w:eastAsia="Times New Roman" w:hAnsi="Times New Roman" w:cs="Times New Roman"/>
-          <w:sz w:val="28"/>
-          <w:szCs w:val="28"/>
-          <w:lang w:val="ru-RU"/>
-        </w:rPr>
-      </w:pPr>
-    </w:p>
-    <w:p>
-      <w:pPr>
-        <w:pStyle w:val="2"/>
-        <w:rPr>
-          <w:lang w:val="ru-RU"/>
-        </w:rPr>
-      </w:pPr>
-      <w:r>
-        <w:rPr>
-          <w:lang w:val="ru-RU"/>
-        </w:rPr>
-        <w:t>2.2 Выбор архитектуры и обоснование решения</w:t>
-      </w:r>
-    </w:p>
-    <w:p>
-      <w:pPr>
-        <w:spacing w:after="0" w:line="360" w:lineRule="auto"/>
-        <w:ind w:firstLine="709"/>
-        <w:jc w:val="both"/>
-        <w:rPr>
-          <w:rFonts w:ascii="Times New Roman" w:eastAsia="Times New Roman" w:hAnsi="Times New Roman" w:cs="Times New Roman"/>
-          <w:sz w:val="28"/>
-          <w:szCs w:val="28"/>
-          <w:lang w:val="ru-RU"/>
-        </w:rPr>
-      </w:pPr>
-      <w:r>
-        <w:rPr>
-          <w:rFonts w:ascii="Times New Roman" w:eastAsia="Times New Roman" w:hAnsi="Times New Roman" w:cs="Times New Roman"/>
-          <w:sz w:val="28"/>
-          <w:szCs w:val="28"/>
-          <w:lang w:val="ru-RU"/>
-        </w:rPr>
-        <w:t>В соответствии с требованиями предметной области и выбранными инструментальными средствами (</w:t>
-      </w:r>
-      <w:proofErr w:type="spellStart"/>
-      <w:r>
-        <w:rPr>
-          <w:rFonts w:ascii="Times New Roman" w:eastAsia="Times New Roman" w:hAnsi="Times New Roman" w:cs="Times New Roman"/>
-          <w:sz w:val="28"/>
-          <w:szCs w:val="28"/>
-          <w:lang w:val="ru-RU"/>
-        </w:rPr>
-        <w:t>Flutter</w:t>
-      </w:r>
-      <w:proofErr w:type="spellEnd"/>
-      <w:r>
-        <w:rPr>
-          <w:rFonts w:ascii="Times New Roman" w:eastAsia="Times New Roman" w:hAnsi="Times New Roman" w:cs="Times New Roman"/>
-          <w:sz w:val="28"/>
-          <w:szCs w:val="28"/>
-          <w:lang w:val="ru-RU"/>
-        </w:rPr>
-        <w:t xml:space="preserve"> и MySQL) для приложения «Электронная библиотека» предлагается использовать многослойную монолитную архитектуру.</w:t>
-      </w:r>
-    </w:p>
-    <w:p>
-      <w:pPr>
-        <w:spacing w:after="0" w:line="360" w:lineRule="auto"/>
-        <w:ind w:firstLine="709"/>
-        <w:jc w:val="both"/>
-        <w:rPr>
-          <w:rFonts w:ascii="Times New Roman" w:eastAsia="Times New Roman" w:hAnsi="Times New Roman" w:cs="Times New Roman"/>
-          <w:sz w:val="28"/>
-          <w:szCs w:val="28"/>
-          <w:lang w:val="ru-RU"/>
-        </w:rPr>
-      </w:pPr>
-      <w:r>
-        <w:rPr>
-          <w:rFonts w:ascii="Times New Roman" w:eastAsia="Times New Roman" w:hAnsi="Times New Roman" w:cs="Times New Roman"/>
-          <w:sz w:val="28"/>
-          <w:szCs w:val="28"/>
-          <w:lang w:val="ru-RU"/>
-        </w:rPr>
-        <w:t>Архитектура приложения будет состоять из трёх основных уровней.</w:t>
-      </w:r>
-    </w:p>
-    <w:p>
-      <w:pPr>
-        <w:spacing w:after="0" w:line="360" w:lineRule="auto"/>
-        <w:ind w:firstLine="709"/>
-        <w:jc w:val="both"/>
-        <w:rPr>
-          <w:rFonts w:ascii="Times New Roman" w:eastAsia="Times New Roman" w:hAnsi="Times New Roman" w:cs="Times New Roman"/>
+        <w:ind w:left="0" w:firstLine="709"/>
+        <w:rPr>
+          <w:rFonts w:eastAsia="Times New Roman" w:cs="Times New Roman"/>
+          <w:szCs w:val="28"/>
+          <w:lang w:val="ru-RU"/>
+        </w:rPr>
+      </w:pPr>
+      <w:r>
+        <w:rPr>
+          <w:rFonts w:eastAsia="Times New Roman" w:cs="Times New Roman"/>
+          <w:szCs w:val="28"/>
+          <w:lang w:val="ru-RU"/>
+        </w:rPr>
+        <w:t>быстрое получение информации с использованием индексов;</w:t>
+      </w:r>
+    </w:p>
+    <w:p>
+      <w:pPr>
+        <w:numPr>
+          <w:ilvl w:val="0"/>
+          <w:numId w:val="27"/>
+        </w:numPr>
+        <w:ind w:left="0" w:firstLine="709"/>
+        <w:rPr>
+          <w:rFonts w:eastAsia="Times New Roman" w:cs="Times New Roman"/>
+          <w:szCs w:val="28"/>
+          <w:lang w:val="ru-RU"/>
+        </w:rPr>
+      </w:pPr>
+      <w:r>
+        <w:rPr>
+          <w:rFonts w:eastAsia="Times New Roman" w:cs="Times New Roman"/>
+          <w:szCs w:val="28"/>
+          <w:lang w:val="ru-RU"/>
+        </w:rPr>
+        <w:t>безопасное хранение данных (пароли хранятся в хешированном виде).</w:t>
+      </w:r>
+    </w:p>
+    <w:p>
+      <w:pPr>
+        <w:rPr>
+          <w:rFonts w:eastAsia="Times New Roman" w:cs="Times New Roman"/>
           <w:b/>
           <w:bCs/>
-          <w:sz w:val="28"/>
-          <w:szCs w:val="28"/>
-          <w:lang w:val="ru-RU"/>
-        </w:rPr>
-      </w:pPr>
-      <w:r>
-        <w:rPr>
-          <w:rFonts w:ascii="Times New Roman" w:eastAsia="Times New Roman" w:hAnsi="Times New Roman" w:cs="Times New Roman"/>
+          <w:szCs w:val="28"/>
+          <w:lang w:val="ru-RU"/>
+        </w:rPr>
+      </w:pPr>
+      <w:r>
+        <w:rPr>
+          <w:rFonts w:eastAsia="Times New Roman" w:cs="Times New Roman"/>
           <w:b/>
           <w:bCs/>
-          <w:sz w:val="28"/>
-          <w:szCs w:val="28"/>
-          <w:lang w:val="ru-RU"/>
-        </w:rPr>
-        <w:t>Уровень представления (UI)</w:t>
-      </w:r>
-    </w:p>
-    <w:p>
-      <w:pPr>
-        <w:spacing w:after="0" w:line="360" w:lineRule="auto"/>
-        <w:ind w:firstLine="709"/>
-        <w:jc w:val="both"/>
-        <w:rPr>
-          <w:rFonts w:ascii="Times New Roman" w:eastAsia="Times New Roman" w:hAnsi="Times New Roman" w:cs="Times New Roman"/>
-          <w:sz w:val="28"/>
-          <w:szCs w:val="28"/>
-          <w:lang w:val="ru-RU"/>
-        </w:rPr>
-      </w:pPr>
-      <w:r>
-        <w:rPr>
-          <w:rFonts w:ascii="Times New Roman" w:eastAsia="Times New Roman" w:hAnsi="Times New Roman" w:cs="Times New Roman"/>
-          <w:sz w:val="28"/>
-          <w:szCs w:val="28"/>
-          <w:lang w:val="ru-RU"/>
-        </w:rPr>
-        <w:t>Уровень пользовательского интерфейса отвечает за взаимодействие пользователя с системой. В приложении будут реализованы:</w:t>
+          <w:szCs w:val="28"/>
+          <w:lang w:val="ru-RU"/>
+        </w:rPr>
+        <w:t>Преимущества выбранной архитектуры</w:t>
+      </w:r>
+    </w:p>
+    <w:p>
+      <w:pPr>
+        <w:rPr>
+          <w:rFonts w:eastAsia="Times New Roman" w:cs="Times New Roman"/>
+          <w:szCs w:val="28"/>
+          <w:lang w:val="ru-RU"/>
+        </w:rPr>
+      </w:pPr>
+      <w:r>
+        <w:rPr>
+          <w:rFonts w:eastAsia="Times New Roman" w:cs="Times New Roman"/>
+          <w:szCs w:val="28"/>
+          <w:lang w:val="ru-RU"/>
+        </w:rPr>
+        <w:t>Использование клиент-серверной многоуровневой архитектуры позволяет:</w:t>
       </w:r>
     </w:p>
     <w:p>
       <w:pPr>
         <w:numPr>
           <w:ilvl w:val="0"/>
-          <w:numId w:val="15"/>
+          <w:numId w:val="28"/>
         </w:numPr>
-        <w:spacing w:after="0" w:line="360" w:lineRule="auto"/>
-        <w:ind w:firstLine="709"/>
-        <w:jc w:val="both"/>
-        <w:rPr>
-          <w:rFonts w:ascii="Times New Roman" w:eastAsia="Times New Roman" w:hAnsi="Times New Roman" w:cs="Times New Roman"/>
-          <w:sz w:val="28"/>
-          <w:szCs w:val="28"/>
-          <w:lang w:val="ru-RU"/>
-        </w:rPr>
-      </w:pPr>
-      <w:r>
-        <w:rPr>
-          <w:rFonts w:ascii="Times New Roman" w:eastAsia="Times New Roman" w:hAnsi="Times New Roman" w:cs="Times New Roman"/>
-          <w:sz w:val="28"/>
-          <w:szCs w:val="28"/>
-          <w:lang w:val="ru-RU"/>
-        </w:rPr>
-        <w:t xml:space="preserve">экран авторизации и регистрации; </w:t>
+        <w:ind w:left="0" w:firstLine="709"/>
+        <w:rPr>
+          <w:rFonts w:eastAsia="Times New Roman" w:cs="Times New Roman"/>
+          <w:szCs w:val="28"/>
+          <w:lang w:val="ru-RU"/>
+        </w:rPr>
+      </w:pPr>
+      <w:r>
+        <w:rPr>
+          <w:rFonts w:eastAsia="Times New Roman" w:cs="Times New Roman"/>
+          <w:szCs w:val="28"/>
+          <w:lang w:val="ru-RU"/>
+        </w:rPr>
+        <w:t>чётко разделить обязанности между клиентом (</w:t>
+      </w:r>
+      <w:proofErr w:type="spellStart"/>
+      <w:r>
+        <w:rPr>
+          <w:rFonts w:eastAsia="Times New Roman" w:cs="Times New Roman"/>
+          <w:szCs w:val="28"/>
+          <w:lang w:val="ru-RU"/>
+        </w:rPr>
+        <w:t>Flutter</w:t>
+      </w:r>
+      <w:proofErr w:type="spellEnd"/>
+      <w:r>
+        <w:rPr>
+          <w:rFonts w:eastAsia="Times New Roman" w:cs="Times New Roman"/>
+          <w:szCs w:val="28"/>
+          <w:lang w:val="ru-RU"/>
+        </w:rPr>
+        <w:t>) и сервером (PHP);</w:t>
       </w:r>
     </w:p>
     <w:p>
       <w:pPr>
         <w:numPr>
           <w:ilvl w:val="0"/>
-          <w:numId w:val="15"/>
+          <w:numId w:val="28"/>
         </w:numPr>
-        <w:spacing w:after="0" w:line="360" w:lineRule="auto"/>
-        <w:ind w:firstLine="709"/>
-        <w:jc w:val="both"/>
-        <w:rPr>
-          <w:rFonts w:ascii="Times New Roman" w:eastAsia="Times New Roman" w:hAnsi="Times New Roman" w:cs="Times New Roman"/>
-          <w:sz w:val="28"/>
-          <w:szCs w:val="28"/>
-          <w:lang w:val="ru-RU"/>
-        </w:rPr>
-      </w:pPr>
-      <w:r>
-        <w:rPr>
-          <w:rFonts w:ascii="Times New Roman" w:eastAsia="Times New Roman" w:hAnsi="Times New Roman" w:cs="Times New Roman"/>
-          <w:sz w:val="28"/>
-          <w:szCs w:val="28"/>
-          <w:lang w:val="ru-RU"/>
-        </w:rPr>
-        <w:t xml:space="preserve">главный экран каталога книг; </w:t>
+        <w:ind w:left="0" w:firstLine="709"/>
+        <w:rPr>
+          <w:rFonts w:eastAsia="Times New Roman" w:cs="Times New Roman"/>
+          <w:szCs w:val="28"/>
+          <w:lang w:val="ru-RU"/>
+        </w:rPr>
+      </w:pPr>
+      <w:r>
+        <w:rPr>
+          <w:rFonts w:eastAsia="Times New Roman" w:cs="Times New Roman"/>
+          <w:szCs w:val="28"/>
+          <w:lang w:val="ru-RU"/>
+        </w:rPr>
+        <w:t>централизованно хранить данные в MySQL, обеспечивая многопользовательскую работу;</w:t>
       </w:r>
     </w:p>
     <w:p>
       <w:pPr>
         <w:numPr>
           <w:ilvl w:val="0"/>
-          <w:numId w:val="15"/>
+          <w:numId w:val="28"/>
         </w:numPr>
-        <w:spacing w:after="0" w:line="360" w:lineRule="auto"/>
-        <w:ind w:firstLine="709"/>
-        <w:jc w:val="both"/>
-        <w:rPr>
-          <w:rFonts w:ascii="Times New Roman" w:eastAsia="Times New Roman" w:hAnsi="Times New Roman" w:cs="Times New Roman"/>
-          <w:sz w:val="28"/>
-          <w:szCs w:val="28"/>
-          <w:lang w:val="ru-RU"/>
-        </w:rPr>
-      </w:pPr>
-      <w:r>
-        <w:rPr>
-          <w:rFonts w:ascii="Times New Roman" w:eastAsia="Times New Roman" w:hAnsi="Times New Roman" w:cs="Times New Roman"/>
-          <w:sz w:val="28"/>
-          <w:szCs w:val="28"/>
-          <w:lang w:val="ru-RU"/>
-        </w:rPr>
-        <w:t xml:space="preserve">экран поиска и фильтрации литературы; </w:t>
+        <w:ind w:left="0" w:firstLine="709"/>
+        <w:rPr>
+          <w:rFonts w:eastAsia="Times New Roman" w:cs="Times New Roman"/>
+          <w:szCs w:val="28"/>
+          <w:lang w:val="ru-RU"/>
+        </w:rPr>
+      </w:pPr>
+      <w:r>
+        <w:rPr>
+          <w:rFonts w:eastAsia="Times New Roman" w:cs="Times New Roman"/>
+          <w:szCs w:val="28"/>
+          <w:lang w:val="ru-RU"/>
+        </w:rPr>
+        <w:t>упростить разработку и тестирование (каждый уровень можно отлаживать отдельно);</w:t>
       </w:r>
     </w:p>
     <w:p>
       <w:pPr>
         <w:numPr>
           <w:ilvl w:val="0"/>
-          <w:numId w:val="15"/>
+          <w:numId w:val="28"/>
         </w:numPr>
-        <w:spacing w:after="0" w:line="360" w:lineRule="auto"/>
-        <w:ind w:firstLine="709"/>
-        <w:jc w:val="both"/>
-        <w:rPr>
-          <w:rFonts w:ascii="Times New Roman" w:eastAsia="Times New Roman" w:hAnsi="Times New Roman" w:cs="Times New Roman"/>
-          <w:sz w:val="28"/>
-          <w:szCs w:val="28"/>
-          <w:lang w:val="ru-RU"/>
-        </w:rPr>
-      </w:pPr>
-      <w:r>
-        <w:rPr>
-          <w:rFonts w:ascii="Times New Roman" w:eastAsia="Times New Roman" w:hAnsi="Times New Roman" w:cs="Times New Roman"/>
-          <w:sz w:val="28"/>
-          <w:szCs w:val="28"/>
-          <w:lang w:val="ru-RU"/>
-        </w:rPr>
-        <w:t xml:space="preserve">экран просмотра информации о книге; </w:t>
+        <w:ind w:left="0" w:firstLine="709"/>
+        <w:rPr>
+          <w:rFonts w:eastAsia="Times New Roman" w:cs="Times New Roman"/>
+          <w:szCs w:val="28"/>
+          <w:lang w:val="ru-RU"/>
+        </w:rPr>
+      </w:pPr>
+      <w:r>
+        <w:rPr>
+          <w:rFonts w:eastAsia="Times New Roman" w:cs="Times New Roman"/>
+          <w:szCs w:val="28"/>
+          <w:lang w:val="ru-RU"/>
+        </w:rPr>
+        <w:t>обеспечить безопасность (сервер выполняет проверку прав доступа, клиент не может напрямую изменять БД);</w:t>
       </w:r>
     </w:p>
     <w:p>
       <w:pPr>
         <w:numPr>
           <w:ilvl w:val="0"/>
-          <w:numId w:val="15"/>
+          <w:numId w:val="28"/>
         </w:numPr>
-        <w:spacing w:after="0" w:line="360" w:lineRule="auto"/>
-        <w:ind w:firstLine="709"/>
-        <w:jc w:val="both"/>
-        <w:rPr>
-          <w:rFonts w:ascii="Times New Roman" w:eastAsia="Times New Roman" w:hAnsi="Times New Roman" w:cs="Times New Roman"/>
-          <w:sz w:val="28"/>
-          <w:szCs w:val="28"/>
-          <w:lang w:val="ru-RU"/>
-        </w:rPr>
-      </w:pPr>
-      <w:r>
-        <w:rPr>
-          <w:rFonts w:ascii="Times New Roman" w:eastAsia="Times New Roman" w:hAnsi="Times New Roman" w:cs="Times New Roman"/>
-          <w:sz w:val="28"/>
-          <w:szCs w:val="28"/>
-          <w:lang w:val="ru-RU"/>
-        </w:rPr>
-        <w:t xml:space="preserve">экран чтения электронной книги; </w:t>
+        <w:ind w:left="0" w:firstLine="709"/>
+        <w:rPr>
+          <w:rFonts w:eastAsia="Times New Roman" w:cs="Times New Roman"/>
+          <w:szCs w:val="28"/>
+          <w:lang w:val="ru-RU"/>
+        </w:rPr>
+      </w:pPr>
+      <w:r>
+        <w:rPr>
+          <w:rFonts w:eastAsia="Times New Roman" w:cs="Times New Roman"/>
+          <w:szCs w:val="28"/>
+          <w:lang w:val="ru-RU"/>
+        </w:rPr>
+        <w:t>легко масштабировать систему (при необходимости серверную часть можно перенести на удалённый хостинг);</w:t>
       </w:r>
     </w:p>
     <w:p>
       <w:pPr>
         <w:numPr>
           <w:ilvl w:val="0"/>
-          <w:numId w:val="15"/>
+          <w:numId w:val="28"/>
         </w:numPr>
-        <w:spacing w:after="0" w:line="360" w:lineRule="auto"/>
-        <w:ind w:firstLine="709"/>
-        <w:jc w:val="both"/>
-        <w:rPr>
-          <w:rFonts w:ascii="Times New Roman" w:eastAsia="Times New Roman" w:hAnsi="Times New Roman" w:cs="Times New Roman"/>
-          <w:sz w:val="28"/>
-          <w:szCs w:val="28"/>
-          <w:lang w:val="ru-RU"/>
-        </w:rPr>
-      </w:pPr>
-      <w:r>
-        <w:rPr>
-          <w:rFonts w:ascii="Times New Roman" w:eastAsia="Times New Roman" w:hAnsi="Times New Roman" w:cs="Times New Roman"/>
-          <w:sz w:val="28"/>
-          <w:szCs w:val="28"/>
-          <w:lang w:val="ru-RU"/>
-        </w:rPr>
-        <w:t xml:space="preserve">раздел «Избранное»; </w:t>
-      </w:r>
-    </w:p>
-    <w:p>
-      <w:pPr>
-        <w:numPr>
-          <w:ilvl w:val="0"/>
-          <w:numId w:val="15"/>
-        </w:numPr>
-        <w:spacing w:after="0" w:line="360" w:lineRule="auto"/>
-        <w:ind w:firstLine="709"/>
-        <w:jc w:val="both"/>
-        <w:rPr>
-          <w:rFonts w:ascii="Times New Roman" w:eastAsia="Times New Roman" w:hAnsi="Times New Roman" w:cs="Times New Roman"/>
-          <w:sz w:val="28"/>
-          <w:szCs w:val="28"/>
-          <w:lang w:val="ru-RU"/>
-        </w:rPr>
-      </w:pPr>
-      <w:r>
-        <w:rPr>
-          <w:rFonts w:ascii="Times New Roman" w:eastAsia="Times New Roman" w:hAnsi="Times New Roman" w:cs="Times New Roman"/>
-          <w:sz w:val="28"/>
-          <w:szCs w:val="28"/>
-          <w:lang w:val="ru-RU"/>
-        </w:rPr>
-        <w:t xml:space="preserve">экран рецензий и оценок; </w:t>
-      </w:r>
-    </w:p>
-    <w:p>
-      <w:pPr>
-        <w:numPr>
-          <w:ilvl w:val="0"/>
-          <w:numId w:val="15"/>
-        </w:numPr>
-        <w:spacing w:after="0" w:line="360" w:lineRule="auto"/>
-        <w:ind w:firstLine="709"/>
-        <w:jc w:val="both"/>
-        <w:rPr>
-          <w:rFonts w:ascii="Times New Roman" w:eastAsia="Times New Roman" w:hAnsi="Times New Roman" w:cs="Times New Roman"/>
-          <w:sz w:val="28"/>
-          <w:szCs w:val="28"/>
-          <w:lang w:val="ru-RU"/>
-        </w:rPr>
-      </w:pPr>
-      <w:r>
-        <w:rPr>
-          <w:rFonts w:ascii="Times New Roman" w:eastAsia="Times New Roman" w:hAnsi="Times New Roman" w:cs="Times New Roman"/>
-          <w:sz w:val="28"/>
+        <w:ind w:left="0" w:firstLine="709"/>
+        <w:rPr>
+          <w:rFonts w:eastAsia="Times New Roman" w:cs="Times New Roman"/>
+          <w:szCs w:val="28"/>
+          <w:lang w:val="ru-RU"/>
+        </w:rPr>
+      </w:pPr>
+      <w:r>
+        <w:rPr>
+          <w:rFonts w:eastAsia="Times New Roman" w:cs="Times New Roman"/>
+          <w:szCs w:val="28"/>
+          <w:lang w:val="ru-RU"/>
+        </w:rPr>
+        <w:t>реализовать все функции, заявленные в техническом задании: каталог, поиск, избранное, историю, рейтинг, администрирование.</w:t>
+      </w:r>
+    </w:p>
+    <w:p>
+      <w:pPr>
+        <w:rPr>
+          <w:rFonts w:eastAsia="Times New Roman" w:cs="Times New Roman"/>
+          <w:szCs w:val="28"/>
+          <w:lang w:val="ru-RU"/>
+        </w:rPr>
+      </w:pPr>
+      <w:r>
+        <w:rPr>
+          <w:rFonts w:eastAsia="Times New Roman" w:cs="Times New Roman"/>
           <w:szCs w:val="28"/>
           <w:lang w:val="ru-RU"/>
         </w:rPr>
         <w:lastRenderedPageBreak/>
-        <w:t xml:space="preserve">чат с библиотекарем; </w:t>
-      </w:r>
-    </w:p>
-    <w:p>
-      <w:pPr>
-        <w:numPr>
-          <w:ilvl w:val="0"/>
-          <w:numId w:val="15"/>
-        </w:numPr>
-        <w:spacing w:after="0" w:line="360" w:lineRule="auto"/>
-        <w:ind w:firstLine="709"/>
-        <w:jc w:val="both"/>
-        <w:rPr>
-          <w:rFonts w:ascii="Times New Roman" w:eastAsia="Times New Roman" w:hAnsi="Times New Roman" w:cs="Times New Roman"/>
-          <w:sz w:val="28"/>
-          <w:szCs w:val="28"/>
-          <w:lang w:val="ru-RU"/>
-        </w:rPr>
-      </w:pPr>
-      <w:r>
-        <w:rPr>
-          <w:rFonts w:ascii="Times New Roman" w:eastAsia="Times New Roman" w:hAnsi="Times New Roman" w:cs="Times New Roman"/>
-          <w:sz w:val="28"/>
-          <w:szCs w:val="28"/>
-          <w:lang w:val="ru-RU"/>
-        </w:rPr>
-        <w:t xml:space="preserve">административная панель библиотекаря. </w:t>
-      </w:r>
-    </w:p>
-    <w:p>
-      <w:pPr>
-        <w:spacing w:after="0" w:line="360" w:lineRule="auto"/>
-        <w:ind w:firstLine="709"/>
-        <w:jc w:val="both"/>
-        <w:rPr>
-          <w:rFonts w:ascii="Times New Roman" w:eastAsia="Times New Roman" w:hAnsi="Times New Roman" w:cs="Times New Roman"/>
-          <w:sz w:val="28"/>
-          <w:szCs w:val="28"/>
-          <w:lang w:val="ru-RU"/>
-        </w:rPr>
-      </w:pPr>
-      <w:r>
-        <w:rPr>
-          <w:rFonts w:ascii="Times New Roman" w:eastAsia="Times New Roman" w:hAnsi="Times New Roman" w:cs="Times New Roman"/>
-          <w:sz w:val="28"/>
-          <w:szCs w:val="28"/>
-          <w:lang w:val="ru-RU"/>
-        </w:rPr>
-        <w:t xml:space="preserve">Пользовательский интерфейс будет разработан с использованием </w:t>
-      </w:r>
-      <w:proofErr w:type="spellStart"/>
-      <w:r>
-        <w:rPr>
-          <w:rFonts w:ascii="Times New Roman" w:eastAsia="Times New Roman" w:hAnsi="Times New Roman" w:cs="Times New Roman"/>
-          <w:sz w:val="28"/>
-          <w:szCs w:val="28"/>
-          <w:lang w:val="ru-RU"/>
-        </w:rPr>
-        <w:t>Flutter</w:t>
-      </w:r>
-      <w:proofErr w:type="spellEnd"/>
-      <w:r>
-        <w:rPr>
-          <w:rFonts w:ascii="Times New Roman" w:eastAsia="Times New Roman" w:hAnsi="Times New Roman" w:cs="Times New Roman"/>
-          <w:sz w:val="28"/>
-          <w:szCs w:val="28"/>
-          <w:lang w:val="ru-RU"/>
-        </w:rPr>
-        <w:t>, что позволит создать современное и удобное приложение.</w:t>
-      </w:r>
-    </w:p>
-    <w:p>
-      <w:pPr>
-        <w:spacing w:after="0" w:line="360" w:lineRule="auto"/>
-        <w:ind w:firstLine="709"/>
-        <w:jc w:val="both"/>
-        <w:rPr>
-          <w:rFonts w:ascii="Times New Roman" w:eastAsia="Times New Roman" w:hAnsi="Times New Roman" w:cs="Times New Roman"/>
-          <w:b/>
-          <w:bCs/>
-          <w:sz w:val="28"/>
-          <w:szCs w:val="28"/>
-          <w:lang w:val="ru-RU"/>
-        </w:rPr>
-      </w:pPr>
-      <w:r>
-        <w:rPr>
-          <w:rFonts w:ascii="Times New Roman" w:eastAsia="Times New Roman" w:hAnsi="Times New Roman" w:cs="Times New Roman"/>
-          <w:b/>
-          <w:bCs/>
-          <w:sz w:val="28"/>
-          <w:szCs w:val="28"/>
-          <w:lang w:val="ru-RU"/>
-        </w:rPr>
-        <w:t>Уровень бизнес-логики</w:t>
-      </w:r>
-    </w:p>
-    <w:p>
-      <w:pPr>
-        <w:spacing w:after="0" w:line="360" w:lineRule="auto"/>
-        <w:ind w:firstLine="709"/>
-        <w:jc w:val="both"/>
-        <w:rPr>
-          <w:rFonts w:ascii="Times New Roman" w:eastAsia="Times New Roman" w:hAnsi="Times New Roman" w:cs="Times New Roman"/>
-          <w:sz w:val="28"/>
-          <w:szCs w:val="28"/>
-          <w:lang w:val="ru-RU"/>
-        </w:rPr>
-      </w:pPr>
-      <w:r>
-        <w:rPr>
-          <w:rFonts w:ascii="Times New Roman" w:eastAsia="Times New Roman" w:hAnsi="Times New Roman" w:cs="Times New Roman"/>
-          <w:sz w:val="28"/>
-          <w:szCs w:val="28"/>
-          <w:lang w:val="ru-RU"/>
-        </w:rPr>
-        <w:t>Уровень бизнес-логики обеспечивает обработку данных и выполнение основных функций системы:</w:t>
-      </w:r>
-    </w:p>
-    <w:p>
-      <w:pPr>
-        <w:numPr>
-          <w:ilvl w:val="0"/>
-          <w:numId w:val="16"/>
-        </w:numPr>
-        <w:spacing w:after="0" w:line="360" w:lineRule="auto"/>
-        <w:ind w:firstLine="709"/>
-        <w:jc w:val="both"/>
-        <w:rPr>
-          <w:rFonts w:ascii="Times New Roman" w:eastAsia="Times New Roman" w:hAnsi="Times New Roman" w:cs="Times New Roman"/>
-          <w:sz w:val="28"/>
-          <w:szCs w:val="28"/>
-          <w:lang w:val="ru-RU"/>
-        </w:rPr>
-      </w:pPr>
-      <w:r>
-        <w:rPr>
-          <w:rFonts w:ascii="Times New Roman" w:eastAsia="Times New Roman" w:hAnsi="Times New Roman" w:cs="Times New Roman"/>
-          <w:sz w:val="28"/>
-          <w:szCs w:val="28"/>
-          <w:lang w:val="ru-RU"/>
-        </w:rPr>
-        <w:t xml:space="preserve">регистрация и авторизация пользователей; </w:t>
-      </w:r>
-    </w:p>
-    <w:p>
-      <w:pPr>
-        <w:numPr>
-          <w:ilvl w:val="0"/>
-          <w:numId w:val="16"/>
-        </w:numPr>
-        <w:spacing w:after="0" w:line="360" w:lineRule="auto"/>
-        <w:ind w:firstLine="709"/>
-        <w:jc w:val="both"/>
-        <w:rPr>
-          <w:rFonts w:ascii="Times New Roman" w:eastAsia="Times New Roman" w:hAnsi="Times New Roman" w:cs="Times New Roman"/>
-          <w:sz w:val="28"/>
-          <w:szCs w:val="28"/>
-          <w:lang w:val="ru-RU"/>
-        </w:rPr>
-      </w:pPr>
-      <w:r>
-        <w:rPr>
-          <w:rFonts w:ascii="Times New Roman" w:eastAsia="Times New Roman" w:hAnsi="Times New Roman" w:cs="Times New Roman"/>
-          <w:sz w:val="28"/>
-          <w:szCs w:val="28"/>
-          <w:lang w:val="ru-RU"/>
-        </w:rPr>
-        <w:t xml:space="preserve">обработка запросов поиска книг; </w:t>
-      </w:r>
-    </w:p>
-    <w:p>
-      <w:pPr>
-        <w:numPr>
-          <w:ilvl w:val="0"/>
-          <w:numId w:val="16"/>
-        </w:numPr>
-        <w:spacing w:after="0" w:line="360" w:lineRule="auto"/>
-        <w:ind w:firstLine="709"/>
-        <w:jc w:val="both"/>
-        <w:rPr>
-          <w:rFonts w:ascii="Times New Roman" w:eastAsia="Times New Roman" w:hAnsi="Times New Roman" w:cs="Times New Roman"/>
-          <w:sz w:val="28"/>
-          <w:szCs w:val="28"/>
-          <w:lang w:val="ru-RU"/>
-        </w:rPr>
-      </w:pPr>
-      <w:r>
-        <w:rPr>
-          <w:rFonts w:ascii="Times New Roman" w:eastAsia="Times New Roman" w:hAnsi="Times New Roman" w:cs="Times New Roman"/>
-          <w:sz w:val="28"/>
-          <w:szCs w:val="28"/>
-          <w:lang w:val="ru-RU"/>
-        </w:rPr>
-        <w:t xml:space="preserve">добавление и удаление материалов; </w:t>
-      </w:r>
-    </w:p>
-    <w:p>
-      <w:pPr>
-        <w:numPr>
-          <w:ilvl w:val="0"/>
-          <w:numId w:val="16"/>
-        </w:numPr>
-        <w:spacing w:after="0" w:line="360" w:lineRule="auto"/>
-        <w:ind w:firstLine="709"/>
-        <w:jc w:val="both"/>
-        <w:rPr>
-          <w:rFonts w:ascii="Times New Roman" w:eastAsia="Times New Roman" w:hAnsi="Times New Roman" w:cs="Times New Roman"/>
-          <w:sz w:val="28"/>
-          <w:szCs w:val="28"/>
-          <w:lang w:val="ru-RU"/>
-        </w:rPr>
-      </w:pPr>
-      <w:r>
-        <w:rPr>
-          <w:rFonts w:ascii="Times New Roman" w:eastAsia="Times New Roman" w:hAnsi="Times New Roman" w:cs="Times New Roman"/>
-          <w:sz w:val="28"/>
-          <w:szCs w:val="28"/>
-          <w:lang w:val="ru-RU"/>
-        </w:rPr>
-        <w:t xml:space="preserve">управление выдачей и возвратом литературы; </w:t>
-      </w:r>
-    </w:p>
-    <w:p>
-      <w:pPr>
-        <w:numPr>
-          <w:ilvl w:val="0"/>
-          <w:numId w:val="16"/>
-        </w:numPr>
-        <w:spacing w:after="0" w:line="360" w:lineRule="auto"/>
-        <w:ind w:firstLine="709"/>
-        <w:jc w:val="both"/>
-        <w:rPr>
-          <w:rFonts w:ascii="Times New Roman" w:eastAsia="Times New Roman" w:hAnsi="Times New Roman" w:cs="Times New Roman"/>
-          <w:sz w:val="28"/>
-          <w:szCs w:val="28"/>
-          <w:lang w:val="ru-RU"/>
-        </w:rPr>
-      </w:pPr>
-      <w:r>
-        <w:rPr>
-          <w:rFonts w:ascii="Times New Roman" w:eastAsia="Times New Roman" w:hAnsi="Times New Roman" w:cs="Times New Roman"/>
-          <w:sz w:val="28"/>
-          <w:szCs w:val="28"/>
-          <w:lang w:val="ru-RU"/>
-        </w:rPr>
-        <w:t xml:space="preserve">расчет рейтинга активности читателей; </w:t>
-      </w:r>
-    </w:p>
-    <w:p>
-      <w:pPr>
-        <w:numPr>
-          <w:ilvl w:val="0"/>
-          <w:numId w:val="16"/>
-        </w:numPr>
-        <w:spacing w:after="0" w:line="360" w:lineRule="auto"/>
-        <w:ind w:firstLine="709"/>
-        <w:jc w:val="both"/>
-        <w:rPr>
-          <w:rFonts w:ascii="Times New Roman" w:eastAsia="Times New Roman" w:hAnsi="Times New Roman" w:cs="Times New Roman"/>
-          <w:sz w:val="28"/>
-          <w:szCs w:val="28"/>
-          <w:lang w:val="ru-RU"/>
-        </w:rPr>
-      </w:pPr>
-      <w:r>
-        <w:rPr>
-          <w:rFonts w:ascii="Times New Roman" w:eastAsia="Times New Roman" w:hAnsi="Times New Roman" w:cs="Times New Roman"/>
-          <w:sz w:val="28"/>
-          <w:szCs w:val="28"/>
-          <w:lang w:val="ru-RU"/>
-        </w:rPr>
-        <w:t xml:space="preserve">обработка рецензий и оценок; </w:t>
-      </w:r>
-    </w:p>
-    <w:p>
-      <w:pPr>
-        <w:numPr>
-          <w:ilvl w:val="0"/>
-          <w:numId w:val="16"/>
-        </w:numPr>
-        <w:spacing w:after="0" w:line="360" w:lineRule="auto"/>
-        <w:ind w:firstLine="709"/>
-        <w:jc w:val="both"/>
-        <w:rPr>
-          <w:rFonts w:ascii="Times New Roman" w:eastAsia="Times New Roman" w:hAnsi="Times New Roman" w:cs="Times New Roman"/>
-          <w:sz w:val="28"/>
-          <w:szCs w:val="28"/>
-          <w:lang w:val="ru-RU"/>
-        </w:rPr>
-      </w:pPr>
-      <w:r>
-        <w:rPr>
-          <w:rFonts w:ascii="Times New Roman" w:eastAsia="Times New Roman" w:hAnsi="Times New Roman" w:cs="Times New Roman"/>
-          <w:sz w:val="28"/>
-          <w:szCs w:val="28"/>
-          <w:lang w:val="ru-RU"/>
-        </w:rPr>
-        <w:t xml:space="preserve">управление избранными материалами; </w:t>
-      </w:r>
-    </w:p>
-    <w:p>
-      <w:pPr>
-        <w:numPr>
-          <w:ilvl w:val="0"/>
-          <w:numId w:val="16"/>
-        </w:numPr>
-        <w:spacing w:after="0" w:line="360" w:lineRule="auto"/>
-        <w:ind w:firstLine="709"/>
-        <w:jc w:val="both"/>
-        <w:rPr>
-          <w:rFonts w:ascii="Times New Roman" w:eastAsia="Times New Roman" w:hAnsi="Times New Roman" w:cs="Times New Roman"/>
-          <w:sz w:val="28"/>
-          <w:szCs w:val="28"/>
-          <w:lang w:val="ru-RU"/>
-        </w:rPr>
-      </w:pPr>
-      <w:r>
-        <w:rPr>
-          <w:rFonts w:ascii="Times New Roman" w:eastAsia="Times New Roman" w:hAnsi="Times New Roman" w:cs="Times New Roman"/>
-          <w:sz w:val="28"/>
-          <w:szCs w:val="28"/>
-          <w:lang w:val="ru-RU"/>
-        </w:rPr>
-        <w:t xml:space="preserve">взаимодействие пользователей с библиотекарем через чат. </w:t>
-      </w:r>
-    </w:p>
-    <w:p>
-      <w:pPr>
-        <w:spacing w:after="0" w:line="360" w:lineRule="auto"/>
-        <w:ind w:firstLine="709"/>
-        <w:jc w:val="both"/>
-        <w:rPr>
-          <w:rFonts w:ascii="Times New Roman" w:eastAsia="Times New Roman" w:hAnsi="Times New Roman" w:cs="Times New Roman"/>
-          <w:sz w:val="28"/>
-          <w:szCs w:val="28"/>
-          <w:lang w:val="ru-RU"/>
-        </w:rPr>
-      </w:pPr>
-      <w:r>
-        <w:rPr>
-          <w:rFonts w:ascii="Times New Roman" w:eastAsia="Times New Roman" w:hAnsi="Times New Roman" w:cs="Times New Roman"/>
-          <w:sz w:val="28"/>
-          <w:szCs w:val="28"/>
-          <w:lang w:val="ru-RU"/>
-        </w:rPr>
-        <w:t>Бизнес-логика обеспечивает связь между пользовательским интерфейсом и базой данных.</w:t>
-      </w:r>
-    </w:p>
-    <w:p>
-      <w:pPr>
-        <w:spacing w:after="0" w:line="360" w:lineRule="auto"/>
-        <w:ind w:firstLine="709"/>
-        <w:jc w:val="both"/>
-        <w:rPr>
-          <w:rFonts w:ascii="Times New Roman" w:eastAsia="Times New Roman" w:hAnsi="Times New Roman" w:cs="Times New Roman"/>
-          <w:b/>
-          <w:bCs/>
-          <w:sz w:val="28"/>
-          <w:szCs w:val="28"/>
-          <w:lang w:val="ru-RU"/>
-        </w:rPr>
-      </w:pPr>
-      <w:r>
-        <w:rPr>
-          <w:rFonts w:ascii="Times New Roman" w:eastAsia="Times New Roman" w:hAnsi="Times New Roman" w:cs="Times New Roman"/>
-          <w:b/>
-          <w:bCs/>
-          <w:sz w:val="28"/>
-          <w:szCs w:val="28"/>
-          <w:lang w:val="ru-RU"/>
-        </w:rPr>
-        <w:t>Уровень базы данных</w:t>
-      </w:r>
-    </w:p>
-    <w:p>
-      <w:pPr>
-        <w:spacing w:after="0" w:line="360" w:lineRule="auto"/>
-        <w:ind w:firstLine="709"/>
-        <w:jc w:val="both"/>
-        <w:rPr>
-          <w:rFonts w:ascii="Times New Roman" w:eastAsia="Times New Roman" w:hAnsi="Times New Roman" w:cs="Times New Roman"/>
-          <w:sz w:val="28"/>
-          <w:szCs w:val="28"/>
-          <w:lang w:val="ru-RU"/>
-        </w:rPr>
-      </w:pPr>
-      <w:r>
-        <w:rPr>
-          <w:rFonts w:ascii="Times New Roman" w:eastAsia="Times New Roman" w:hAnsi="Times New Roman" w:cs="Times New Roman"/>
-          <w:sz w:val="28"/>
-          <w:szCs w:val="28"/>
-          <w:lang w:val="ru-RU"/>
-        </w:rPr>
-        <w:t>Для хранения данных будет использоваться СУБД MySQL. База данных будет содержать следующие основные таблицы:</w:t>
-      </w:r>
-    </w:p>
-    <w:p>
-      <w:pPr>
-        <w:numPr>
-          <w:ilvl w:val="0"/>
-          <w:numId w:val="17"/>
-        </w:numPr>
-        <w:spacing w:after="0" w:line="360" w:lineRule="auto"/>
-        <w:ind w:firstLine="709"/>
-        <w:jc w:val="both"/>
-        <w:rPr>
-          <w:rFonts w:ascii="Times New Roman" w:eastAsia="Times New Roman" w:hAnsi="Times New Roman" w:cs="Times New Roman"/>
-          <w:sz w:val="28"/>
-          <w:szCs w:val="28"/>
-          <w:lang w:val="ru-RU"/>
-        </w:rPr>
-      </w:pPr>
-      <w:r>
-        <w:rPr>
-          <w:rFonts w:ascii="Times New Roman" w:eastAsia="Times New Roman" w:hAnsi="Times New Roman" w:cs="Times New Roman"/>
-          <w:sz w:val="28"/>
-          <w:szCs w:val="28"/>
-          <w:lang w:val="ru-RU"/>
-        </w:rPr>
-        <w:t xml:space="preserve">пользователи; </w:t>
-      </w:r>
-    </w:p>
-    <w:p>
-      <w:pPr>
-        <w:numPr>
-          <w:ilvl w:val="0"/>
-          <w:numId w:val="17"/>
-        </w:numPr>
-        <w:spacing w:after="0" w:line="360" w:lineRule="auto"/>
-        <w:ind w:firstLine="709"/>
-        <w:jc w:val="both"/>
-        <w:rPr>
-          <w:rFonts w:ascii="Times New Roman" w:eastAsia="Times New Roman" w:hAnsi="Times New Roman" w:cs="Times New Roman"/>
-          <w:sz w:val="28"/>
-          <w:szCs w:val="28"/>
-          <w:lang w:val="ru-RU"/>
-        </w:rPr>
-      </w:pPr>
-      <w:r>
-        <w:rPr>
-          <w:rFonts w:ascii="Times New Roman" w:eastAsia="Times New Roman" w:hAnsi="Times New Roman" w:cs="Times New Roman"/>
-          <w:sz w:val="28"/>
-          <w:szCs w:val="28"/>
-          <w:lang w:val="ru-RU"/>
-        </w:rPr>
-        <w:t xml:space="preserve">библиотекари; </w:t>
-      </w:r>
-    </w:p>
-    <w:p>
-      <w:pPr>
-        <w:numPr>
-          <w:ilvl w:val="0"/>
-          <w:numId w:val="17"/>
-        </w:numPr>
-        <w:spacing w:after="0" w:line="360" w:lineRule="auto"/>
-        <w:ind w:firstLine="709"/>
-        <w:jc w:val="both"/>
-        <w:rPr>
-          <w:rFonts w:ascii="Times New Roman" w:eastAsia="Times New Roman" w:hAnsi="Times New Roman" w:cs="Times New Roman"/>
-          <w:sz w:val="28"/>
-          <w:szCs w:val="28"/>
-          <w:lang w:val="ru-RU"/>
-        </w:rPr>
-      </w:pPr>
-      <w:r>
-        <w:rPr>
-          <w:rFonts w:ascii="Times New Roman" w:eastAsia="Times New Roman" w:hAnsi="Times New Roman" w:cs="Times New Roman"/>
-          <w:sz w:val="28"/>
-          <w:szCs w:val="28"/>
-          <w:lang w:val="ru-RU"/>
-        </w:rPr>
-        <w:t xml:space="preserve">книги; </w:t>
-      </w:r>
-    </w:p>
-    <w:p>
-      <w:pPr>
-        <w:numPr>
-          <w:ilvl w:val="0"/>
-          <w:numId w:val="17"/>
-        </w:numPr>
-        <w:spacing w:after="0" w:line="360" w:lineRule="auto"/>
-        <w:ind w:firstLine="709"/>
-        <w:jc w:val="both"/>
-        <w:rPr>
-          <w:rFonts w:ascii="Times New Roman" w:eastAsia="Times New Roman" w:hAnsi="Times New Roman" w:cs="Times New Roman"/>
-          <w:sz w:val="28"/>
-          <w:szCs w:val="28"/>
-          <w:lang w:val="ru-RU"/>
-        </w:rPr>
-      </w:pPr>
-      <w:r>
-        <w:rPr>
-          <w:rFonts w:ascii="Times New Roman" w:eastAsia="Times New Roman" w:hAnsi="Times New Roman" w:cs="Times New Roman"/>
-          <w:sz w:val="28"/>
-          <w:szCs w:val="28"/>
-          <w:lang w:val="ru-RU"/>
-        </w:rPr>
-        <w:t xml:space="preserve">выдача книг; </w:t>
-      </w:r>
-    </w:p>
-    <w:p>
-      <w:pPr>
-        <w:numPr>
-          <w:ilvl w:val="0"/>
-          <w:numId w:val="17"/>
-        </w:numPr>
-        <w:spacing w:after="0" w:line="360" w:lineRule="auto"/>
-        <w:ind w:firstLine="709"/>
-        <w:jc w:val="both"/>
-        <w:rPr>
-          <w:rFonts w:ascii="Times New Roman" w:eastAsia="Times New Roman" w:hAnsi="Times New Roman" w:cs="Times New Roman"/>
-          <w:sz w:val="28"/>
-          <w:szCs w:val="28"/>
-          <w:lang w:val="ru-RU"/>
-        </w:rPr>
-      </w:pPr>
-      <w:r>
-        <w:rPr>
-          <w:rFonts w:ascii="Times New Roman" w:eastAsia="Times New Roman" w:hAnsi="Times New Roman" w:cs="Times New Roman"/>
-          <w:sz w:val="28"/>
-          <w:szCs w:val="28"/>
-          <w:lang w:val="ru-RU"/>
-        </w:rPr>
-        <w:t xml:space="preserve">избранное; </w:t>
-      </w:r>
-    </w:p>
-    <w:p>
-      <w:pPr>
-        <w:numPr>
-          <w:ilvl w:val="0"/>
-          <w:numId w:val="17"/>
-        </w:numPr>
-        <w:spacing w:after="0" w:line="360" w:lineRule="auto"/>
-        <w:ind w:firstLine="709"/>
-        <w:jc w:val="both"/>
-        <w:rPr>
-          <w:rFonts w:ascii="Times New Roman" w:eastAsia="Times New Roman" w:hAnsi="Times New Roman" w:cs="Times New Roman"/>
-          <w:sz w:val="28"/>
-          <w:szCs w:val="28"/>
-          <w:lang w:val="ru-RU"/>
-        </w:rPr>
-      </w:pPr>
-      <w:r>
-        <w:rPr>
-          <w:rFonts w:ascii="Times New Roman" w:eastAsia="Times New Roman" w:hAnsi="Times New Roman" w:cs="Times New Roman"/>
-          <w:sz w:val="28"/>
-          <w:szCs w:val="28"/>
-          <w:lang w:val="ru-RU"/>
-        </w:rPr>
-        <w:t xml:space="preserve">рецензии; </w:t>
-      </w:r>
-    </w:p>
-    <w:p>
-      <w:pPr>
-        <w:numPr>
-          <w:ilvl w:val="0"/>
-          <w:numId w:val="17"/>
-        </w:numPr>
-        <w:spacing w:after="0" w:line="360" w:lineRule="auto"/>
-        <w:ind w:firstLine="709"/>
-        <w:jc w:val="both"/>
-        <w:rPr>
-          <w:rFonts w:ascii="Times New Roman" w:eastAsia="Times New Roman" w:hAnsi="Times New Roman" w:cs="Times New Roman"/>
-          <w:sz w:val="28"/>
-          <w:szCs w:val="28"/>
-          <w:lang w:val="ru-RU"/>
-        </w:rPr>
-      </w:pPr>
-      <w:r>
-        <w:rPr>
-          <w:rFonts w:ascii="Times New Roman" w:eastAsia="Times New Roman" w:hAnsi="Times New Roman" w:cs="Times New Roman"/>
-          <w:sz w:val="28"/>
-          <w:szCs w:val="28"/>
-          <w:lang w:val="ru-RU"/>
-        </w:rPr>
-        <w:t xml:space="preserve">рейтинг читателей; </w:t>
-      </w:r>
-    </w:p>
-    <w:p>
-      <w:pPr>
-        <w:numPr>
-          <w:ilvl w:val="0"/>
-          <w:numId w:val="17"/>
-        </w:numPr>
-        <w:spacing w:after="0" w:line="360" w:lineRule="auto"/>
-        <w:ind w:firstLine="709"/>
-        <w:jc w:val="both"/>
-        <w:rPr>
-          <w:rFonts w:ascii="Times New Roman" w:eastAsia="Times New Roman" w:hAnsi="Times New Roman" w:cs="Times New Roman"/>
-          <w:sz w:val="28"/>
-          <w:szCs w:val="28"/>
-          <w:lang w:val="ru-RU"/>
-        </w:rPr>
-      </w:pPr>
-      <w:r>
-        <w:rPr>
-          <w:rFonts w:ascii="Times New Roman" w:eastAsia="Times New Roman" w:hAnsi="Times New Roman" w:cs="Times New Roman"/>
-          <w:sz w:val="28"/>
-          <w:szCs w:val="28"/>
-          <w:lang w:val="ru-RU"/>
-        </w:rPr>
-        <w:t xml:space="preserve">сообщения чата. </w:t>
-      </w:r>
-    </w:p>
-    <w:p>
-      <w:pPr>
-        <w:spacing w:after="0" w:line="360" w:lineRule="auto"/>
-        <w:ind w:firstLine="709"/>
-        <w:jc w:val="both"/>
-        <w:rPr>
-          <w:rFonts w:ascii="Times New Roman" w:eastAsia="Times New Roman" w:hAnsi="Times New Roman" w:cs="Times New Roman"/>
-          <w:sz w:val="28"/>
-          <w:szCs w:val="28"/>
-          <w:lang w:val="ru-RU"/>
-        </w:rPr>
-      </w:pPr>
-      <w:r>
-        <w:rPr>
-          <w:rFonts w:ascii="Times New Roman" w:eastAsia="Times New Roman" w:hAnsi="Times New Roman" w:cs="Times New Roman"/>
-          <w:sz w:val="28"/>
-          <w:szCs w:val="28"/>
-          <w:lang w:val="ru-RU"/>
-        </w:rPr>
-        <w:t>База данных обеспечит:</w:t>
-      </w:r>
-    </w:p>
-    <w:p>
-      <w:pPr>
-        <w:numPr>
-          <w:ilvl w:val="0"/>
-          <w:numId w:val="18"/>
-        </w:numPr>
-        <w:spacing w:after="0" w:line="360" w:lineRule="auto"/>
-        <w:ind w:firstLine="709"/>
-        <w:jc w:val="both"/>
-        <w:rPr>
-          <w:rFonts w:ascii="Times New Roman" w:eastAsia="Times New Roman" w:hAnsi="Times New Roman" w:cs="Times New Roman"/>
-          <w:sz w:val="28"/>
-          <w:szCs w:val="28"/>
-          <w:lang w:val="ru-RU"/>
-        </w:rPr>
-      </w:pPr>
-      <w:r>
-        <w:rPr>
-          <w:rFonts w:ascii="Times New Roman" w:eastAsia="Times New Roman" w:hAnsi="Times New Roman" w:cs="Times New Roman"/>
-          <w:sz w:val="28"/>
-          <w:szCs w:val="28"/>
-          <w:lang w:val="ru-RU"/>
-        </w:rPr>
-        <w:t xml:space="preserve">хранение информации о пользователях и книгах; </w:t>
-      </w:r>
-    </w:p>
-    <w:p>
-      <w:pPr>
-        <w:numPr>
-          <w:ilvl w:val="0"/>
-          <w:numId w:val="18"/>
-        </w:numPr>
-        <w:spacing w:after="0" w:line="360" w:lineRule="auto"/>
-        <w:ind w:firstLine="709"/>
-        <w:jc w:val="both"/>
-        <w:rPr>
-          <w:rFonts w:ascii="Times New Roman" w:eastAsia="Times New Roman" w:hAnsi="Times New Roman" w:cs="Times New Roman"/>
-          <w:sz w:val="28"/>
-          <w:szCs w:val="28"/>
-          <w:lang w:val="ru-RU"/>
-        </w:rPr>
-      </w:pPr>
-      <w:r>
-        <w:rPr>
-          <w:rFonts w:ascii="Times New Roman" w:eastAsia="Times New Roman" w:hAnsi="Times New Roman" w:cs="Times New Roman"/>
-          <w:sz w:val="28"/>
-          <w:szCs w:val="28"/>
-          <w:lang w:val="ru-RU"/>
-        </w:rPr>
-        <w:lastRenderedPageBreak/>
-        <w:t xml:space="preserve">обработку SQL-запросов; </w:t>
-      </w:r>
-    </w:p>
-    <w:p>
-      <w:pPr>
-        <w:numPr>
-          <w:ilvl w:val="0"/>
-          <w:numId w:val="18"/>
-        </w:numPr>
-        <w:spacing w:after="0" w:line="360" w:lineRule="auto"/>
-        <w:ind w:firstLine="709"/>
-        <w:jc w:val="both"/>
-        <w:rPr>
-          <w:rFonts w:ascii="Times New Roman" w:eastAsia="Times New Roman" w:hAnsi="Times New Roman" w:cs="Times New Roman"/>
-          <w:sz w:val="28"/>
-          <w:szCs w:val="28"/>
-          <w:lang w:val="ru-RU"/>
-        </w:rPr>
-      </w:pPr>
-      <w:r>
-        <w:rPr>
-          <w:rFonts w:ascii="Times New Roman" w:eastAsia="Times New Roman" w:hAnsi="Times New Roman" w:cs="Times New Roman"/>
-          <w:sz w:val="28"/>
-          <w:szCs w:val="28"/>
-          <w:lang w:val="ru-RU"/>
-        </w:rPr>
-        <w:t xml:space="preserve">контроль целостности данных; </w:t>
-      </w:r>
-    </w:p>
-    <w:p>
-      <w:pPr>
-        <w:numPr>
-          <w:ilvl w:val="0"/>
-          <w:numId w:val="18"/>
-        </w:numPr>
-        <w:spacing w:after="0" w:line="360" w:lineRule="auto"/>
-        <w:ind w:firstLine="709"/>
-        <w:jc w:val="both"/>
-        <w:rPr>
-          <w:rFonts w:ascii="Times New Roman" w:eastAsia="Times New Roman" w:hAnsi="Times New Roman" w:cs="Times New Roman"/>
-          <w:sz w:val="28"/>
-          <w:szCs w:val="28"/>
-          <w:lang w:val="ru-RU"/>
-        </w:rPr>
-      </w:pPr>
-      <w:r>
-        <w:rPr>
-          <w:rFonts w:ascii="Times New Roman" w:eastAsia="Times New Roman" w:hAnsi="Times New Roman" w:cs="Times New Roman"/>
-          <w:sz w:val="28"/>
-          <w:szCs w:val="28"/>
-          <w:lang w:val="ru-RU"/>
-        </w:rPr>
-        <w:t xml:space="preserve">быстрое получение информации; </w:t>
-      </w:r>
-    </w:p>
-    <w:p>
-      <w:pPr>
-        <w:numPr>
-          <w:ilvl w:val="0"/>
-          <w:numId w:val="18"/>
-        </w:numPr>
-        <w:spacing w:after="0" w:line="360" w:lineRule="auto"/>
-        <w:ind w:firstLine="709"/>
-        <w:jc w:val="both"/>
-        <w:rPr>
-          <w:rFonts w:ascii="Times New Roman" w:eastAsia="Times New Roman" w:hAnsi="Times New Roman" w:cs="Times New Roman"/>
-          <w:sz w:val="28"/>
-          <w:szCs w:val="28"/>
-          <w:lang w:val="ru-RU"/>
-        </w:rPr>
-      </w:pPr>
-      <w:r>
-        <w:rPr>
-          <w:rFonts w:ascii="Times New Roman" w:eastAsia="Times New Roman" w:hAnsi="Times New Roman" w:cs="Times New Roman"/>
-          <w:sz w:val="28"/>
-          <w:szCs w:val="28"/>
-          <w:lang w:val="ru-RU"/>
-        </w:rPr>
-        <w:t xml:space="preserve">безопасное хранение данных. </w:t>
-      </w:r>
-    </w:p>
-    <w:p>
-      <w:pPr>
-        <w:spacing w:after="0" w:line="360" w:lineRule="auto"/>
-        <w:ind w:firstLine="709"/>
-        <w:jc w:val="both"/>
-        <w:rPr>
-          <w:rFonts w:ascii="Times New Roman" w:eastAsia="Times New Roman" w:hAnsi="Times New Roman" w:cs="Times New Roman"/>
-          <w:b/>
-          <w:bCs/>
-          <w:sz w:val="28"/>
-          <w:szCs w:val="28"/>
-          <w:lang w:val="ru-RU"/>
-        </w:rPr>
-      </w:pPr>
-      <w:r>
-        <w:rPr>
-          <w:rFonts w:ascii="Times New Roman" w:eastAsia="Times New Roman" w:hAnsi="Times New Roman" w:cs="Times New Roman"/>
-          <w:b/>
-          <w:bCs/>
-          <w:sz w:val="28"/>
-          <w:szCs w:val="28"/>
-          <w:lang w:val="ru-RU"/>
-        </w:rPr>
-        <w:t>Преимущества выбранной архитектуры</w:t>
-      </w:r>
-    </w:p>
-    <w:p>
-      <w:pPr>
-        <w:spacing w:after="0" w:line="360" w:lineRule="auto"/>
-        <w:ind w:firstLine="709"/>
-        <w:jc w:val="both"/>
-        <w:rPr>
-          <w:rFonts w:ascii="Times New Roman" w:eastAsia="Times New Roman" w:hAnsi="Times New Roman" w:cs="Times New Roman"/>
-          <w:sz w:val="28"/>
-          <w:szCs w:val="28"/>
-          <w:lang w:val="ru-RU"/>
-        </w:rPr>
-      </w:pPr>
-      <w:r>
-        <w:rPr>
-          <w:rFonts w:ascii="Times New Roman" w:eastAsia="Times New Roman" w:hAnsi="Times New Roman" w:cs="Times New Roman"/>
-          <w:sz w:val="28"/>
-          <w:szCs w:val="28"/>
-          <w:lang w:val="ru-RU"/>
-        </w:rPr>
-        <w:t>Использование многослойной монолитной архитектуры позволяет:</w:t>
-      </w:r>
-    </w:p>
-    <w:p>
-      <w:pPr>
-        <w:numPr>
-          <w:ilvl w:val="0"/>
-          <w:numId w:val="19"/>
-        </w:numPr>
-        <w:spacing w:after="0" w:line="360" w:lineRule="auto"/>
-        <w:ind w:firstLine="709"/>
-        <w:jc w:val="both"/>
-        <w:rPr>
-          <w:rFonts w:ascii="Times New Roman" w:eastAsia="Times New Roman" w:hAnsi="Times New Roman" w:cs="Times New Roman"/>
-          <w:sz w:val="28"/>
-          <w:szCs w:val="28"/>
-          <w:lang w:val="ru-RU"/>
-        </w:rPr>
-      </w:pPr>
-      <w:r>
-        <w:rPr>
-          <w:rFonts w:ascii="Times New Roman" w:eastAsia="Times New Roman" w:hAnsi="Times New Roman" w:cs="Times New Roman"/>
-          <w:sz w:val="28"/>
-          <w:szCs w:val="28"/>
-          <w:lang w:val="ru-RU"/>
-        </w:rPr>
-        <w:t xml:space="preserve">разделить приложение на логические компоненты; </w:t>
-      </w:r>
-    </w:p>
-    <w:p>
-      <w:pPr>
-        <w:numPr>
-          <w:ilvl w:val="0"/>
-          <w:numId w:val="19"/>
-        </w:numPr>
-        <w:spacing w:after="0" w:line="360" w:lineRule="auto"/>
-        <w:ind w:firstLine="709"/>
-        <w:jc w:val="both"/>
-        <w:rPr>
-          <w:rFonts w:ascii="Times New Roman" w:eastAsia="Times New Roman" w:hAnsi="Times New Roman" w:cs="Times New Roman"/>
-          <w:sz w:val="28"/>
-          <w:szCs w:val="28"/>
-          <w:lang w:val="ru-RU"/>
-        </w:rPr>
-      </w:pPr>
-      <w:r>
-        <w:rPr>
-          <w:rFonts w:ascii="Times New Roman" w:eastAsia="Times New Roman" w:hAnsi="Times New Roman" w:cs="Times New Roman"/>
-          <w:sz w:val="28"/>
-          <w:szCs w:val="28"/>
-          <w:lang w:val="ru-RU"/>
-        </w:rPr>
-        <w:t xml:space="preserve">упростить разработку и тестирование; </w:t>
-      </w:r>
-    </w:p>
-    <w:p>
-      <w:pPr>
-        <w:numPr>
-          <w:ilvl w:val="0"/>
-          <w:numId w:val="19"/>
-        </w:numPr>
-        <w:spacing w:after="0" w:line="360" w:lineRule="auto"/>
-        <w:ind w:firstLine="709"/>
-        <w:jc w:val="both"/>
-        <w:rPr>
-          <w:rFonts w:ascii="Times New Roman" w:eastAsia="Times New Roman" w:hAnsi="Times New Roman" w:cs="Times New Roman"/>
-          <w:sz w:val="28"/>
-          <w:szCs w:val="28"/>
-          <w:lang w:val="ru-RU"/>
-        </w:rPr>
-      </w:pPr>
-      <w:r>
-        <w:rPr>
-          <w:rFonts w:ascii="Times New Roman" w:eastAsia="Times New Roman" w:hAnsi="Times New Roman" w:cs="Times New Roman"/>
-          <w:sz w:val="28"/>
-          <w:szCs w:val="28"/>
-          <w:lang w:val="ru-RU"/>
-        </w:rPr>
-        <w:t xml:space="preserve">повысить удобство сопровождения проекта; </w:t>
-      </w:r>
-    </w:p>
-    <w:p>
-      <w:pPr>
-        <w:numPr>
-          <w:ilvl w:val="0"/>
-          <w:numId w:val="19"/>
-        </w:numPr>
-        <w:spacing w:after="0" w:line="360" w:lineRule="auto"/>
-        <w:ind w:firstLine="709"/>
-        <w:jc w:val="both"/>
-        <w:rPr>
-          <w:rFonts w:ascii="Times New Roman" w:eastAsia="Times New Roman" w:hAnsi="Times New Roman" w:cs="Times New Roman"/>
-          <w:sz w:val="28"/>
-          <w:szCs w:val="28"/>
-          <w:lang w:val="ru-RU"/>
-        </w:rPr>
-      </w:pPr>
-      <w:r>
-        <w:rPr>
-          <w:rFonts w:ascii="Times New Roman" w:eastAsia="Times New Roman" w:hAnsi="Times New Roman" w:cs="Times New Roman"/>
-          <w:sz w:val="28"/>
-          <w:szCs w:val="28"/>
-          <w:lang w:val="ru-RU"/>
-        </w:rPr>
-        <w:t xml:space="preserve">обеспечить стабильную работу приложения; </w:t>
-      </w:r>
-    </w:p>
-    <w:p>
-      <w:pPr>
-        <w:numPr>
-          <w:ilvl w:val="0"/>
-          <w:numId w:val="19"/>
-        </w:numPr>
-        <w:spacing w:after="0" w:line="360" w:lineRule="auto"/>
-        <w:ind w:firstLine="709"/>
-        <w:jc w:val="both"/>
-        <w:rPr>
-          <w:rFonts w:ascii="Times New Roman" w:eastAsia="Times New Roman" w:hAnsi="Times New Roman" w:cs="Times New Roman"/>
-          <w:sz w:val="28"/>
-          <w:szCs w:val="28"/>
-          <w:lang w:val="ru-RU"/>
-        </w:rPr>
-      </w:pPr>
-      <w:r>
-        <w:rPr>
-          <w:rFonts w:ascii="Times New Roman" w:eastAsia="Times New Roman" w:hAnsi="Times New Roman" w:cs="Times New Roman"/>
-          <w:sz w:val="28"/>
-          <w:szCs w:val="28"/>
-          <w:lang w:val="ru-RU"/>
-        </w:rPr>
-        <w:t xml:space="preserve">реализовать взаимодействие с MySQL; </w:t>
-      </w:r>
-    </w:p>
-    <w:p>
-      <w:pPr>
-        <w:numPr>
-          <w:ilvl w:val="0"/>
-          <w:numId w:val="19"/>
-        </w:numPr>
-        <w:spacing w:after="0" w:line="360" w:lineRule="auto"/>
-        <w:ind w:firstLine="709"/>
-        <w:jc w:val="both"/>
-        <w:rPr>
-          <w:rFonts w:ascii="Times New Roman" w:eastAsia="Times New Roman" w:hAnsi="Times New Roman" w:cs="Times New Roman"/>
-          <w:sz w:val="28"/>
-          <w:szCs w:val="28"/>
-          <w:lang w:val="ru-RU"/>
-        </w:rPr>
-      </w:pPr>
-      <w:r>
-        <w:rPr>
-          <w:rFonts w:ascii="Times New Roman" w:eastAsia="Times New Roman" w:hAnsi="Times New Roman" w:cs="Times New Roman"/>
-          <w:sz w:val="28"/>
-          <w:szCs w:val="28"/>
-          <w:lang w:val="ru-RU"/>
-        </w:rPr>
-        <w:t xml:space="preserve">при необходимости расширять функциональность системы. </w:t>
-      </w:r>
-    </w:p>
-    <w:p>
-      <w:pPr>
-        <w:spacing w:after="0" w:line="360" w:lineRule="auto"/>
-        <w:ind w:firstLine="709"/>
-        <w:jc w:val="both"/>
-        <w:rPr>
-          <w:rFonts w:ascii="Times New Roman" w:eastAsia="Times New Roman" w:hAnsi="Times New Roman" w:cs="Times New Roman"/>
-          <w:sz w:val="28"/>
-          <w:szCs w:val="28"/>
-          <w:lang w:val="ru-RU"/>
-        </w:rPr>
-      </w:pPr>
-      <w:r>
-        <w:rPr>
-          <w:rFonts w:ascii="Times New Roman" w:eastAsia="Times New Roman" w:hAnsi="Times New Roman" w:cs="Times New Roman"/>
-          <w:sz w:val="28"/>
-          <w:szCs w:val="28"/>
-          <w:lang w:val="ru-RU"/>
-        </w:rPr>
-        <w:t>Выбранная архитектура является оптимальной для реализации настольного приложения «Электронная библиотека», так как обеспечивает баланс между простотой разработки, производительностью и возможностью дальнейшего развития проекта.</w:t>
-      </w:r>
-    </w:p>
-    <w:p>
-      <w:pPr>
-        <w:spacing w:after="0" w:line="360" w:lineRule="auto"/>
-        <w:ind w:firstLine="709"/>
-        <w:jc w:val="both"/>
-        <w:rPr>
-          <w:rFonts w:ascii="Times New Roman" w:eastAsia="Times New Roman" w:hAnsi="Times New Roman" w:cs="Times New Roman"/>
+        <w:t>Выбранная архитектура является оптимальной для реализации настольного приложения «Электронная библиотека», так как обеспечивает баланс между простотой разработки, производительностью, безопасностью и возможностью дальнейшего расширения функциональности.</w:t>
+      </w:r>
+    </w:p>
+    <w:p>
+      <w:pPr>
+        <w:rPr>
+          <w:rFonts w:eastAsia="Times New Roman" w:cs="Times New Roman"/>
           <w:color w:val="000000"/>
-          <w:sz w:val="28"/>
-          <w:szCs w:val="28"/>
-          <w:lang w:val="ru-RU"/>
-        </w:rPr>
-      </w:pPr>
-    </w:p>
-    <w:p>
-      <w:pPr>
-        <w:spacing w:after="0" w:line="360" w:lineRule="auto"/>
-        <w:ind w:left="709" w:firstLine="709"/>
-        <w:jc w:val="both"/>
-        <w:rPr>
-          <w:rFonts w:ascii="Times New Roman" w:eastAsia="Times New Roman" w:hAnsi="Times New Roman" w:cs="Times New Roman"/>
-          <w:color w:val="000000"/>
-          <w:sz w:val="28"/>
-          <w:szCs w:val="28"/>
-        </w:rPr>
-      </w:pPr>
-    </w:p>
-    <w:p>
-      <w:pPr>
-        <w:spacing w:after="0" w:line="360" w:lineRule="auto"/>
-        <w:ind w:firstLine="709"/>
-        <w:jc w:val="both"/>
-        <w:rPr>
-          <w:rFonts w:ascii="Times New Roman" w:eastAsia="Times New Roman" w:hAnsi="Times New Roman" w:cs="Times New Roman"/>
-          <w:sz w:val="28"/>
+          <w:szCs w:val="28"/>
+          <w:lang w:val="ru-RU"/>
+        </w:rPr>
+      </w:pPr>
+    </w:p>
+    <w:p>
+      <w:pPr>
+        <w:rPr>
+          <w:rFonts w:eastAsia="Times New Roman" w:cs="Times New Roman"/>
           <w:szCs w:val="28"/>
           <w:lang w:val="ru-RU"/>
         </w:rPr>
@@ -2087,9 +2229,6 @@
 <w:footnotes xmlns:wpc="http://schemas.microsoft.com/office/word/2010/wordprocessingCanvas" xmlns:cx="http://schemas.microsoft.com/office/drawing/2014/chartex" xmlns:cx1="http://schemas.microsoft.com/office/drawing/2015/9/8/chartex" xmlns:cx2="http://schemas.microsoft.com/office/drawing/2015/10/21/chartex" xmlns:cx3="http://schemas.microsoft.com/office/drawing/2016/5/9/chartex" xmlns:cx4="http://schemas.microsoft.com/office/drawing/2016/5/10/chartex" xmlns:cx5="http://schemas.microsoft.com/office/drawing/2016/5/11/chartex" xmlns:cx6="http://schemas.microsoft.com/office/drawing/2016/5/12/chartex" xmlns:cx7="http://schemas.microsoft.com/office/drawing/2016/5/13/chartex" xmlns:cx8="http://schemas.microsoft.com/office/drawing/2016/5/14/chartex" xmlns:mc="http://schemas.openxmlformats.org/markup-compatibility/2006" xmlns:aink="http://schemas.microsoft.com/office/drawing/2016/ink" xmlns:am3d="http://schemas.microsoft.com/office/drawing/2017/model3d" xmlns:o="urn:schemas-microsoft-com:office:office" xmlns:oel="http://schemas.microsoft.com/office/2019/extlst" xmlns:r="http://schemas.openxmlformats.org/officeDocument/2006/relationships" xmlns:m="http://schemas.openxmlformats.org/officeDocument/2006/math" xmlns:v="urn:schemas-microsoft-com:vml" xmlns:wp14="http://schemas.microsoft.com/office/word/2010/wordprocessingDrawing" xmlns:wp="http://schemas.openxmlformats.org/drawingml/2006/wordprocessingDrawing" xmlns:w10="urn:schemas-microsoft-com:office:word" xmlns:w="http://schemas.openxmlformats.org/wordprocessingml/2006/main" xmlns:w14="http://schemas.microsoft.com/office/word/2010/wordml" xmlns:w15="http://schemas.microsoft.com/office/word/2012/wordml" xmlns:w16cex="http://schemas.microsoft.com/office/word/2018/wordml/cex" xmlns:w16cid="http://schemas.microsoft.com/office/word/2016/wordml/cid" xmlns:w16="http://schemas.microsoft.com/office/word/2018/wordml" xmlns:w16sdtdh="http://schemas.microsoft.com/office/word/2020/wordml/sdtdatahash" xmlns:w16se="http://schemas.microsoft.com/office/word/2015/wordml/symex" xmlns:wpg="http://schemas.microsoft.com/office/word/2010/wordprocessingGroup" xmlns:wpi="http://schemas.microsoft.com/office/word/2010/wordprocessingInk" xmlns:wne="http://schemas.microsoft.com/office/word/2006/wordml" xmlns:wps="http://schemas.microsoft.com/office/word/2010/wordprocessingShape" mc:Ignorable="w14 w15 w16se w16cid w16 w16cex w16sdtdh wp14">
   <w:footnote w:type="separator" w:id="-1">
     <w:p>
-      <w:pPr>
-        <w:spacing w:after="0"/>
-      </w:pPr>
       <w:r>
         <w:separator/>
       </w:r>
@@ -2097,9 +2236,6 @@
   </w:footnote>
   <w:footnote w:type="continuationSeparator" w:id="0">
     <w:p>
-      <w:pPr>
-        <w:spacing w:after="0"/>
-      </w:pPr>
       <w:r>
         <w:continuationSeparator/>
       </w:r>
@@ -2224,6 +2360,268 @@
     </w:lvl>
   </w:abstractNum>
   <w:abstractNum w:abstractNumId="1" w15:restartNumberingAfterBreak="0">
+    <w:nsid w:val="01AD0825"/>
+    <w:multiLevelType w:val="multilevel"/>
+    <w:tmpl w:val="5044A828"/>
+    <w:lvl w:ilvl="0">
+      <w:start w:val="1"/>
+      <w:numFmt w:val="bullet"/>
+      <w:lvlText w:val=""/>
+      <w:lvlJc w:val="left"/>
+      <w:pPr>
+        <w:tabs>
+          <w:tab w:val="num" w:pos="720"/>
+        </w:tabs>
+        <w:ind w:left="720" w:hanging="360"/>
+      </w:pPr>
+      <w:rPr>
+        <w:rFonts w:ascii="Symbol" w:hAnsi="Symbol" w:hint="default"/>
+        <w:sz w:val="20"/>
+      </w:rPr>
+    </w:lvl>
+    <w:lvl w:ilvl="1" w:tentative="1">
+      <w:start w:val="1"/>
+      <w:numFmt w:val="bullet"/>
+      <w:lvlText w:val="o"/>
+      <w:lvlJc w:val="left"/>
+      <w:pPr>
+        <w:tabs>
+          <w:tab w:val="num" w:pos="1440"/>
+        </w:tabs>
+        <w:ind w:left="1440" w:hanging="360"/>
+      </w:pPr>
+      <w:rPr>
+        <w:rFonts w:ascii="Courier New" w:hAnsi="Courier New" w:hint="default"/>
+        <w:sz w:val="20"/>
+      </w:rPr>
+    </w:lvl>
+    <w:lvl w:ilvl="2" w:tentative="1">
+      <w:start w:val="1"/>
+      <w:numFmt w:val="bullet"/>
+      <w:lvlText w:val=""/>
+      <w:lvlJc w:val="left"/>
+      <w:pPr>
+        <w:tabs>
+          <w:tab w:val="num" w:pos="2160"/>
+        </w:tabs>
+        <w:ind w:left="2160" w:hanging="360"/>
+      </w:pPr>
+      <w:rPr>
+        <w:rFonts w:ascii="Wingdings" w:hAnsi="Wingdings" w:hint="default"/>
+        <w:sz w:val="20"/>
+      </w:rPr>
+    </w:lvl>
+    <w:lvl w:ilvl="3" w:tentative="1">
+      <w:start w:val="1"/>
+      <w:numFmt w:val="bullet"/>
+      <w:lvlText w:val=""/>
+      <w:lvlJc w:val="left"/>
+      <w:pPr>
+        <w:tabs>
+          <w:tab w:val="num" w:pos="2880"/>
+        </w:tabs>
+        <w:ind w:left="2880" w:hanging="360"/>
+      </w:pPr>
+      <w:rPr>
+        <w:rFonts w:ascii="Wingdings" w:hAnsi="Wingdings" w:hint="default"/>
+        <w:sz w:val="20"/>
+      </w:rPr>
+    </w:lvl>
+    <w:lvl w:ilvl="4" w:tentative="1">
+      <w:start w:val="1"/>
+      <w:numFmt w:val="bullet"/>
+      <w:lvlText w:val=""/>
+      <w:lvlJc w:val="left"/>
+      <w:pPr>
+        <w:tabs>
+          <w:tab w:val="num" w:pos="3600"/>
+        </w:tabs>
+        <w:ind w:left="3600" w:hanging="360"/>
+      </w:pPr>
+      <w:rPr>
+        <w:rFonts w:ascii="Wingdings" w:hAnsi="Wingdings" w:hint="default"/>
+        <w:sz w:val="20"/>
+      </w:rPr>
+    </w:lvl>
+    <w:lvl w:ilvl="5" w:tentative="1">
+      <w:start w:val="1"/>
+      <w:numFmt w:val="bullet"/>
+      <w:lvlText w:val=""/>
+      <w:lvlJc w:val="left"/>
+      <w:pPr>
+        <w:tabs>
+          <w:tab w:val="num" w:pos="4320"/>
+        </w:tabs>
+        <w:ind w:left="4320" w:hanging="360"/>
+      </w:pPr>
+      <w:rPr>
+        <w:rFonts w:ascii="Wingdings" w:hAnsi="Wingdings" w:hint="default"/>
+        <w:sz w:val="20"/>
+      </w:rPr>
+    </w:lvl>
+    <w:lvl w:ilvl="6" w:tentative="1">
+      <w:start w:val="1"/>
+      <w:numFmt w:val="bullet"/>
+      <w:lvlText w:val=""/>
+      <w:lvlJc w:val="left"/>
+      <w:pPr>
+        <w:tabs>
+          <w:tab w:val="num" w:pos="5040"/>
+        </w:tabs>
+        <w:ind w:left="5040" w:hanging="360"/>
+      </w:pPr>
+      <w:rPr>
+        <w:rFonts w:ascii="Wingdings" w:hAnsi="Wingdings" w:hint="default"/>
+        <w:sz w:val="20"/>
+      </w:rPr>
+    </w:lvl>
+    <w:lvl w:ilvl="7" w:tentative="1">
+      <w:start w:val="1"/>
+      <w:numFmt w:val="bullet"/>
+      <w:lvlText w:val=""/>
+      <w:lvlJc w:val="left"/>
+      <w:pPr>
+        <w:tabs>
+          <w:tab w:val="num" w:pos="5760"/>
+        </w:tabs>
+        <w:ind w:left="5760" w:hanging="360"/>
+      </w:pPr>
+      <w:rPr>
+        <w:rFonts w:ascii="Wingdings" w:hAnsi="Wingdings" w:hint="default"/>
+        <w:sz w:val="20"/>
+      </w:rPr>
+    </w:lvl>
+    <w:lvl w:ilvl="8" w:tentative="1">
+      <w:start w:val="1"/>
+      <w:numFmt w:val="bullet"/>
+      <w:lvlText w:val=""/>
+      <w:lvlJc w:val="left"/>
+      <w:pPr>
+        <w:tabs>
+          <w:tab w:val="num" w:pos="6480"/>
+        </w:tabs>
+        <w:ind w:left="6480" w:hanging="360"/>
+      </w:pPr>
+      <w:rPr>
+        <w:rFonts w:ascii="Wingdings" w:hAnsi="Wingdings" w:hint="default"/>
+        <w:sz w:val="20"/>
+      </w:rPr>
+    </w:lvl>
+  </w:abstractNum>
+  <w:abstractNum w:abstractNumId="2" w15:restartNumberingAfterBreak="0">
+    <w:nsid w:val="052C24F0"/>
+    <w:multiLevelType w:val="hybridMultilevel"/>
+    <w:tmpl w:val="869C8B14"/>
+    <w:lvl w:ilvl="0" w:tplc="04190001">
+      <w:start w:val="1"/>
+      <w:numFmt w:val="bullet"/>
+      <w:lvlText w:val=""/>
+      <w:lvlJc w:val="left"/>
+      <w:pPr>
+        <w:ind w:left="1429" w:hanging="360"/>
+      </w:pPr>
+      <w:rPr>
+        <w:rFonts w:ascii="Symbol" w:hAnsi="Symbol" w:hint="default"/>
+      </w:rPr>
+    </w:lvl>
+    <w:lvl w:ilvl="1" w:tplc="04190003" w:tentative="1">
+      <w:start w:val="1"/>
+      <w:numFmt w:val="bullet"/>
+      <w:lvlText w:val="o"/>
+      <w:lvlJc w:val="left"/>
+      <w:pPr>
+        <w:ind w:left="2149" w:hanging="360"/>
+      </w:pPr>
+      <w:rPr>
+        <w:rFonts w:ascii="Courier New" w:hAnsi="Courier New" w:cs="Courier New" w:hint="default"/>
+      </w:rPr>
+    </w:lvl>
+    <w:lvl w:ilvl="2" w:tplc="04190005" w:tentative="1">
+      <w:start w:val="1"/>
+      <w:numFmt w:val="bullet"/>
+      <w:lvlText w:val=""/>
+      <w:lvlJc w:val="left"/>
+      <w:pPr>
+        <w:ind w:left="2869" w:hanging="360"/>
+      </w:pPr>
+      <w:rPr>
+        <w:rFonts w:ascii="Wingdings" w:hAnsi="Wingdings" w:hint="default"/>
+      </w:rPr>
+    </w:lvl>
+    <w:lvl w:ilvl="3" w:tplc="04190001" w:tentative="1">
+      <w:start w:val="1"/>
+      <w:numFmt w:val="bullet"/>
+      <w:lvlText w:val=""/>
+      <w:lvlJc w:val="left"/>
+      <w:pPr>
+        <w:ind w:left="3589" w:hanging="360"/>
+      </w:pPr>
+      <w:rPr>
+        <w:rFonts w:ascii="Symbol" w:hAnsi="Symbol" w:hint="default"/>
+      </w:rPr>
+    </w:lvl>
+    <w:lvl w:ilvl="4" w:tplc="04190003" w:tentative="1">
+      <w:start w:val="1"/>
+      <w:numFmt w:val="bullet"/>
+      <w:lvlText w:val="o"/>
+      <w:lvlJc w:val="left"/>
+      <w:pPr>
+        <w:ind w:left="4309" w:hanging="360"/>
+      </w:pPr>
+      <w:rPr>
+        <w:rFonts w:ascii="Courier New" w:hAnsi="Courier New" w:cs="Courier New" w:hint="default"/>
+      </w:rPr>
+    </w:lvl>
+    <w:lvl w:ilvl="5" w:tplc="04190005" w:tentative="1">
+      <w:start w:val="1"/>
+      <w:numFmt w:val="bullet"/>
+      <w:lvlText w:val=""/>
+      <w:lvlJc w:val="left"/>
+      <w:pPr>
+        <w:ind w:left="5029" w:hanging="360"/>
+      </w:pPr>
+      <w:rPr>
+        <w:rFonts w:ascii="Wingdings" w:hAnsi="Wingdings" w:hint="default"/>
+      </w:rPr>
+    </w:lvl>
+    <w:lvl w:ilvl="6" w:tplc="04190001" w:tentative="1">
+      <w:start w:val="1"/>
+      <w:numFmt w:val="bullet"/>
+      <w:lvlText w:val=""/>
+      <w:lvlJc w:val="left"/>
+      <w:pPr>
+        <w:ind w:left="5749" w:hanging="360"/>
+      </w:pPr>
+      <w:rPr>
+        <w:rFonts w:ascii="Symbol" w:hAnsi="Symbol" w:hint="default"/>
+      </w:rPr>
+    </w:lvl>
+    <w:lvl w:ilvl="7" w:tplc="04190003" w:tentative="1">
+      <w:start w:val="1"/>
+      <w:numFmt w:val="bullet"/>
+      <w:lvlText w:val="o"/>
+      <w:lvlJc w:val="left"/>
+      <w:pPr>
+        <w:ind w:left="6469" w:hanging="360"/>
+      </w:pPr>
+      <w:rPr>
+        <w:rFonts w:ascii="Courier New" w:hAnsi="Courier New" w:cs="Courier New" w:hint="default"/>
+      </w:rPr>
+    </w:lvl>
+    <w:lvl w:ilvl="8" w:tplc="04190005" w:tentative="1">
+      <w:start w:val="1"/>
+      <w:numFmt w:val="bullet"/>
+      <w:lvlText w:val=""/>
+      <w:lvlJc w:val="left"/>
+      <w:pPr>
+        <w:ind w:left="7189" w:hanging="360"/>
+      </w:pPr>
+      <w:rPr>
+        <w:rFonts w:ascii="Wingdings" w:hAnsi="Wingdings" w:hint="default"/>
+      </w:rPr>
+    </w:lvl>
+  </w:abstractNum>
+  <w:abstractNum w:abstractNumId="3" w15:restartNumberingAfterBreak="0">
     <w:nsid w:val="0BF035D5"/>
     <w:multiLevelType w:val="multilevel"/>
     <w:tmpl w:val="E7F2F3AC"/>
@@ -2372,7 +2770,156 @@
       </w:rPr>
     </w:lvl>
   </w:abstractNum>
-  <w:abstractNum w:abstractNumId="2" w15:restartNumberingAfterBreak="0">
+  <w:abstractNum w:abstractNumId="4" w15:restartNumberingAfterBreak="0">
+    <w:nsid w:val="0E00443D"/>
+    <w:multiLevelType w:val="multilevel"/>
+    <w:tmpl w:val="2B442A42"/>
+    <w:lvl w:ilvl="0">
+      <w:start w:val="1"/>
+      <w:numFmt w:val="bullet"/>
+      <w:lvlText w:val=""/>
+      <w:lvlJc w:val="left"/>
+      <w:pPr>
+        <w:tabs>
+          <w:tab w:val="num" w:pos="720"/>
+        </w:tabs>
+        <w:ind w:left="720" w:hanging="360"/>
+      </w:pPr>
+      <w:rPr>
+        <w:rFonts w:ascii="Symbol" w:hAnsi="Symbol" w:hint="default"/>
+        <w:sz w:val="20"/>
+      </w:rPr>
+    </w:lvl>
+    <w:lvl w:ilvl="1" w:tentative="1">
+      <w:start w:val="1"/>
+      <w:numFmt w:val="bullet"/>
+      <w:lvlText w:val="o"/>
+      <w:lvlJc w:val="left"/>
+      <w:pPr>
+        <w:tabs>
+          <w:tab w:val="num" w:pos="1440"/>
+        </w:tabs>
+        <w:ind w:left="1440" w:hanging="360"/>
+      </w:pPr>
+      <w:rPr>
+        <w:rFonts w:ascii="Courier New" w:hAnsi="Courier New" w:hint="default"/>
+        <w:sz w:val="20"/>
+      </w:rPr>
+    </w:lvl>
+    <w:lvl w:ilvl="2" w:tentative="1">
+      <w:start w:val="1"/>
+      <w:numFmt w:val="bullet"/>
+      <w:lvlText w:val=""/>
+      <w:lvlJc w:val="left"/>
+      <w:pPr>
+        <w:tabs>
+          <w:tab w:val="num" w:pos="2160"/>
+        </w:tabs>
+        <w:ind w:left="2160" w:hanging="360"/>
+      </w:pPr>
+      <w:rPr>
+        <w:rFonts w:ascii="Wingdings" w:hAnsi="Wingdings" w:hint="default"/>
+        <w:sz w:val="20"/>
+      </w:rPr>
+    </w:lvl>
+    <w:lvl w:ilvl="3" w:tentative="1">
+      <w:start w:val="1"/>
+      <w:numFmt w:val="bullet"/>
+      <w:lvlText w:val=""/>
+      <w:lvlJc w:val="left"/>
+      <w:pPr>
+        <w:tabs>
+          <w:tab w:val="num" w:pos="2880"/>
+        </w:tabs>
+        <w:ind w:left="2880" w:hanging="360"/>
+      </w:pPr>
+      <w:rPr>
+        <w:rFonts w:ascii="Wingdings" w:hAnsi="Wingdings" w:hint="default"/>
+        <w:sz w:val="20"/>
+      </w:rPr>
+    </w:lvl>
+    <w:lvl w:ilvl="4" w:tentative="1">
+      <w:start w:val="1"/>
+      <w:numFmt w:val="bullet"/>
+      <w:lvlText w:val=""/>
+      <w:lvlJc w:val="left"/>
+      <w:pPr>
+        <w:tabs>
+          <w:tab w:val="num" w:pos="3600"/>
+        </w:tabs>
+        <w:ind w:left="3600" w:hanging="360"/>
+      </w:pPr>
+      <w:rPr>
+        <w:rFonts w:ascii="Wingdings" w:hAnsi="Wingdings" w:hint="default"/>
+        <w:sz w:val="20"/>
+      </w:rPr>
+    </w:lvl>
+    <w:lvl w:ilvl="5" w:tentative="1">
+      <w:start w:val="1"/>
+      <w:numFmt w:val="bullet"/>
+      <w:lvlText w:val=""/>
+      <w:lvlJc w:val="left"/>
+      <w:pPr>
+        <w:tabs>
+          <w:tab w:val="num" w:pos="4320"/>
+        </w:tabs>
+        <w:ind w:left="4320" w:hanging="360"/>
+      </w:pPr>
+      <w:rPr>
+        <w:rFonts w:ascii="Wingdings" w:hAnsi="Wingdings" w:hint="default"/>
+        <w:sz w:val="20"/>
+      </w:rPr>
+    </w:lvl>
+    <w:lvl w:ilvl="6" w:tentative="1">
+      <w:start w:val="1"/>
+      <w:numFmt w:val="bullet"/>
+      <w:lvlText w:val=""/>
+      <w:lvlJc w:val="left"/>
+      <w:pPr>
+        <w:tabs>
+          <w:tab w:val="num" w:pos="5040"/>
+        </w:tabs>
+        <w:ind w:left="5040" w:hanging="360"/>
+      </w:pPr>
+      <w:rPr>
+        <w:rFonts w:ascii="Wingdings" w:hAnsi="Wingdings" w:hint="default"/>
+        <w:sz w:val="20"/>
+      </w:rPr>
+    </w:lvl>
+    <w:lvl w:ilvl="7" w:tentative="1">
+      <w:start w:val="1"/>
+      <w:numFmt w:val="bullet"/>
+      <w:lvlText w:val=""/>
+      <w:lvlJc w:val="left"/>
+      <w:pPr>
+        <w:tabs>
+          <w:tab w:val="num" w:pos="5760"/>
+        </w:tabs>
+        <w:ind w:left="5760" w:hanging="360"/>
+      </w:pPr>
+      <w:rPr>
+        <w:rFonts w:ascii="Wingdings" w:hAnsi="Wingdings" w:hint="default"/>
+        <w:sz w:val="20"/>
+      </w:rPr>
+    </w:lvl>
+    <w:lvl w:ilvl="8" w:tentative="1">
+      <w:start w:val="1"/>
+      <w:numFmt w:val="bullet"/>
+      <w:lvlText w:val=""/>
+      <w:lvlJc w:val="left"/>
+      <w:pPr>
+        <w:tabs>
+          <w:tab w:val="num" w:pos="6480"/>
+        </w:tabs>
+        <w:ind w:left="6480" w:hanging="360"/>
+      </w:pPr>
+      <w:rPr>
+        <w:rFonts w:ascii="Wingdings" w:hAnsi="Wingdings" w:hint="default"/>
+        <w:sz w:val="20"/>
+      </w:rPr>
+    </w:lvl>
+  </w:abstractNum>
+  <w:abstractNum w:abstractNumId="5" w15:restartNumberingAfterBreak="0">
     <w:nsid w:val="0FA96A92"/>
     <w:multiLevelType w:val="multilevel"/>
     <w:tmpl w:val="17BCD008"/>
@@ -2485,7 +3032,7 @@
       </w:rPr>
     </w:lvl>
   </w:abstractNum>
-  <w:abstractNum w:abstractNumId="3" w15:restartNumberingAfterBreak="0">
+  <w:abstractNum w:abstractNumId="6" w15:restartNumberingAfterBreak="0">
     <w:nsid w:val="142865DB"/>
     <w:multiLevelType w:val="multilevel"/>
     <w:tmpl w:val="E84A05FA"/>
@@ -2598,7 +3145,7 @@
       </w:rPr>
     </w:lvl>
   </w:abstractNum>
-  <w:abstractNum w:abstractNumId="4" w15:restartNumberingAfterBreak="0">
+  <w:abstractNum w:abstractNumId="7" w15:restartNumberingAfterBreak="0">
     <w:nsid w:val="15AA52D2"/>
     <w:multiLevelType w:val="multilevel"/>
     <w:tmpl w:val="28DE3F80"/>
@@ -2747,7 +3294,7 @@
       </w:rPr>
     </w:lvl>
   </w:abstractNum>
-  <w:abstractNum w:abstractNumId="5" w15:restartNumberingAfterBreak="0">
+  <w:abstractNum w:abstractNumId="8" w15:restartNumberingAfterBreak="0">
     <w:nsid w:val="1ECC2F94"/>
     <w:multiLevelType w:val="multilevel"/>
     <w:tmpl w:val="1ECC2F94"/>
@@ -2860,7 +3407,7 @@
       </w:rPr>
     </w:lvl>
   </w:abstractNum>
-  <w:abstractNum w:abstractNumId="6" w15:restartNumberingAfterBreak="0">
+  <w:abstractNum w:abstractNumId="9" w15:restartNumberingAfterBreak="0">
     <w:nsid w:val="22B1263D"/>
     <w:multiLevelType w:val="multilevel"/>
     <w:tmpl w:val="C40E0144"/>
@@ -2973,7 +3520,156 @@
       </w:rPr>
     </w:lvl>
   </w:abstractNum>
-  <w:abstractNum w:abstractNumId="7" w15:restartNumberingAfterBreak="0">
+  <w:abstractNum w:abstractNumId="10" w15:restartNumberingAfterBreak="0">
+    <w:nsid w:val="29706936"/>
+    <w:multiLevelType w:val="multilevel"/>
+    <w:tmpl w:val="22B6282C"/>
+    <w:lvl w:ilvl="0">
+      <w:start w:val="1"/>
+      <w:numFmt w:val="bullet"/>
+      <w:lvlText w:val=""/>
+      <w:lvlJc w:val="left"/>
+      <w:pPr>
+        <w:tabs>
+          <w:tab w:val="num" w:pos="720"/>
+        </w:tabs>
+        <w:ind w:left="720" w:hanging="360"/>
+      </w:pPr>
+      <w:rPr>
+        <w:rFonts w:ascii="Symbol" w:hAnsi="Symbol" w:hint="default"/>
+        <w:sz w:val="20"/>
+      </w:rPr>
+    </w:lvl>
+    <w:lvl w:ilvl="1" w:tentative="1">
+      <w:start w:val="1"/>
+      <w:numFmt w:val="bullet"/>
+      <w:lvlText w:val="o"/>
+      <w:lvlJc w:val="left"/>
+      <w:pPr>
+        <w:tabs>
+          <w:tab w:val="num" w:pos="1440"/>
+        </w:tabs>
+        <w:ind w:left="1440" w:hanging="360"/>
+      </w:pPr>
+      <w:rPr>
+        <w:rFonts w:ascii="Courier New" w:hAnsi="Courier New" w:hint="default"/>
+        <w:sz w:val="20"/>
+      </w:rPr>
+    </w:lvl>
+    <w:lvl w:ilvl="2" w:tentative="1">
+      <w:start w:val="1"/>
+      <w:numFmt w:val="bullet"/>
+      <w:lvlText w:val=""/>
+      <w:lvlJc w:val="left"/>
+      <w:pPr>
+        <w:tabs>
+          <w:tab w:val="num" w:pos="2160"/>
+        </w:tabs>
+        <w:ind w:left="2160" w:hanging="360"/>
+      </w:pPr>
+      <w:rPr>
+        <w:rFonts w:ascii="Wingdings" w:hAnsi="Wingdings" w:hint="default"/>
+        <w:sz w:val="20"/>
+      </w:rPr>
+    </w:lvl>
+    <w:lvl w:ilvl="3" w:tentative="1">
+      <w:start w:val="1"/>
+      <w:numFmt w:val="bullet"/>
+      <w:lvlText w:val=""/>
+      <w:lvlJc w:val="left"/>
+      <w:pPr>
+        <w:tabs>
+          <w:tab w:val="num" w:pos="2880"/>
+        </w:tabs>
+        <w:ind w:left="2880" w:hanging="360"/>
+      </w:pPr>
+      <w:rPr>
+        <w:rFonts w:ascii="Wingdings" w:hAnsi="Wingdings" w:hint="default"/>
+        <w:sz w:val="20"/>
+      </w:rPr>
+    </w:lvl>
+    <w:lvl w:ilvl="4" w:tentative="1">
+      <w:start w:val="1"/>
+      <w:numFmt w:val="bullet"/>
+      <w:lvlText w:val=""/>
+      <w:lvlJc w:val="left"/>
+      <w:pPr>
+        <w:tabs>
+          <w:tab w:val="num" w:pos="3600"/>
+        </w:tabs>
+        <w:ind w:left="3600" w:hanging="360"/>
+      </w:pPr>
+      <w:rPr>
+        <w:rFonts w:ascii="Wingdings" w:hAnsi="Wingdings" w:hint="default"/>
+        <w:sz w:val="20"/>
+      </w:rPr>
+    </w:lvl>
+    <w:lvl w:ilvl="5" w:tentative="1">
+      <w:start w:val="1"/>
+      <w:numFmt w:val="bullet"/>
+      <w:lvlText w:val=""/>
+      <w:lvlJc w:val="left"/>
+      <w:pPr>
+        <w:tabs>
+          <w:tab w:val="num" w:pos="4320"/>
+        </w:tabs>
+        <w:ind w:left="4320" w:hanging="360"/>
+      </w:pPr>
+      <w:rPr>
+        <w:rFonts w:ascii="Wingdings" w:hAnsi="Wingdings" w:hint="default"/>
+        <w:sz w:val="20"/>
+      </w:rPr>
+    </w:lvl>
+    <w:lvl w:ilvl="6" w:tentative="1">
+      <w:start w:val="1"/>
+      <w:numFmt w:val="bullet"/>
+      <w:lvlText w:val=""/>
+      <w:lvlJc w:val="left"/>
+      <w:pPr>
+        <w:tabs>
+          <w:tab w:val="num" w:pos="5040"/>
+        </w:tabs>
+        <w:ind w:left="5040" w:hanging="360"/>
+      </w:pPr>
+      <w:rPr>
+        <w:rFonts w:ascii="Wingdings" w:hAnsi="Wingdings" w:hint="default"/>
+        <w:sz w:val="20"/>
+      </w:rPr>
+    </w:lvl>
+    <w:lvl w:ilvl="7" w:tentative="1">
+      <w:start w:val="1"/>
+      <w:numFmt w:val="bullet"/>
+      <w:lvlText w:val=""/>
+      <w:lvlJc w:val="left"/>
+      <w:pPr>
+        <w:tabs>
+          <w:tab w:val="num" w:pos="5760"/>
+        </w:tabs>
+        <w:ind w:left="5760" w:hanging="360"/>
+      </w:pPr>
+      <w:rPr>
+        <w:rFonts w:ascii="Wingdings" w:hAnsi="Wingdings" w:hint="default"/>
+        <w:sz w:val="20"/>
+      </w:rPr>
+    </w:lvl>
+    <w:lvl w:ilvl="8" w:tentative="1">
+      <w:start w:val="1"/>
+      <w:numFmt w:val="bullet"/>
+      <w:lvlText w:val=""/>
+      <w:lvlJc w:val="left"/>
+      <w:pPr>
+        <w:tabs>
+          <w:tab w:val="num" w:pos="6480"/>
+        </w:tabs>
+        <w:ind w:left="6480" w:hanging="360"/>
+      </w:pPr>
+      <w:rPr>
+        <w:rFonts w:ascii="Wingdings" w:hAnsi="Wingdings" w:hint="default"/>
+        <w:sz w:val="20"/>
+      </w:rPr>
+    </w:lvl>
+  </w:abstractNum>
+  <w:abstractNum w:abstractNumId="11" w15:restartNumberingAfterBreak="0">
     <w:nsid w:val="2D346C76"/>
     <w:multiLevelType w:val="multilevel"/>
     <w:tmpl w:val="6A1AE78C"/>
@@ -3086,7 +3782,7 @@
       </w:rPr>
     </w:lvl>
   </w:abstractNum>
-  <w:abstractNum w:abstractNumId="8" w15:restartNumberingAfterBreak="0">
+  <w:abstractNum w:abstractNumId="12" w15:restartNumberingAfterBreak="0">
     <w:nsid w:val="2DF82C99"/>
     <w:multiLevelType w:val="multilevel"/>
     <w:tmpl w:val="314A390A"/>
@@ -3235,7 +3931,7 @@
       </w:rPr>
     </w:lvl>
   </w:abstractNum>
-  <w:abstractNum w:abstractNumId="9" w15:restartNumberingAfterBreak="0">
+  <w:abstractNum w:abstractNumId="13" w15:restartNumberingAfterBreak="0">
     <w:nsid w:val="311064B1"/>
     <w:multiLevelType w:val="multilevel"/>
     <w:tmpl w:val="6AEEB02C"/>
@@ -3384,7 +4080,7 @@
       </w:rPr>
     </w:lvl>
   </w:abstractNum>
-  <w:abstractNum w:abstractNumId="10" w15:restartNumberingAfterBreak="0">
+  <w:abstractNum w:abstractNumId="14" w15:restartNumberingAfterBreak="0">
     <w:nsid w:val="338A6FDB"/>
     <w:multiLevelType w:val="multilevel"/>
     <w:tmpl w:val="E4E0E4D0"/>
@@ -3533,7 +4229,305 @@
       </w:rPr>
     </w:lvl>
   </w:abstractNum>
-  <w:abstractNum w:abstractNumId="11" w15:restartNumberingAfterBreak="0">
+  <w:abstractNum w:abstractNumId="15" w15:restartNumberingAfterBreak="0">
+    <w:nsid w:val="387A4CA7"/>
+    <w:multiLevelType w:val="multilevel"/>
+    <w:tmpl w:val="DE7A9DC0"/>
+    <w:lvl w:ilvl="0">
+      <w:start w:val="1"/>
+      <w:numFmt w:val="bullet"/>
+      <w:lvlText w:val=""/>
+      <w:lvlJc w:val="left"/>
+      <w:pPr>
+        <w:tabs>
+          <w:tab w:val="num" w:pos="720"/>
+        </w:tabs>
+        <w:ind w:left="720" w:hanging="360"/>
+      </w:pPr>
+      <w:rPr>
+        <w:rFonts w:ascii="Symbol" w:hAnsi="Symbol" w:hint="default"/>
+        <w:sz w:val="20"/>
+      </w:rPr>
+    </w:lvl>
+    <w:lvl w:ilvl="1" w:tentative="1">
+      <w:start w:val="1"/>
+      <w:numFmt w:val="bullet"/>
+      <w:lvlText w:val="o"/>
+      <w:lvlJc w:val="left"/>
+      <w:pPr>
+        <w:tabs>
+          <w:tab w:val="num" w:pos="1440"/>
+        </w:tabs>
+        <w:ind w:left="1440" w:hanging="360"/>
+      </w:pPr>
+      <w:rPr>
+        <w:rFonts w:ascii="Courier New" w:hAnsi="Courier New" w:hint="default"/>
+        <w:sz w:val="20"/>
+      </w:rPr>
+    </w:lvl>
+    <w:lvl w:ilvl="2" w:tentative="1">
+      <w:start w:val="1"/>
+      <w:numFmt w:val="bullet"/>
+      <w:lvlText w:val=""/>
+      <w:lvlJc w:val="left"/>
+      <w:pPr>
+        <w:tabs>
+          <w:tab w:val="num" w:pos="2160"/>
+        </w:tabs>
+        <w:ind w:left="2160" w:hanging="360"/>
+      </w:pPr>
+      <w:rPr>
+        <w:rFonts w:ascii="Wingdings" w:hAnsi="Wingdings" w:hint="default"/>
+        <w:sz w:val="20"/>
+      </w:rPr>
+    </w:lvl>
+    <w:lvl w:ilvl="3" w:tentative="1">
+      <w:start w:val="1"/>
+      <w:numFmt w:val="bullet"/>
+      <w:lvlText w:val=""/>
+      <w:lvlJc w:val="left"/>
+      <w:pPr>
+        <w:tabs>
+          <w:tab w:val="num" w:pos="2880"/>
+        </w:tabs>
+        <w:ind w:left="2880" w:hanging="360"/>
+      </w:pPr>
+      <w:rPr>
+        <w:rFonts w:ascii="Wingdings" w:hAnsi="Wingdings" w:hint="default"/>
+        <w:sz w:val="20"/>
+      </w:rPr>
+    </w:lvl>
+    <w:lvl w:ilvl="4" w:tentative="1">
+      <w:start w:val="1"/>
+      <w:numFmt w:val="bullet"/>
+      <w:lvlText w:val=""/>
+      <w:lvlJc w:val="left"/>
+      <w:pPr>
+        <w:tabs>
+          <w:tab w:val="num" w:pos="3600"/>
+        </w:tabs>
+        <w:ind w:left="3600" w:hanging="360"/>
+      </w:pPr>
+      <w:rPr>
+        <w:rFonts w:ascii="Wingdings" w:hAnsi="Wingdings" w:hint="default"/>
+        <w:sz w:val="20"/>
+      </w:rPr>
+    </w:lvl>
+    <w:lvl w:ilvl="5" w:tentative="1">
+      <w:start w:val="1"/>
+      <w:numFmt w:val="bullet"/>
+      <w:lvlText w:val=""/>
+      <w:lvlJc w:val="left"/>
+      <w:pPr>
+        <w:tabs>
+          <w:tab w:val="num" w:pos="4320"/>
+        </w:tabs>
+        <w:ind w:left="4320" w:hanging="360"/>
+      </w:pPr>
+      <w:rPr>
+        <w:rFonts w:ascii="Wingdings" w:hAnsi="Wingdings" w:hint="default"/>
+        <w:sz w:val="20"/>
+      </w:rPr>
+    </w:lvl>
+    <w:lvl w:ilvl="6" w:tentative="1">
+      <w:start w:val="1"/>
+      <w:numFmt w:val="bullet"/>
+      <w:lvlText w:val=""/>
+      <w:lvlJc w:val="left"/>
+      <w:pPr>
+        <w:tabs>
+          <w:tab w:val="num" w:pos="5040"/>
+        </w:tabs>
+        <w:ind w:left="5040" w:hanging="360"/>
+      </w:pPr>
+      <w:rPr>
+        <w:rFonts w:ascii="Wingdings" w:hAnsi="Wingdings" w:hint="default"/>
+        <w:sz w:val="20"/>
+      </w:rPr>
+    </w:lvl>
+    <w:lvl w:ilvl="7" w:tentative="1">
+      <w:start w:val="1"/>
+      <w:numFmt w:val="bullet"/>
+      <w:lvlText w:val=""/>
+      <w:lvlJc w:val="left"/>
+      <w:pPr>
+        <w:tabs>
+          <w:tab w:val="num" w:pos="5760"/>
+        </w:tabs>
+        <w:ind w:left="5760" w:hanging="360"/>
+      </w:pPr>
+      <w:rPr>
+        <w:rFonts w:ascii="Wingdings" w:hAnsi="Wingdings" w:hint="default"/>
+        <w:sz w:val="20"/>
+      </w:rPr>
+    </w:lvl>
+    <w:lvl w:ilvl="8" w:tentative="1">
+      <w:start w:val="1"/>
+      <w:numFmt w:val="bullet"/>
+      <w:lvlText w:val=""/>
+      <w:lvlJc w:val="left"/>
+      <w:pPr>
+        <w:tabs>
+          <w:tab w:val="num" w:pos="6480"/>
+        </w:tabs>
+        <w:ind w:left="6480" w:hanging="360"/>
+      </w:pPr>
+      <w:rPr>
+        <w:rFonts w:ascii="Wingdings" w:hAnsi="Wingdings" w:hint="default"/>
+        <w:sz w:val="20"/>
+      </w:rPr>
+    </w:lvl>
+  </w:abstractNum>
+  <w:abstractNum w:abstractNumId="16" w15:restartNumberingAfterBreak="0">
+    <w:nsid w:val="38B36481"/>
+    <w:multiLevelType w:val="multilevel"/>
+    <w:tmpl w:val="0D8049F6"/>
+    <w:lvl w:ilvl="0">
+      <w:start w:val="1"/>
+      <w:numFmt w:val="bullet"/>
+      <w:lvlText w:val=""/>
+      <w:lvlJc w:val="left"/>
+      <w:pPr>
+        <w:tabs>
+          <w:tab w:val="num" w:pos="720"/>
+        </w:tabs>
+        <w:ind w:left="720" w:hanging="360"/>
+      </w:pPr>
+      <w:rPr>
+        <w:rFonts w:ascii="Symbol" w:hAnsi="Symbol" w:hint="default"/>
+        <w:sz w:val="20"/>
+      </w:rPr>
+    </w:lvl>
+    <w:lvl w:ilvl="1" w:tentative="1">
+      <w:start w:val="1"/>
+      <w:numFmt w:val="bullet"/>
+      <w:lvlText w:val="o"/>
+      <w:lvlJc w:val="left"/>
+      <w:pPr>
+        <w:tabs>
+          <w:tab w:val="num" w:pos="1440"/>
+        </w:tabs>
+        <w:ind w:left="1440" w:hanging="360"/>
+      </w:pPr>
+      <w:rPr>
+        <w:rFonts w:ascii="Courier New" w:hAnsi="Courier New" w:hint="default"/>
+        <w:sz w:val="20"/>
+      </w:rPr>
+    </w:lvl>
+    <w:lvl w:ilvl="2" w:tentative="1">
+      <w:start w:val="1"/>
+      <w:numFmt w:val="bullet"/>
+      <w:lvlText w:val=""/>
+      <w:lvlJc w:val="left"/>
+      <w:pPr>
+        <w:tabs>
+          <w:tab w:val="num" w:pos="2160"/>
+        </w:tabs>
+        <w:ind w:left="2160" w:hanging="360"/>
+      </w:pPr>
+      <w:rPr>
+        <w:rFonts w:ascii="Wingdings" w:hAnsi="Wingdings" w:hint="default"/>
+        <w:sz w:val="20"/>
+      </w:rPr>
+    </w:lvl>
+    <w:lvl w:ilvl="3" w:tentative="1">
+      <w:start w:val="1"/>
+      <w:numFmt w:val="bullet"/>
+      <w:lvlText w:val=""/>
+      <w:lvlJc w:val="left"/>
+      <w:pPr>
+        <w:tabs>
+          <w:tab w:val="num" w:pos="2880"/>
+        </w:tabs>
+        <w:ind w:left="2880" w:hanging="360"/>
+      </w:pPr>
+      <w:rPr>
+        <w:rFonts w:ascii="Wingdings" w:hAnsi="Wingdings" w:hint="default"/>
+        <w:sz w:val="20"/>
+      </w:rPr>
+    </w:lvl>
+    <w:lvl w:ilvl="4" w:tentative="1">
+      <w:start w:val="1"/>
+      <w:numFmt w:val="bullet"/>
+      <w:lvlText w:val=""/>
+      <w:lvlJc w:val="left"/>
+      <w:pPr>
+        <w:tabs>
+          <w:tab w:val="num" w:pos="3600"/>
+        </w:tabs>
+        <w:ind w:left="3600" w:hanging="360"/>
+      </w:pPr>
+      <w:rPr>
+        <w:rFonts w:ascii="Wingdings" w:hAnsi="Wingdings" w:hint="default"/>
+        <w:sz w:val="20"/>
+      </w:rPr>
+    </w:lvl>
+    <w:lvl w:ilvl="5" w:tentative="1">
+      <w:start w:val="1"/>
+      <w:numFmt w:val="bullet"/>
+      <w:lvlText w:val=""/>
+      <w:lvlJc w:val="left"/>
+      <w:pPr>
+        <w:tabs>
+          <w:tab w:val="num" w:pos="4320"/>
+        </w:tabs>
+        <w:ind w:left="4320" w:hanging="360"/>
+      </w:pPr>
+      <w:rPr>
+        <w:rFonts w:ascii="Wingdings" w:hAnsi="Wingdings" w:hint="default"/>
+        <w:sz w:val="20"/>
+      </w:rPr>
+    </w:lvl>
+    <w:lvl w:ilvl="6" w:tentative="1">
+      <w:start w:val="1"/>
+      <w:numFmt w:val="bullet"/>
+      <w:lvlText w:val=""/>
+      <w:lvlJc w:val="left"/>
+      <w:pPr>
+        <w:tabs>
+          <w:tab w:val="num" w:pos="5040"/>
+        </w:tabs>
+        <w:ind w:left="5040" w:hanging="360"/>
+      </w:pPr>
+      <w:rPr>
+        <w:rFonts w:ascii="Wingdings" w:hAnsi="Wingdings" w:hint="default"/>
+        <w:sz w:val="20"/>
+      </w:rPr>
+    </w:lvl>
+    <w:lvl w:ilvl="7" w:tentative="1">
+      <w:start w:val="1"/>
+      <w:numFmt w:val="bullet"/>
+      <w:lvlText w:val=""/>
+      <w:lvlJc w:val="left"/>
+      <w:pPr>
+        <w:tabs>
+          <w:tab w:val="num" w:pos="5760"/>
+        </w:tabs>
+        <w:ind w:left="5760" w:hanging="360"/>
+      </w:pPr>
+      <w:rPr>
+        <w:rFonts w:ascii="Wingdings" w:hAnsi="Wingdings" w:hint="default"/>
+        <w:sz w:val="20"/>
+      </w:rPr>
+    </w:lvl>
+    <w:lvl w:ilvl="8" w:tentative="1">
+      <w:start w:val="1"/>
+      <w:numFmt w:val="bullet"/>
+      <w:lvlText w:val=""/>
+      <w:lvlJc w:val="left"/>
+      <w:pPr>
+        <w:tabs>
+          <w:tab w:val="num" w:pos="6480"/>
+        </w:tabs>
+        <w:ind w:left="6480" w:hanging="360"/>
+      </w:pPr>
+      <w:rPr>
+        <w:rFonts w:ascii="Wingdings" w:hAnsi="Wingdings" w:hint="default"/>
+        <w:sz w:val="20"/>
+      </w:rPr>
+    </w:lvl>
+  </w:abstractNum>
+  <w:abstractNum w:abstractNumId="17" w15:restartNumberingAfterBreak="0">
     <w:nsid w:val="3C4A33AF"/>
     <w:multiLevelType w:val="multilevel"/>
     <w:tmpl w:val="49AA5D20"/>
@@ -3646,7 +4640,7 @@
       </w:rPr>
     </w:lvl>
   </w:abstractNum>
-  <w:abstractNum w:abstractNumId="12" w15:restartNumberingAfterBreak="0">
+  <w:abstractNum w:abstractNumId="18" w15:restartNumberingAfterBreak="0">
     <w:nsid w:val="44215B60"/>
     <w:multiLevelType w:val="multilevel"/>
     <w:tmpl w:val="545CC878"/>
@@ -3759,7 +4753,305 @@
       </w:rPr>
     </w:lvl>
   </w:abstractNum>
-  <w:abstractNum w:abstractNumId="13" w15:restartNumberingAfterBreak="0">
+  <w:abstractNum w:abstractNumId="19" w15:restartNumberingAfterBreak="0">
+    <w:nsid w:val="44C04058"/>
+    <w:multiLevelType w:val="multilevel"/>
+    <w:tmpl w:val="5B6A74E4"/>
+    <w:lvl w:ilvl="0">
+      <w:start w:val="1"/>
+      <w:numFmt w:val="bullet"/>
+      <w:lvlText w:val=""/>
+      <w:lvlJc w:val="left"/>
+      <w:pPr>
+        <w:tabs>
+          <w:tab w:val="num" w:pos="720"/>
+        </w:tabs>
+        <w:ind w:left="720" w:hanging="360"/>
+      </w:pPr>
+      <w:rPr>
+        <w:rFonts w:ascii="Symbol" w:hAnsi="Symbol" w:hint="default"/>
+        <w:sz w:val="20"/>
+      </w:rPr>
+    </w:lvl>
+    <w:lvl w:ilvl="1" w:tentative="1">
+      <w:start w:val="1"/>
+      <w:numFmt w:val="bullet"/>
+      <w:lvlText w:val="o"/>
+      <w:lvlJc w:val="left"/>
+      <w:pPr>
+        <w:tabs>
+          <w:tab w:val="num" w:pos="1440"/>
+        </w:tabs>
+        <w:ind w:left="1440" w:hanging="360"/>
+      </w:pPr>
+      <w:rPr>
+        <w:rFonts w:ascii="Courier New" w:hAnsi="Courier New" w:hint="default"/>
+        <w:sz w:val="20"/>
+      </w:rPr>
+    </w:lvl>
+    <w:lvl w:ilvl="2" w:tentative="1">
+      <w:start w:val="1"/>
+      <w:numFmt w:val="bullet"/>
+      <w:lvlText w:val=""/>
+      <w:lvlJc w:val="left"/>
+      <w:pPr>
+        <w:tabs>
+          <w:tab w:val="num" w:pos="2160"/>
+        </w:tabs>
+        <w:ind w:left="2160" w:hanging="360"/>
+      </w:pPr>
+      <w:rPr>
+        <w:rFonts w:ascii="Wingdings" w:hAnsi="Wingdings" w:hint="default"/>
+        <w:sz w:val="20"/>
+      </w:rPr>
+    </w:lvl>
+    <w:lvl w:ilvl="3" w:tentative="1">
+      <w:start w:val="1"/>
+      <w:numFmt w:val="bullet"/>
+      <w:lvlText w:val=""/>
+      <w:lvlJc w:val="left"/>
+      <w:pPr>
+        <w:tabs>
+          <w:tab w:val="num" w:pos="2880"/>
+        </w:tabs>
+        <w:ind w:left="2880" w:hanging="360"/>
+      </w:pPr>
+      <w:rPr>
+        <w:rFonts w:ascii="Wingdings" w:hAnsi="Wingdings" w:hint="default"/>
+        <w:sz w:val="20"/>
+      </w:rPr>
+    </w:lvl>
+    <w:lvl w:ilvl="4" w:tentative="1">
+      <w:start w:val="1"/>
+      <w:numFmt w:val="bullet"/>
+      <w:lvlText w:val=""/>
+      <w:lvlJc w:val="left"/>
+      <w:pPr>
+        <w:tabs>
+          <w:tab w:val="num" w:pos="3600"/>
+        </w:tabs>
+        <w:ind w:left="3600" w:hanging="360"/>
+      </w:pPr>
+      <w:rPr>
+        <w:rFonts w:ascii="Wingdings" w:hAnsi="Wingdings" w:hint="default"/>
+        <w:sz w:val="20"/>
+      </w:rPr>
+    </w:lvl>
+    <w:lvl w:ilvl="5" w:tentative="1">
+      <w:start w:val="1"/>
+      <w:numFmt w:val="bullet"/>
+      <w:lvlText w:val=""/>
+      <w:lvlJc w:val="left"/>
+      <w:pPr>
+        <w:tabs>
+          <w:tab w:val="num" w:pos="4320"/>
+        </w:tabs>
+        <w:ind w:left="4320" w:hanging="360"/>
+      </w:pPr>
+      <w:rPr>
+        <w:rFonts w:ascii="Wingdings" w:hAnsi="Wingdings" w:hint="default"/>
+        <w:sz w:val="20"/>
+      </w:rPr>
+    </w:lvl>
+    <w:lvl w:ilvl="6" w:tentative="1">
+      <w:start w:val="1"/>
+      <w:numFmt w:val="bullet"/>
+      <w:lvlText w:val=""/>
+      <w:lvlJc w:val="left"/>
+      <w:pPr>
+        <w:tabs>
+          <w:tab w:val="num" w:pos="5040"/>
+        </w:tabs>
+        <w:ind w:left="5040" w:hanging="360"/>
+      </w:pPr>
+      <w:rPr>
+        <w:rFonts w:ascii="Wingdings" w:hAnsi="Wingdings" w:hint="default"/>
+        <w:sz w:val="20"/>
+      </w:rPr>
+    </w:lvl>
+    <w:lvl w:ilvl="7" w:tentative="1">
+      <w:start w:val="1"/>
+      <w:numFmt w:val="bullet"/>
+      <w:lvlText w:val=""/>
+      <w:lvlJc w:val="left"/>
+      <w:pPr>
+        <w:tabs>
+          <w:tab w:val="num" w:pos="5760"/>
+        </w:tabs>
+        <w:ind w:left="5760" w:hanging="360"/>
+      </w:pPr>
+      <w:rPr>
+        <w:rFonts w:ascii="Wingdings" w:hAnsi="Wingdings" w:hint="default"/>
+        <w:sz w:val="20"/>
+      </w:rPr>
+    </w:lvl>
+    <w:lvl w:ilvl="8" w:tentative="1">
+      <w:start w:val="1"/>
+      <w:numFmt w:val="bullet"/>
+      <w:lvlText w:val=""/>
+      <w:lvlJc w:val="left"/>
+      <w:pPr>
+        <w:tabs>
+          <w:tab w:val="num" w:pos="6480"/>
+        </w:tabs>
+        <w:ind w:left="6480" w:hanging="360"/>
+      </w:pPr>
+      <w:rPr>
+        <w:rFonts w:ascii="Wingdings" w:hAnsi="Wingdings" w:hint="default"/>
+        <w:sz w:val="20"/>
+      </w:rPr>
+    </w:lvl>
+  </w:abstractNum>
+  <w:abstractNum w:abstractNumId="20" w15:restartNumberingAfterBreak="0">
+    <w:nsid w:val="46557CEE"/>
+    <w:multiLevelType w:val="multilevel"/>
+    <w:tmpl w:val="F14A66FE"/>
+    <w:lvl w:ilvl="0">
+      <w:start w:val="1"/>
+      <w:numFmt w:val="bullet"/>
+      <w:lvlText w:val=""/>
+      <w:lvlJc w:val="left"/>
+      <w:pPr>
+        <w:tabs>
+          <w:tab w:val="num" w:pos="720"/>
+        </w:tabs>
+        <w:ind w:left="720" w:hanging="360"/>
+      </w:pPr>
+      <w:rPr>
+        <w:rFonts w:ascii="Symbol" w:hAnsi="Symbol" w:hint="default"/>
+        <w:sz w:val="20"/>
+      </w:rPr>
+    </w:lvl>
+    <w:lvl w:ilvl="1" w:tentative="1">
+      <w:start w:val="1"/>
+      <w:numFmt w:val="bullet"/>
+      <w:lvlText w:val="o"/>
+      <w:lvlJc w:val="left"/>
+      <w:pPr>
+        <w:tabs>
+          <w:tab w:val="num" w:pos="1440"/>
+        </w:tabs>
+        <w:ind w:left="1440" w:hanging="360"/>
+      </w:pPr>
+      <w:rPr>
+        <w:rFonts w:ascii="Courier New" w:hAnsi="Courier New" w:hint="default"/>
+        <w:sz w:val="20"/>
+      </w:rPr>
+    </w:lvl>
+    <w:lvl w:ilvl="2" w:tentative="1">
+      <w:start w:val="1"/>
+      <w:numFmt w:val="bullet"/>
+      <w:lvlText w:val=""/>
+      <w:lvlJc w:val="left"/>
+      <w:pPr>
+        <w:tabs>
+          <w:tab w:val="num" w:pos="2160"/>
+        </w:tabs>
+        <w:ind w:left="2160" w:hanging="360"/>
+      </w:pPr>
+      <w:rPr>
+        <w:rFonts w:ascii="Wingdings" w:hAnsi="Wingdings" w:hint="default"/>
+        <w:sz w:val="20"/>
+      </w:rPr>
+    </w:lvl>
+    <w:lvl w:ilvl="3" w:tentative="1">
+      <w:start w:val="1"/>
+      <w:numFmt w:val="bullet"/>
+      <w:lvlText w:val=""/>
+      <w:lvlJc w:val="left"/>
+      <w:pPr>
+        <w:tabs>
+          <w:tab w:val="num" w:pos="2880"/>
+        </w:tabs>
+        <w:ind w:left="2880" w:hanging="360"/>
+      </w:pPr>
+      <w:rPr>
+        <w:rFonts w:ascii="Wingdings" w:hAnsi="Wingdings" w:hint="default"/>
+        <w:sz w:val="20"/>
+      </w:rPr>
+    </w:lvl>
+    <w:lvl w:ilvl="4" w:tentative="1">
+      <w:start w:val="1"/>
+      <w:numFmt w:val="bullet"/>
+      <w:lvlText w:val=""/>
+      <w:lvlJc w:val="left"/>
+      <w:pPr>
+        <w:tabs>
+          <w:tab w:val="num" w:pos="3600"/>
+        </w:tabs>
+        <w:ind w:left="3600" w:hanging="360"/>
+      </w:pPr>
+      <w:rPr>
+        <w:rFonts w:ascii="Wingdings" w:hAnsi="Wingdings" w:hint="default"/>
+        <w:sz w:val="20"/>
+      </w:rPr>
+    </w:lvl>
+    <w:lvl w:ilvl="5" w:tentative="1">
+      <w:start w:val="1"/>
+      <w:numFmt w:val="bullet"/>
+      <w:lvlText w:val=""/>
+      <w:lvlJc w:val="left"/>
+      <w:pPr>
+        <w:tabs>
+          <w:tab w:val="num" w:pos="4320"/>
+        </w:tabs>
+        <w:ind w:left="4320" w:hanging="360"/>
+      </w:pPr>
+      <w:rPr>
+        <w:rFonts w:ascii="Wingdings" w:hAnsi="Wingdings" w:hint="default"/>
+        <w:sz w:val="20"/>
+      </w:rPr>
+    </w:lvl>
+    <w:lvl w:ilvl="6" w:tentative="1">
+      <w:start w:val="1"/>
+      <w:numFmt w:val="bullet"/>
+      <w:lvlText w:val=""/>
+      <w:lvlJc w:val="left"/>
+      <w:pPr>
+        <w:tabs>
+          <w:tab w:val="num" w:pos="5040"/>
+        </w:tabs>
+        <w:ind w:left="5040" w:hanging="360"/>
+      </w:pPr>
+      <w:rPr>
+        <w:rFonts w:ascii="Wingdings" w:hAnsi="Wingdings" w:hint="default"/>
+        <w:sz w:val="20"/>
+      </w:rPr>
+    </w:lvl>
+    <w:lvl w:ilvl="7" w:tentative="1">
+      <w:start w:val="1"/>
+      <w:numFmt w:val="bullet"/>
+      <w:lvlText w:val=""/>
+      <w:lvlJc w:val="left"/>
+      <w:pPr>
+        <w:tabs>
+          <w:tab w:val="num" w:pos="5760"/>
+        </w:tabs>
+        <w:ind w:left="5760" w:hanging="360"/>
+      </w:pPr>
+      <w:rPr>
+        <w:rFonts w:ascii="Wingdings" w:hAnsi="Wingdings" w:hint="default"/>
+        <w:sz w:val="20"/>
+      </w:rPr>
+    </w:lvl>
+    <w:lvl w:ilvl="8" w:tentative="1">
+      <w:start w:val="1"/>
+      <w:numFmt w:val="bullet"/>
+      <w:lvlText w:val=""/>
+      <w:lvlJc w:val="left"/>
+      <w:pPr>
+        <w:tabs>
+          <w:tab w:val="num" w:pos="6480"/>
+        </w:tabs>
+        <w:ind w:left="6480" w:hanging="360"/>
+      </w:pPr>
+      <w:rPr>
+        <w:rFonts w:ascii="Wingdings" w:hAnsi="Wingdings" w:hint="default"/>
+        <w:sz w:val="20"/>
+      </w:rPr>
+    </w:lvl>
+  </w:abstractNum>
+  <w:abstractNum w:abstractNumId="21" w15:restartNumberingAfterBreak="0">
     <w:nsid w:val="4D2429FE"/>
     <w:multiLevelType w:val="multilevel"/>
     <w:tmpl w:val="804EBBA2"/>
@@ -3908,7 +5200,7 @@
       </w:rPr>
     </w:lvl>
   </w:abstractNum>
-  <w:abstractNum w:abstractNumId="14" w15:restartNumberingAfterBreak="0">
+  <w:abstractNum w:abstractNumId="22" w15:restartNumberingAfterBreak="0">
     <w:nsid w:val="5216681E"/>
     <w:multiLevelType w:val="multilevel"/>
     <w:tmpl w:val="27D0C100"/>
@@ -4057,7 +5349,7 @@
       </w:rPr>
     </w:lvl>
   </w:abstractNum>
-  <w:abstractNum w:abstractNumId="15" w15:restartNumberingAfterBreak="0">
+  <w:abstractNum w:abstractNumId="23" w15:restartNumberingAfterBreak="0">
     <w:nsid w:val="60EE51A1"/>
     <w:multiLevelType w:val="multilevel"/>
     <w:tmpl w:val="60EE51A1"/>
@@ -4170,7 +5462,269 @@
       </w:rPr>
     </w:lvl>
   </w:abstractNum>
-  <w:abstractNum w:abstractNumId="16" w15:restartNumberingAfterBreak="0">
+  <w:abstractNum w:abstractNumId="24" w15:restartNumberingAfterBreak="0">
+    <w:nsid w:val="61704CBB"/>
+    <w:multiLevelType w:val="hybridMultilevel"/>
+    <w:tmpl w:val="D9481CF2"/>
+    <w:lvl w:ilvl="0" w:tplc="04190001">
+      <w:start w:val="1"/>
+      <w:numFmt w:val="bullet"/>
+      <w:lvlText w:val=""/>
+      <w:lvlJc w:val="left"/>
+      <w:pPr>
+        <w:ind w:left="1429" w:hanging="360"/>
+      </w:pPr>
+      <w:rPr>
+        <w:rFonts w:ascii="Symbol" w:hAnsi="Symbol" w:hint="default"/>
+      </w:rPr>
+    </w:lvl>
+    <w:lvl w:ilvl="1" w:tplc="04190003" w:tentative="1">
+      <w:start w:val="1"/>
+      <w:numFmt w:val="bullet"/>
+      <w:lvlText w:val="o"/>
+      <w:lvlJc w:val="left"/>
+      <w:pPr>
+        <w:ind w:left="2149" w:hanging="360"/>
+      </w:pPr>
+      <w:rPr>
+        <w:rFonts w:ascii="Courier New" w:hAnsi="Courier New" w:cs="Courier New" w:hint="default"/>
+      </w:rPr>
+    </w:lvl>
+    <w:lvl w:ilvl="2" w:tplc="04190005" w:tentative="1">
+      <w:start w:val="1"/>
+      <w:numFmt w:val="bullet"/>
+      <w:lvlText w:val=""/>
+      <w:lvlJc w:val="left"/>
+      <w:pPr>
+        <w:ind w:left="2869" w:hanging="360"/>
+      </w:pPr>
+      <w:rPr>
+        <w:rFonts w:ascii="Wingdings" w:hAnsi="Wingdings" w:hint="default"/>
+      </w:rPr>
+    </w:lvl>
+    <w:lvl w:ilvl="3" w:tplc="04190001" w:tentative="1">
+      <w:start w:val="1"/>
+      <w:numFmt w:val="bullet"/>
+      <w:lvlText w:val=""/>
+      <w:lvlJc w:val="left"/>
+      <w:pPr>
+        <w:ind w:left="3589" w:hanging="360"/>
+      </w:pPr>
+      <w:rPr>
+        <w:rFonts w:ascii="Symbol" w:hAnsi="Symbol" w:hint="default"/>
+      </w:rPr>
+    </w:lvl>
+    <w:lvl w:ilvl="4" w:tplc="04190003" w:tentative="1">
+      <w:start w:val="1"/>
+      <w:numFmt w:val="bullet"/>
+      <w:lvlText w:val="o"/>
+      <w:lvlJc w:val="left"/>
+      <w:pPr>
+        <w:ind w:left="4309" w:hanging="360"/>
+      </w:pPr>
+      <w:rPr>
+        <w:rFonts w:ascii="Courier New" w:hAnsi="Courier New" w:cs="Courier New" w:hint="default"/>
+      </w:rPr>
+    </w:lvl>
+    <w:lvl w:ilvl="5" w:tplc="04190005" w:tentative="1">
+      <w:start w:val="1"/>
+      <w:numFmt w:val="bullet"/>
+      <w:lvlText w:val=""/>
+      <w:lvlJc w:val="left"/>
+      <w:pPr>
+        <w:ind w:left="5029" w:hanging="360"/>
+      </w:pPr>
+      <w:rPr>
+        <w:rFonts w:ascii="Wingdings" w:hAnsi="Wingdings" w:hint="default"/>
+      </w:rPr>
+    </w:lvl>
+    <w:lvl w:ilvl="6" w:tplc="04190001" w:tentative="1">
+      <w:start w:val="1"/>
+      <w:numFmt w:val="bullet"/>
+      <w:lvlText w:val=""/>
+      <w:lvlJc w:val="left"/>
+      <w:pPr>
+        <w:ind w:left="5749" w:hanging="360"/>
+      </w:pPr>
+      <w:rPr>
+        <w:rFonts w:ascii="Symbol" w:hAnsi="Symbol" w:hint="default"/>
+      </w:rPr>
+    </w:lvl>
+    <w:lvl w:ilvl="7" w:tplc="04190003" w:tentative="1">
+      <w:start w:val="1"/>
+      <w:numFmt w:val="bullet"/>
+      <w:lvlText w:val="o"/>
+      <w:lvlJc w:val="left"/>
+      <w:pPr>
+        <w:ind w:left="6469" w:hanging="360"/>
+      </w:pPr>
+      <w:rPr>
+        <w:rFonts w:ascii="Courier New" w:hAnsi="Courier New" w:cs="Courier New" w:hint="default"/>
+      </w:rPr>
+    </w:lvl>
+    <w:lvl w:ilvl="8" w:tplc="04190005" w:tentative="1">
+      <w:start w:val="1"/>
+      <w:numFmt w:val="bullet"/>
+      <w:lvlText w:val=""/>
+      <w:lvlJc w:val="left"/>
+      <w:pPr>
+        <w:ind w:left="7189" w:hanging="360"/>
+      </w:pPr>
+      <w:rPr>
+        <w:rFonts w:ascii="Wingdings" w:hAnsi="Wingdings" w:hint="default"/>
+      </w:rPr>
+    </w:lvl>
+  </w:abstractNum>
+  <w:abstractNum w:abstractNumId="25" w15:restartNumberingAfterBreak="0">
+    <w:nsid w:val="645439FD"/>
+    <w:multiLevelType w:val="multilevel"/>
+    <w:tmpl w:val="D87A42A6"/>
+    <w:lvl w:ilvl="0">
+      <w:start w:val="1"/>
+      <w:numFmt w:val="bullet"/>
+      <w:lvlText w:val=""/>
+      <w:lvlJc w:val="left"/>
+      <w:pPr>
+        <w:tabs>
+          <w:tab w:val="num" w:pos="720"/>
+        </w:tabs>
+        <w:ind w:left="720" w:hanging="360"/>
+      </w:pPr>
+      <w:rPr>
+        <w:rFonts w:ascii="Symbol" w:hAnsi="Symbol" w:hint="default"/>
+        <w:sz w:val="20"/>
+      </w:rPr>
+    </w:lvl>
+    <w:lvl w:ilvl="1" w:tentative="1">
+      <w:start w:val="1"/>
+      <w:numFmt w:val="bullet"/>
+      <w:lvlText w:val="o"/>
+      <w:lvlJc w:val="left"/>
+      <w:pPr>
+        <w:tabs>
+          <w:tab w:val="num" w:pos="1440"/>
+        </w:tabs>
+        <w:ind w:left="1440" w:hanging="360"/>
+      </w:pPr>
+      <w:rPr>
+        <w:rFonts w:ascii="Courier New" w:hAnsi="Courier New" w:hint="default"/>
+        <w:sz w:val="20"/>
+      </w:rPr>
+    </w:lvl>
+    <w:lvl w:ilvl="2" w:tentative="1">
+      <w:start w:val="1"/>
+      <w:numFmt w:val="bullet"/>
+      <w:lvlText w:val=""/>
+      <w:lvlJc w:val="left"/>
+      <w:pPr>
+        <w:tabs>
+          <w:tab w:val="num" w:pos="2160"/>
+        </w:tabs>
+        <w:ind w:left="2160" w:hanging="360"/>
+      </w:pPr>
+      <w:rPr>
+        <w:rFonts w:ascii="Wingdings" w:hAnsi="Wingdings" w:hint="default"/>
+        <w:sz w:val="20"/>
+      </w:rPr>
+    </w:lvl>
+    <w:lvl w:ilvl="3" w:tentative="1">
+      <w:start w:val="1"/>
+      <w:numFmt w:val="bullet"/>
+      <w:lvlText w:val=""/>
+      <w:lvlJc w:val="left"/>
+      <w:pPr>
+        <w:tabs>
+          <w:tab w:val="num" w:pos="2880"/>
+        </w:tabs>
+        <w:ind w:left="2880" w:hanging="360"/>
+      </w:pPr>
+      <w:rPr>
+        <w:rFonts w:ascii="Wingdings" w:hAnsi="Wingdings" w:hint="default"/>
+        <w:sz w:val="20"/>
+      </w:rPr>
+    </w:lvl>
+    <w:lvl w:ilvl="4" w:tentative="1">
+      <w:start w:val="1"/>
+      <w:numFmt w:val="bullet"/>
+      <w:lvlText w:val=""/>
+      <w:lvlJc w:val="left"/>
+      <w:pPr>
+        <w:tabs>
+          <w:tab w:val="num" w:pos="3600"/>
+        </w:tabs>
+        <w:ind w:left="3600" w:hanging="360"/>
+      </w:pPr>
+      <w:rPr>
+        <w:rFonts w:ascii="Wingdings" w:hAnsi="Wingdings" w:hint="default"/>
+        <w:sz w:val="20"/>
+      </w:rPr>
+    </w:lvl>
+    <w:lvl w:ilvl="5" w:tentative="1">
+      <w:start w:val="1"/>
+      <w:numFmt w:val="bullet"/>
+      <w:lvlText w:val=""/>
+      <w:lvlJc w:val="left"/>
+      <w:pPr>
+        <w:tabs>
+          <w:tab w:val="num" w:pos="4320"/>
+        </w:tabs>
+        <w:ind w:left="4320" w:hanging="360"/>
+      </w:pPr>
+      <w:rPr>
+        <w:rFonts w:ascii="Wingdings" w:hAnsi="Wingdings" w:hint="default"/>
+        <w:sz w:val="20"/>
+      </w:rPr>
+    </w:lvl>
+    <w:lvl w:ilvl="6" w:tentative="1">
+      <w:start w:val="1"/>
+      <w:numFmt w:val="bullet"/>
+      <w:lvlText w:val=""/>
+      <w:lvlJc w:val="left"/>
+      <w:pPr>
+        <w:tabs>
+          <w:tab w:val="num" w:pos="5040"/>
+        </w:tabs>
+        <w:ind w:left="5040" w:hanging="360"/>
+      </w:pPr>
+      <w:rPr>
+        <w:rFonts w:ascii="Wingdings" w:hAnsi="Wingdings" w:hint="default"/>
+        <w:sz w:val="20"/>
+      </w:rPr>
+    </w:lvl>
+    <w:lvl w:ilvl="7" w:tentative="1">
+      <w:start w:val="1"/>
+      <w:numFmt w:val="bullet"/>
+      <w:lvlText w:val=""/>
+      <w:lvlJc w:val="left"/>
+      <w:pPr>
+        <w:tabs>
+          <w:tab w:val="num" w:pos="5760"/>
+        </w:tabs>
+        <w:ind w:left="5760" w:hanging="360"/>
+      </w:pPr>
+      <w:rPr>
+        <w:rFonts w:ascii="Wingdings" w:hAnsi="Wingdings" w:hint="default"/>
+        <w:sz w:val="20"/>
+      </w:rPr>
+    </w:lvl>
+    <w:lvl w:ilvl="8" w:tentative="1">
+      <w:start w:val="1"/>
+      <w:numFmt w:val="bullet"/>
+      <w:lvlText w:val=""/>
+      <w:lvlJc w:val="left"/>
+      <w:pPr>
+        <w:tabs>
+          <w:tab w:val="num" w:pos="6480"/>
+        </w:tabs>
+        <w:ind w:left="6480" w:hanging="360"/>
+      </w:pPr>
+      <w:rPr>
+        <w:rFonts w:ascii="Wingdings" w:hAnsi="Wingdings" w:hint="default"/>
+        <w:sz w:val="20"/>
+      </w:rPr>
+    </w:lvl>
+  </w:abstractNum>
+  <w:abstractNum w:abstractNumId="26" w15:restartNumberingAfterBreak="0">
     <w:nsid w:val="6BD04AD4"/>
     <w:multiLevelType w:val="multilevel"/>
     <w:tmpl w:val="E52A0882"/>
@@ -4319,7 +5873,7 @@
       </w:rPr>
     </w:lvl>
   </w:abstractNum>
-  <w:abstractNum w:abstractNumId="17" w15:restartNumberingAfterBreak="0">
+  <w:abstractNum w:abstractNumId="27" w15:restartNumberingAfterBreak="0">
     <w:nsid w:val="73183A7A"/>
     <w:multiLevelType w:val="multilevel"/>
     <w:tmpl w:val="10504C16"/>
@@ -4432,7 +5986,269 @@
       </w:rPr>
     </w:lvl>
   </w:abstractNum>
-  <w:abstractNum w:abstractNumId="18" w15:restartNumberingAfterBreak="0">
+  <w:abstractNum w:abstractNumId="28" w15:restartNumberingAfterBreak="0">
+    <w:nsid w:val="75F61F66"/>
+    <w:multiLevelType w:val="multilevel"/>
+    <w:tmpl w:val="9AF2E1BA"/>
+    <w:lvl w:ilvl="0">
+      <w:start w:val="1"/>
+      <w:numFmt w:val="bullet"/>
+      <w:lvlText w:val=""/>
+      <w:lvlJc w:val="left"/>
+      <w:pPr>
+        <w:tabs>
+          <w:tab w:val="num" w:pos="720"/>
+        </w:tabs>
+        <w:ind w:left="720" w:hanging="360"/>
+      </w:pPr>
+      <w:rPr>
+        <w:rFonts w:ascii="Symbol" w:hAnsi="Symbol" w:hint="default"/>
+        <w:sz w:val="20"/>
+      </w:rPr>
+    </w:lvl>
+    <w:lvl w:ilvl="1" w:tentative="1">
+      <w:start w:val="1"/>
+      <w:numFmt w:val="bullet"/>
+      <w:lvlText w:val="o"/>
+      <w:lvlJc w:val="left"/>
+      <w:pPr>
+        <w:tabs>
+          <w:tab w:val="num" w:pos="1440"/>
+        </w:tabs>
+        <w:ind w:left="1440" w:hanging="360"/>
+      </w:pPr>
+      <w:rPr>
+        <w:rFonts w:ascii="Courier New" w:hAnsi="Courier New" w:hint="default"/>
+        <w:sz w:val="20"/>
+      </w:rPr>
+    </w:lvl>
+    <w:lvl w:ilvl="2" w:tentative="1">
+      <w:start w:val="1"/>
+      <w:numFmt w:val="bullet"/>
+      <w:lvlText w:val=""/>
+      <w:lvlJc w:val="left"/>
+      <w:pPr>
+        <w:tabs>
+          <w:tab w:val="num" w:pos="2160"/>
+        </w:tabs>
+        <w:ind w:left="2160" w:hanging="360"/>
+      </w:pPr>
+      <w:rPr>
+        <w:rFonts w:ascii="Wingdings" w:hAnsi="Wingdings" w:hint="default"/>
+        <w:sz w:val="20"/>
+      </w:rPr>
+    </w:lvl>
+    <w:lvl w:ilvl="3" w:tentative="1">
+      <w:start w:val="1"/>
+      <w:numFmt w:val="bullet"/>
+      <w:lvlText w:val=""/>
+      <w:lvlJc w:val="left"/>
+      <w:pPr>
+        <w:tabs>
+          <w:tab w:val="num" w:pos="2880"/>
+        </w:tabs>
+        <w:ind w:left="2880" w:hanging="360"/>
+      </w:pPr>
+      <w:rPr>
+        <w:rFonts w:ascii="Wingdings" w:hAnsi="Wingdings" w:hint="default"/>
+        <w:sz w:val="20"/>
+      </w:rPr>
+    </w:lvl>
+    <w:lvl w:ilvl="4" w:tentative="1">
+      <w:start w:val="1"/>
+      <w:numFmt w:val="bullet"/>
+      <w:lvlText w:val=""/>
+      <w:lvlJc w:val="left"/>
+      <w:pPr>
+        <w:tabs>
+          <w:tab w:val="num" w:pos="3600"/>
+        </w:tabs>
+        <w:ind w:left="3600" w:hanging="360"/>
+      </w:pPr>
+      <w:rPr>
+        <w:rFonts w:ascii="Wingdings" w:hAnsi="Wingdings" w:hint="default"/>
+        <w:sz w:val="20"/>
+      </w:rPr>
+    </w:lvl>
+    <w:lvl w:ilvl="5" w:tentative="1">
+      <w:start w:val="1"/>
+      <w:numFmt w:val="bullet"/>
+      <w:lvlText w:val=""/>
+      <w:lvlJc w:val="left"/>
+      <w:pPr>
+        <w:tabs>
+          <w:tab w:val="num" w:pos="4320"/>
+        </w:tabs>
+        <w:ind w:left="4320" w:hanging="360"/>
+      </w:pPr>
+      <w:rPr>
+        <w:rFonts w:ascii="Wingdings" w:hAnsi="Wingdings" w:hint="default"/>
+        <w:sz w:val="20"/>
+      </w:rPr>
+    </w:lvl>
+    <w:lvl w:ilvl="6" w:tentative="1">
+      <w:start w:val="1"/>
+      <w:numFmt w:val="bullet"/>
+      <w:lvlText w:val=""/>
+      <w:lvlJc w:val="left"/>
+      <w:pPr>
+        <w:tabs>
+          <w:tab w:val="num" w:pos="5040"/>
+        </w:tabs>
+        <w:ind w:left="5040" w:hanging="360"/>
+      </w:pPr>
+      <w:rPr>
+        <w:rFonts w:ascii="Wingdings" w:hAnsi="Wingdings" w:hint="default"/>
+        <w:sz w:val="20"/>
+      </w:rPr>
+    </w:lvl>
+    <w:lvl w:ilvl="7" w:tentative="1">
+      <w:start w:val="1"/>
+      <w:numFmt w:val="bullet"/>
+      <w:lvlText w:val=""/>
+      <w:lvlJc w:val="left"/>
+      <w:pPr>
+        <w:tabs>
+          <w:tab w:val="num" w:pos="5760"/>
+        </w:tabs>
+        <w:ind w:left="5760" w:hanging="360"/>
+      </w:pPr>
+      <w:rPr>
+        <w:rFonts w:ascii="Wingdings" w:hAnsi="Wingdings" w:hint="default"/>
+        <w:sz w:val="20"/>
+      </w:rPr>
+    </w:lvl>
+    <w:lvl w:ilvl="8" w:tentative="1">
+      <w:start w:val="1"/>
+      <w:numFmt w:val="bullet"/>
+      <w:lvlText w:val=""/>
+      <w:lvlJc w:val="left"/>
+      <w:pPr>
+        <w:tabs>
+          <w:tab w:val="num" w:pos="6480"/>
+        </w:tabs>
+        <w:ind w:left="6480" w:hanging="360"/>
+      </w:pPr>
+      <w:rPr>
+        <w:rFonts w:ascii="Wingdings" w:hAnsi="Wingdings" w:hint="default"/>
+        <w:sz w:val="20"/>
+      </w:rPr>
+    </w:lvl>
+  </w:abstractNum>
+  <w:abstractNum w:abstractNumId="29" w15:restartNumberingAfterBreak="0">
+    <w:nsid w:val="763F27B3"/>
+    <w:multiLevelType w:val="hybridMultilevel"/>
+    <w:tmpl w:val="60A63806"/>
+    <w:lvl w:ilvl="0" w:tplc="04190001">
+      <w:start w:val="1"/>
+      <w:numFmt w:val="bullet"/>
+      <w:lvlText w:val=""/>
+      <w:lvlJc w:val="left"/>
+      <w:pPr>
+        <w:ind w:left="1429" w:hanging="360"/>
+      </w:pPr>
+      <w:rPr>
+        <w:rFonts w:ascii="Symbol" w:hAnsi="Symbol" w:hint="default"/>
+      </w:rPr>
+    </w:lvl>
+    <w:lvl w:ilvl="1" w:tplc="04190003" w:tentative="1">
+      <w:start w:val="1"/>
+      <w:numFmt w:val="bullet"/>
+      <w:lvlText w:val="o"/>
+      <w:lvlJc w:val="left"/>
+      <w:pPr>
+        <w:ind w:left="2149" w:hanging="360"/>
+      </w:pPr>
+      <w:rPr>
+        <w:rFonts w:ascii="Courier New" w:hAnsi="Courier New" w:cs="Courier New" w:hint="default"/>
+      </w:rPr>
+    </w:lvl>
+    <w:lvl w:ilvl="2" w:tplc="04190005" w:tentative="1">
+      <w:start w:val="1"/>
+      <w:numFmt w:val="bullet"/>
+      <w:lvlText w:val=""/>
+      <w:lvlJc w:val="left"/>
+      <w:pPr>
+        <w:ind w:left="2869" w:hanging="360"/>
+      </w:pPr>
+      <w:rPr>
+        <w:rFonts w:ascii="Wingdings" w:hAnsi="Wingdings" w:hint="default"/>
+      </w:rPr>
+    </w:lvl>
+    <w:lvl w:ilvl="3" w:tplc="04190001" w:tentative="1">
+      <w:start w:val="1"/>
+      <w:numFmt w:val="bullet"/>
+      <w:lvlText w:val=""/>
+      <w:lvlJc w:val="left"/>
+      <w:pPr>
+        <w:ind w:left="3589" w:hanging="360"/>
+      </w:pPr>
+      <w:rPr>
+        <w:rFonts w:ascii="Symbol" w:hAnsi="Symbol" w:hint="default"/>
+      </w:rPr>
+    </w:lvl>
+    <w:lvl w:ilvl="4" w:tplc="04190003" w:tentative="1">
+      <w:start w:val="1"/>
+      <w:numFmt w:val="bullet"/>
+      <w:lvlText w:val="o"/>
+      <w:lvlJc w:val="left"/>
+      <w:pPr>
+        <w:ind w:left="4309" w:hanging="360"/>
+      </w:pPr>
+      <w:rPr>
+        <w:rFonts w:ascii="Courier New" w:hAnsi="Courier New" w:cs="Courier New" w:hint="default"/>
+      </w:rPr>
+    </w:lvl>
+    <w:lvl w:ilvl="5" w:tplc="04190005" w:tentative="1">
+      <w:start w:val="1"/>
+      <w:numFmt w:val="bullet"/>
+      <w:lvlText w:val=""/>
+      <w:lvlJc w:val="left"/>
+      <w:pPr>
+        <w:ind w:left="5029" w:hanging="360"/>
+      </w:pPr>
+      <w:rPr>
+        <w:rFonts w:ascii="Wingdings" w:hAnsi="Wingdings" w:hint="default"/>
+      </w:rPr>
+    </w:lvl>
+    <w:lvl w:ilvl="6" w:tplc="04190001" w:tentative="1">
+      <w:start w:val="1"/>
+      <w:numFmt w:val="bullet"/>
+      <w:lvlText w:val=""/>
+      <w:lvlJc w:val="left"/>
+      <w:pPr>
+        <w:ind w:left="5749" w:hanging="360"/>
+      </w:pPr>
+      <w:rPr>
+        <w:rFonts w:ascii="Symbol" w:hAnsi="Symbol" w:hint="default"/>
+      </w:rPr>
+    </w:lvl>
+    <w:lvl w:ilvl="7" w:tplc="04190003" w:tentative="1">
+      <w:start w:val="1"/>
+      <w:numFmt w:val="bullet"/>
+      <w:lvlText w:val="o"/>
+      <w:lvlJc w:val="left"/>
+      <w:pPr>
+        <w:ind w:left="6469" w:hanging="360"/>
+      </w:pPr>
+      <w:rPr>
+        <w:rFonts w:ascii="Courier New" w:hAnsi="Courier New" w:cs="Courier New" w:hint="default"/>
+      </w:rPr>
+    </w:lvl>
+    <w:lvl w:ilvl="8" w:tplc="04190005" w:tentative="1">
+      <w:start w:val="1"/>
+      <w:numFmt w:val="bullet"/>
+      <w:lvlText w:val=""/>
+      <w:lvlJc w:val="left"/>
+      <w:pPr>
+        <w:ind w:left="7189" w:hanging="360"/>
+      </w:pPr>
+      <w:rPr>
+        <w:rFonts w:ascii="Wingdings" w:hAnsi="Wingdings" w:hint="default"/>
+      </w:rPr>
+    </w:lvl>
+  </w:abstractNum>
+  <w:abstractNum w:abstractNumId="30" w15:restartNumberingAfterBreak="0">
     <w:nsid w:val="76CC46A4"/>
     <w:multiLevelType w:val="multilevel"/>
     <w:tmpl w:val="68A4C6B4"/>
@@ -4582,61 +6398,97 @@
     </w:lvl>
   </w:abstractNum>
   <w:num w:numId="1" w16cid:durableId="1721202720">
-    <w:abstractNumId w:val="15"/>
+    <w:abstractNumId w:val="23"/>
   </w:num>
   <w:num w:numId="2" w16cid:durableId="1534878038">
+    <w:abstractNumId w:val="8"/>
+  </w:num>
+  <w:num w:numId="3" w16cid:durableId="970551710">
     <w:abstractNumId w:val="5"/>
   </w:num>
-  <w:num w:numId="3" w16cid:durableId="970551710">
-    <w:abstractNumId w:val="2"/>
-  </w:num>
   <w:num w:numId="4" w16cid:durableId="906644929">
-    <w:abstractNumId w:val="7"/>
+    <w:abstractNumId w:val="11"/>
   </w:num>
   <w:num w:numId="5" w16cid:durableId="1137992102">
-    <w:abstractNumId w:val="3"/>
+    <w:abstractNumId w:val="6"/>
   </w:num>
   <w:num w:numId="6" w16cid:durableId="1832678648">
-    <w:abstractNumId w:val="11"/>
+    <w:abstractNumId w:val="17"/>
   </w:num>
   <w:num w:numId="7" w16cid:durableId="1032918845">
-    <w:abstractNumId w:val="12"/>
+    <w:abstractNumId w:val="18"/>
   </w:num>
   <w:num w:numId="8" w16cid:durableId="534781620">
     <w:abstractNumId w:val="0"/>
   </w:num>
   <w:num w:numId="9" w16cid:durableId="557206716">
-    <w:abstractNumId w:val="17"/>
+    <w:abstractNumId w:val="27"/>
   </w:num>
   <w:num w:numId="10" w16cid:durableId="476990377">
-    <w:abstractNumId w:val="6"/>
+    <w:abstractNumId w:val="9"/>
   </w:num>
   <w:num w:numId="11" w16cid:durableId="1053575498">
+    <w:abstractNumId w:val="14"/>
+  </w:num>
+  <w:num w:numId="12" w16cid:durableId="1648513345">
+    <w:abstractNumId w:val="26"/>
+  </w:num>
+  <w:num w:numId="13" w16cid:durableId="1057239995">
+    <w:abstractNumId w:val="30"/>
+  </w:num>
+  <w:num w:numId="14" w16cid:durableId="1458793128">
+    <w:abstractNumId w:val="21"/>
+  </w:num>
+  <w:num w:numId="15" w16cid:durableId="1454471574">
+    <w:abstractNumId w:val="3"/>
+  </w:num>
+  <w:num w:numId="16" w16cid:durableId="2064862149">
+    <w:abstractNumId w:val="13"/>
+  </w:num>
+  <w:num w:numId="17" w16cid:durableId="959916108">
+    <w:abstractNumId w:val="7"/>
+  </w:num>
+  <w:num w:numId="18" w16cid:durableId="1307321271">
+    <w:abstractNumId w:val="12"/>
+  </w:num>
+  <w:num w:numId="19" w16cid:durableId="1296451747">
+    <w:abstractNumId w:val="22"/>
+  </w:num>
+  <w:num w:numId="20" w16cid:durableId="1081176758">
+    <w:abstractNumId w:val="1"/>
+  </w:num>
+  <w:num w:numId="21" w16cid:durableId="417020129">
+    <w:abstractNumId w:val="28"/>
+  </w:num>
+  <w:num w:numId="22" w16cid:durableId="1380470438">
+    <w:abstractNumId w:val="20"/>
+  </w:num>
+  <w:num w:numId="23" w16cid:durableId="1060128356">
+    <w:abstractNumId w:val="4"/>
+  </w:num>
+  <w:num w:numId="24" w16cid:durableId="2057661678">
+    <w:abstractNumId w:val="16"/>
+  </w:num>
+  <w:num w:numId="25" w16cid:durableId="1459254305">
     <w:abstractNumId w:val="10"/>
   </w:num>
-  <w:num w:numId="12" w16cid:durableId="1648513345">
-    <w:abstractNumId w:val="16"/>
+  <w:num w:numId="26" w16cid:durableId="612134026">
+    <w:abstractNumId w:val="25"/>
   </w:num>
-  <w:num w:numId="13" w16cid:durableId="1057239995">
-    <w:abstractNumId w:val="18"/>
+  <w:num w:numId="27" w16cid:durableId="726609937">
+    <w:abstractNumId w:val="15"/>
   </w:num>
-  <w:num w:numId="14" w16cid:durableId="1458793128">
-    <w:abstractNumId w:val="13"/>
+  <w:num w:numId="28" w16cid:durableId="1620837728">
+    <w:abstractNumId w:val="19"/>
   </w:num>
-  <w:num w:numId="15" w16cid:durableId="1454471574">
-    <w:abstractNumId w:val="1"/>
+  <w:num w:numId="29" w16cid:durableId="1910387977">
+    <w:abstractNumId w:val="24"/>
   </w:num>
-  <w:num w:numId="16" w16cid:durableId="2064862149">
-    <w:abstractNumId w:val="9"/>
+  <w:num w:numId="30" w16cid:durableId="553779446">
+    <w:abstractNumId w:val="2"/>
   </w:num>
-  <w:num w:numId="17" w16cid:durableId="959916108">
-    <w:abstractNumId w:val="4"/>
-  </w:num>
-  <w:num w:numId="18" w16cid:durableId="1307321271">
-    <w:abstractNumId w:val="8"/>
-  </w:num>
-  <w:num w:numId="19" w16cid:durableId="1296451747">
-    <w:abstractNumId w:val="14"/>
+  <w:num w:numId="31" w16cid:durableId="821509667">
+    <w:abstractNumId w:val="29"/>
   </w:num>
 </w:numbering>
 </file>
@@ -5033,11 +6885,16 @@
   <w:style w:type="paragraph" w:default="1" w:styleId="a">
     <w:name w:val="Normal"/>
     <w:qFormat/>
+    <w:rsid w:val="00B23465"/>
     <w:pPr>
-      <w:spacing w:after="160" w:line="259" w:lineRule="auto"/>
+      <w:spacing w:line="360" w:lineRule="auto"/>
+      <w:ind w:firstLine="709"/>
+      <w:contextualSpacing/>
+      <w:jc w:val="both"/>
     </w:pPr>
     <w:rPr>
-      <w:sz w:val="22"/>
+      <w:rFonts w:ascii="Times New Roman" w:hAnsi="Times New Roman"/>
+      <w:sz w:val="28"/>
       <w:szCs w:val="22"/>
       <w:lang w:val="ru"/>
     </w:rPr>
@@ -5053,7 +6910,7 @@
       <w:outlineLvl w:val="0"/>
     </w:pPr>
     <w:rPr>
-      <w:rFonts w:ascii="Times New Roman" w:eastAsia="Times New Roman" w:hAnsi="Times New Roman" w:cs="Times New Roman"/>
+      <w:rFonts w:eastAsia="Times New Roman" w:cs="Times New Roman"/>
       <w:b/>
       <w:bCs/>
       <w:sz w:val="48"/>
@@ -5071,16 +6928,12 @@
     <w:pPr>
       <w:keepNext/>
       <w:keepLines/>
-      <w:spacing w:before="360" w:after="360" w:line="360" w:lineRule="auto"/>
-      <w:contextualSpacing/>
-      <w:jc w:val="both"/>
+      <w:spacing w:before="360" w:after="360"/>
       <w:outlineLvl w:val="1"/>
     </w:pPr>
     <w:rPr>
-      <w:rFonts w:ascii="Times New Roman" w:hAnsi="Times New Roman"/>
       <w:b/>
       <w:color w:val="000000" w:themeColor="text1"/>
-      <w:sz w:val="28"/>
       <w:szCs w:val="26"/>
     </w:rPr>
   </w:style>
@@ -5094,7 +6947,7 @@
     <w:pPr>
       <w:keepNext/>
       <w:keepLines/>
-      <w:spacing w:before="40" w:after="0"/>
+      <w:spacing w:before="40"/>
       <w:outlineLvl w:val="2"/>
     </w:pPr>
     <w:rPr>
@@ -5246,7 +7099,6 @@
     <w:qFormat/>
     <w:pPr>
       <w:ind w:left="720"/>
-      <w:contextualSpacing/>
     </w:pPr>
   </w:style>
 </w:styles>
